--- a/cfihos.docx
+++ b/cfihos.docx
@@ -89,7 +89,6 @@
           <w:lang w:val="en-GB"/>
         </w:rPr>
       </w:pPr>
-      <w:proofErr w:type="spellStart"/>
       <w:r>
         <w:rPr>
           <w:color w:val="156082" w:themeColor="accent1"/>
@@ -97,17 +96,7 @@
           <w:szCs w:val="40"/>
           <w:lang w:val="en-GB"/>
         </w:rPr>
-        <w:t>Semantifying</w:t>
-      </w:r>
-      <w:proofErr w:type="spellEnd"/>
-      <w:r>
-        <w:rPr>
-          <w:color w:val="156082" w:themeColor="accent1"/>
-          <w:sz w:val="40"/>
-          <w:szCs w:val="40"/>
-          <w:lang w:val="en-GB"/>
-        </w:rPr>
-        <w:t xml:space="preserve"> CFIHOS Standard</w:t>
+        <w:t>Semantifying CFIHOS Standard</w:t>
       </w:r>
     </w:p>
     <w:p>
@@ -1240,7 +1229,23 @@
                 <w:noProof/>
                 <w:lang w:val="en-GB"/>
               </w:rPr>
-              <w:t>Units of measurements</w:t>
+              <w:t>Units of measureme</w:t>
+            </w:r>
+            <w:r>
+              <w:rPr>
+                <w:rStyle w:val="Hipervnculo"/>
+                <w:noProof/>
+                <w:lang w:val="en-GB"/>
+              </w:rPr>
+              <w:t>n</w:t>
+            </w:r>
+            <w:r>
+              <w:rPr>
+                <w:rStyle w:val="Hipervnculo"/>
+                <w:noProof/>
+                <w:lang w:val="en-GB"/>
+              </w:rPr>
+              <w:t>ts</w:t>
             </w:r>
             <w:r>
               <w:rPr>
@@ -2249,33 +2254,11 @@
         </w:rPr>
         <w:t xml:space="preserve"> the </w:t>
       </w:r>
-      <w:proofErr w:type="spellStart"/>
-      <w:r>
-        <w:rPr>
-          <w:lang w:val="en-GB"/>
-        </w:rPr>
-        <w:t>semantification</w:t>
-      </w:r>
-      <w:proofErr w:type="spellEnd"/>
-      <w:r>
-        <w:rPr>
-          <w:lang w:val="en-GB"/>
-        </w:rPr>
-        <w:t xml:space="preserve"> process of the CFIHOS standard, </w:t>
-      </w:r>
-      <w:proofErr w:type="gramStart"/>
-      <w:r>
-        <w:rPr>
-          <w:lang w:val="en-GB"/>
-        </w:rPr>
-        <w:t>in particular,</w:t>
-      </w:r>
-      <w:proofErr w:type="gramEnd"/>
-      <w:r>
-        <w:rPr>
-          <w:lang w:val="en-GB"/>
-        </w:rPr>
-        <w:t xml:space="preserve"> its conversion to </w:t>
+      <w:r>
+        <w:rPr>
+          <w:lang w:val="en-GB"/>
+        </w:rPr>
+        <w:t xml:space="preserve">semantification process of the CFIHOS standard, in particular, its conversion to </w:t>
       </w:r>
       <w:r>
         <w:rPr>
@@ -2449,38 +2432,37 @@
         <w:rPr>
           <w:lang w:val="en-GB" w:eastAsia="en-US"/>
         </w:rPr>
-        <w:t xml:space="preserve">Representing industrial information standards such as CFIHOS in OWL allows the semantics of the model to be made explicit, unambiguous, and </w:t>
-      </w:r>
-      <w:proofErr w:type="gramStart"/>
-      <w:r>
+        <w:t>Representing industrial information standards such as CFIHOS in OWL allows the semantics of the model to be made explicit, unambiguous, and machine-actionable. This transformation facilitates integration with other ontology-based standards and provides a foundation for advanced use cases such as semantic validation, data integration, and knowledge-based analytics.</w:t>
+      </w:r>
+    </w:p>
+    <w:p>
+      <w:pPr>
+        <w:pStyle w:val="Ttulo2"/>
+        <w:rPr>
+          <w:lang w:val="en-GB"/>
+        </w:rPr>
+      </w:pPr>
+      <w:bookmarkStart w:id="4" w:name="_Toc221284072"/>
+      <w:r>
+        <w:rPr>
+          <w:lang w:val="en-GB"/>
+        </w:rPr>
+        <w:t>Industrial Data Ontology (IDO)</w:t>
+      </w:r>
+      <w:bookmarkEnd w:id="4"/>
+    </w:p>
+    <w:p>
+      <w:pPr>
         <w:rPr>
           <w:lang w:val="en-GB" w:eastAsia="en-US"/>
         </w:rPr>
-        <w:t>machine-actionable</w:t>
-      </w:r>
-      <w:proofErr w:type="gramEnd"/>
+      </w:pPr>
       <w:r>
         <w:rPr>
           <w:lang w:val="en-GB" w:eastAsia="en-US"/>
         </w:rPr>
-        <w:t>. This transformation facilitates integration with other ontology-based standards and provides a foundation for advanced use cases such as semantic validation, data integration, and knowledge-based analytics.</w:t>
-      </w:r>
-    </w:p>
-    <w:p>
-      <w:pPr>
-        <w:pStyle w:val="Ttulo2"/>
-        <w:rPr>
-          <w:lang w:val="en-GB"/>
-        </w:rPr>
-      </w:pPr>
-      <w:bookmarkStart w:id="4" w:name="_Toc221284072"/>
-      <w:r>
-        <w:rPr>
-          <w:lang w:val="en-GB"/>
-        </w:rPr>
-        <w:t>Industrial Data Ontology (IDO)</w:t>
-      </w:r>
-      <w:bookmarkEnd w:id="4"/>
+        <w:t>The Industrial Data Ontology (IDO) is a foundational ontology designed to support semantic interoperability across industrial domains. It provides a set of core concepts and patterns for representing physical assets, processes, properties, documents, and their relationships in a consistent and reusable manner. IDO is intended to act as a semantic backbone, enabling the alignment of domain-specific ontologies and data models within a shared conceptual framework.</w:t>
+      </w:r>
     </w:p>
     <w:p>
       <w:pPr>
@@ -2492,7 +2474,7 @@
         <w:rPr>
           <w:lang w:val="en-GB" w:eastAsia="en-US"/>
         </w:rPr>
-        <w:t>The Industrial Data Ontology (IDO) is a foundational ontology designed to support semantic interoperability across industrial domains. It provides a set of core concepts and patterns for representing physical assets, processes, properties, documents, and their relationships in a consistent and reusable manner. IDO is intended to act as a semantic backbone, enabling the alignment of domain-specific ontologies and data models within a shared conceptual framework.</w:t>
+        <w:t>IDO follows best practices in ontology engineering, emphasizing modularity, reuse, and alignment with upper-level ontologies where appropriate. By defining generic industrial concepts at an abstract level, IDO allows domain ontologies to specialize these concepts while maintaining semantic compatibility with other aligned models.</w:t>
       </w:r>
     </w:p>
     <w:p>
@@ -2505,34 +2487,7 @@
         <w:rPr>
           <w:lang w:val="en-GB" w:eastAsia="en-US"/>
         </w:rPr>
-        <w:t>IDO follows best practices in ontology engineering, emphasizing modularity, reuse, and alignment with upper-level ontologies where appropriate. By defining generic industrial concepts at an abstract level, IDO allows domain ontologies to specialize these concepts while maintaining semantic compatibility with other aligned models.</w:t>
-      </w:r>
-    </w:p>
-    <w:p>
-      <w:pPr>
-        <w:rPr>
-          <w:lang w:val="en-GB" w:eastAsia="en-US"/>
-        </w:rPr>
-      </w:pPr>
-      <w:r>
-        <w:rPr>
-          <w:lang w:val="en-GB" w:eastAsia="en-US"/>
-        </w:rPr>
-        <w:t xml:space="preserve">Aligning a domain-specific ontology derived from CFIHOS with IDO enables interoperability beyond the boundaries of the CFIHOS ecosystem. It allows asset information </w:t>
-      </w:r>
-      <w:proofErr w:type="spellStart"/>
-      <w:r>
-        <w:rPr>
-          <w:lang w:val="en-GB" w:eastAsia="en-US"/>
-        </w:rPr>
-        <w:t>modeled</w:t>
-      </w:r>
-      <w:proofErr w:type="spellEnd"/>
-      <w:r>
-        <w:rPr>
-          <w:lang w:val="en-GB" w:eastAsia="en-US"/>
-        </w:rPr>
-        <w:t xml:space="preserve"> according to CFIHOS to be integrated with other industrial datasets and ontologies, supporting cross-domain reasoning and data exchange. As a result, IDO compliance enhances the long-term usability, extensibility, and integration potential of the CFIHOS-derived ontology.</w:t>
+        <w:t>Aligning a domain-specific ontology derived from CFIHOS with IDO enables interoperability beyond the boundaries of the CFIHOS ecosystem. It allows asset information modeled according to CFIHOS to be integrated with other industrial datasets and ontologies, supporting cross-domain reasoning and data exchange. As a result, IDO compliance enhances the long-term usability, extensibility, and integration potential of the CFIHOS-derived ontology.</w:t>
       </w:r>
     </w:p>
     <w:p>
@@ -2736,21 +2691,7 @@
           <w:lang w:val="en-GB"/>
         </w:rPr>
         <w:lastRenderedPageBreak/>
-        <w:t xml:space="preserve">Implicit Semantics and </w:t>
-      </w:r>
-      <w:proofErr w:type="spellStart"/>
-      <w:r>
-        <w:rPr>
-          <w:lang w:val="en-GB"/>
-        </w:rPr>
-        <w:t>Modeling</w:t>
-      </w:r>
-      <w:proofErr w:type="spellEnd"/>
-      <w:r>
-        <w:rPr>
-          <w:lang w:val="en-GB"/>
-        </w:rPr>
-        <w:t xml:space="preserve"> Limitations</w:t>
+        <w:t>Implicit Semantics and Modeling Limitations</w:t>
       </w:r>
       <w:bookmarkEnd w:id="7"/>
     </w:p>
@@ -3170,21 +3111,7 @@
         <w:rPr>
           <w:lang w:val="en-GB"/>
         </w:rPr>
-        <w:t xml:space="preserve">Units of measure are defined as reference entities and linked to properties where applicable. This explicit </w:t>
-      </w:r>
-      <w:proofErr w:type="spellStart"/>
-      <w:r>
-        <w:rPr>
-          <w:lang w:val="en-GB"/>
-        </w:rPr>
-        <w:t>modeling</w:t>
-      </w:r>
-      <w:proofErr w:type="spellEnd"/>
-      <w:r>
-        <w:rPr>
-          <w:lang w:val="en-GB"/>
-        </w:rPr>
-        <w:t xml:space="preserve"> of units supports semantic clarity and interoperability, particularly when integrating with other industrial ontologies.</w:t>
+        <w:t>Units of measure are defined as reference entities and linked to properties where applicable. This explicit modeling of units supports semantic clarity and interoperability, particularly when integrating with other industrial ontologies.</w:t>
       </w:r>
     </w:p>
     <w:p>
@@ -3285,19 +3212,11 @@
         </w:rPr>
         <w:t xml:space="preserve">equipment class property. </w:t>
       </w:r>
-      <w:proofErr w:type="gramStart"/>
-      <w:r>
-        <w:rPr>
-          <w:lang w:val="en-GB"/>
-        </w:rPr>
-        <w:t>Associates</w:t>
-      </w:r>
-      <w:proofErr w:type="gramEnd"/>
-      <w:r>
-        <w:rPr>
-          <w:lang w:val="en-GB"/>
-        </w:rPr>
-        <w:t xml:space="preserve"> properties with equipment classes, specifying which attributes are applicable to which types of equipment. This indirection allows properties to be reused across multiple classes.</w:t>
+      <w:r>
+        <w:rPr>
+          <w:lang w:val="en-GB"/>
+        </w:rPr>
+        <w:t>Associates properties with equipment classes, specifying which attributes are applicable to which types of equipment. This indirection allows properties to be reused across multiple classes.</w:t>
       </w:r>
     </w:p>
     <w:p>
@@ -3322,21 +3241,7 @@
         <w:rPr>
           <w:lang w:val="en-GB"/>
         </w:rPr>
-        <w:t xml:space="preserve">Defines tag classifications, which represent </w:t>
-      </w:r>
-      <w:proofErr w:type="spellStart"/>
-      <w:r>
-        <w:rPr>
-          <w:lang w:val="en-GB"/>
-        </w:rPr>
-        <w:t>labeled</w:t>
-      </w:r>
-      <w:proofErr w:type="spellEnd"/>
-      <w:r>
-        <w:rPr>
-          <w:lang w:val="en-GB"/>
-        </w:rPr>
-        <w:t xml:space="preserve"> instances or identifiers used in engineering and operations contexts.</w:t>
+        <w:t>Defines tag classifications, which represent labeled instances or identifiers used in engineering and operations contexts.</w:t>
       </w:r>
     </w:p>
     <w:p>
@@ -3406,21 +3311,7 @@
         <w:rPr>
           <w:lang w:val="en-GB" w:eastAsia="en-US"/>
         </w:rPr>
-        <w:t xml:space="preserve">The specification also includes extensive </w:t>
-      </w:r>
-      <w:proofErr w:type="spellStart"/>
-      <w:r>
-        <w:rPr>
-          <w:lang w:val="en-GB" w:eastAsia="en-US"/>
-        </w:rPr>
-        <w:t>modeling</w:t>
-      </w:r>
-      <w:proofErr w:type="spellEnd"/>
-      <w:r>
-        <w:rPr>
-          <w:lang w:val="en-GB" w:eastAsia="en-US"/>
-        </w:rPr>
-        <w:t xml:space="preserve"> of documentation and lifecycle context through the following spreadsheets:</w:t>
+        <w:t>The specification also includes extensive modeling of documentation and lifecycle context through the following spreadsheets:</w:t>
       </w:r>
     </w:p>
     <w:p>
@@ -3520,21 +3411,7 @@
         <w:rPr>
           <w:lang w:val="en-GB" w:eastAsia="en-US"/>
         </w:rPr>
-        <w:t xml:space="preserve">Specifies documentation requirements associated with </w:t>
-      </w:r>
-      <w:proofErr w:type="gramStart"/>
-      <w:r>
-        <w:rPr>
-          <w:lang w:val="en-GB" w:eastAsia="en-US"/>
-        </w:rPr>
-        <w:t>particular classes</w:t>
-      </w:r>
-      <w:proofErr w:type="gramEnd"/>
-      <w:r>
-        <w:rPr>
-          <w:lang w:val="en-GB" w:eastAsia="en-US"/>
-        </w:rPr>
-        <w:t>, supporting compliance and handover use cases.</w:t>
+        <w:t>Specifies documentation requirements associated with particular classes, supporting compliance and handover use cases.</w:t>
       </w:r>
     </w:p>
     <w:p>
@@ -3925,21 +3802,7 @@
         <w:rPr>
           <w:lang w:val="en-GB"/>
         </w:rPr>
-        <w:t xml:space="preserve">tag or equip class </w:t>
-      </w:r>
-      <w:proofErr w:type="spellStart"/>
-      <w:r>
-        <w:rPr>
-          <w:lang w:val="en-GB"/>
-        </w:rPr>
-        <w:t>src</w:t>
-      </w:r>
-      <w:proofErr w:type="spellEnd"/>
-      <w:r>
-        <w:rPr>
-          <w:lang w:val="en-GB"/>
-        </w:rPr>
-        <w:t xml:space="preserve"> standard</w:t>
+        <w:t>tag or equip class src standard</w:t>
       </w:r>
     </w:p>
     <w:p>
@@ -4054,23 +3917,7 @@
         <w:rPr>
           <w:lang w:val="en-GB"/>
         </w:rPr>
-        <w:t xml:space="preserve">CFIHOS equipment was created as a hierarchy of OWL classes as they were defined in the corresponding Excel sheet. The name, the definition, and the synonyms of the corresponding equipment were included as annotations in the class through </w:t>
-      </w:r>
-      <w:proofErr w:type="spellStart"/>
-      <w:proofErr w:type="gramStart"/>
-      <w:r>
-        <w:rPr>
-          <w:lang w:val="en-GB"/>
-        </w:rPr>
-        <w:t>rdfs:label</w:t>
-      </w:r>
-      <w:proofErr w:type="spellEnd"/>
-      <w:proofErr w:type="gramEnd"/>
-      <w:r>
-        <w:rPr>
-          <w:lang w:val="en-GB"/>
-        </w:rPr>
-        <w:t>, iao:</w:t>
+        <w:t>CFIHOS equipment was created as a hierarchy of OWL classes as they were defined in the corresponding Excel sheet. The name, the definition, and the synonyms of the corresponding equipment were included as annotations in the class through rdfs:label, iao:</w:t>
       </w:r>
       <w:r>
         <w:rPr>
@@ -4082,23 +3929,7 @@
         <w:rPr>
           <w:lang w:val="en-GB"/>
         </w:rPr>
-        <w:t xml:space="preserve"> and </w:t>
-      </w:r>
-      <w:proofErr w:type="spellStart"/>
-      <w:proofErr w:type="gramStart"/>
-      <w:r>
-        <w:rPr>
-          <w:lang w:val="en-GB"/>
-        </w:rPr>
-        <w:t>skos:altLabel</w:t>
-      </w:r>
-      <w:proofErr w:type="spellEnd"/>
-      <w:proofErr w:type="gramEnd"/>
-      <w:r>
-        <w:rPr>
-          <w:lang w:val="en-GB"/>
-        </w:rPr>
-        <w:t xml:space="preserve"> properties.</w:t>
+        <w:t xml:space="preserve"> and skos:altLabel properties.</w:t>
       </w:r>
       <w:r>
         <w:rPr>
@@ -4238,6 +4069,7 @@
       </w:pPr>
       <w:r>
         <w:rPr>
+          <w:noProof/>
           <w:lang w:val="en-GB"/>
         </w:rPr>
         <w:drawing>
@@ -4285,6 +4117,7 @@
       </w:pPr>
       <w:r>
         <w:rPr>
+          <w:noProof/>
           <w:lang w:val="en-GB"/>
         </w:rPr>
         <w:lastRenderedPageBreak/>
@@ -4351,19 +4184,7 @@
         <w:rPr>
           <w:lang w:val="en-GB" w:eastAsia="en-US"/>
         </w:rPr>
-        <w:t>Units of measurements were created by using the information from the worksheet “</w:t>
-      </w:r>
-      <w:r>
-        <w:rPr>
-          <w:lang w:val="en-GB" w:eastAsia="en-US"/>
-        </w:rPr>
-        <w:t>unit of measure</w:t>
-      </w:r>
-      <w:r>
-        <w:rPr>
-          <w:lang w:val="en-GB" w:eastAsia="en-US"/>
-        </w:rPr>
-        <w:t>”</w:t>
+        <w:t>Units of measurements were created by using the information from the worksheet “unit of measure”</w:t>
       </w:r>
       <w:r>
         <w:rPr>
@@ -4495,25 +4316,7 @@
         <w:rPr>
           <w:lang w:val="en-GB"/>
         </w:rPr>
-        <w:t xml:space="preserve">CFIHOS code of the measurement system </w:t>
-      </w:r>
-      <w:r>
-        <w:rPr>
-          <w:lang w:val="en-GB"/>
-        </w:rPr>
-        <w:t xml:space="preserve">related </w:t>
-      </w:r>
-      <w:r>
-        <w:rPr>
-          <w:lang w:val="en-GB"/>
-        </w:rPr>
-        <w:t>to</w:t>
-      </w:r>
-      <w:r>
-        <w:rPr>
-          <w:lang w:val="en-GB"/>
-        </w:rPr>
-        <w:t xml:space="preserve"> the unit of measurement</w:t>
+        <w:t>CFIHOS code of the measurement system related to the unit of measurement</w:t>
       </w:r>
     </w:p>
     <w:p>
@@ -4629,13 +4432,43 @@
         <w:rPr>
           <w:lang w:val="en-GB"/>
         </w:rPr>
-        <w:t>In particular, units of measurement</w:t>
-      </w:r>
-      <w:r>
-        <w:rPr>
-          <w:lang w:val="en-GB"/>
-        </w:rPr>
-        <w:t xml:space="preserve">, </w:t>
+        <w:t xml:space="preserve">In particular, </w:t>
+      </w:r>
+      <w:r>
+        <w:rPr>
+          <w:lang w:val="en-GB"/>
+        </w:rPr>
+        <w:t xml:space="preserve">a class representing </w:t>
+      </w:r>
+      <w:r>
+        <w:rPr>
+          <w:lang w:val="en-GB"/>
+        </w:rPr>
+        <w:t>units of measurement</w:t>
+      </w:r>
+      <w:r>
+        <w:rPr>
+          <w:lang w:val="en-GB"/>
+        </w:rPr>
+        <w:t xml:space="preserve"> was created by using de CFIHOS code </w:t>
+      </w:r>
+      <w:r>
+        <w:rPr>
+          <w:lang w:val="en-GB"/>
+        </w:rPr>
+        <w:t>CFIHOS-00000073</w:t>
+      </w:r>
+      <w:r>
+        <w:rPr>
+          <w:lang w:val="en-GB"/>
+        </w:rPr>
+        <w:t xml:space="preserve"> (unit of measure) and, analougsly, a class representing</w:t>
+      </w:r>
+      <w:r>
+        <w:rPr>
+          <w:lang w:val="en-GB"/>
+        </w:rPr>
+        <w:t xml:space="preserve"> </w:t>
       </w:r>
       <w:r>
         <w:rPr>
@@ -4653,55 +4486,61 @@
         <w:rPr>
           <w:lang w:val="en-GB"/>
         </w:rPr>
-        <w:t xml:space="preserve">were created as instances with the type </w:t>
-      </w:r>
-      <w:hyperlink r:id="rId15" w:history="1">
-        <w:r>
-          <w:rPr>
-            <w:rStyle w:val="Hipervnculo"/>
-            <w:lang w:val="en-GB"/>
-          </w:rPr>
-          <w:t>http://www.ontology-of-units-of-measure.org/resource/om-2/Unit</w:t>
-        </w:r>
-      </w:hyperlink>
-      <w:r>
-        <w:rPr>
-          <w:lang w:val="en-GB"/>
-        </w:rPr>
-        <w:t xml:space="preserve"> and </w:t>
-      </w:r>
-      <w:hyperlink r:id="rId16" w:history="1">
-        <w:r>
-          <w:rPr>
-            <w:rStyle w:val="Hipervnculo"/>
-            <w:lang w:val="en-GB"/>
-          </w:rPr>
-          <w:t>http://www.ontology-of-units-of-measure.org/resource/om-2/Dimension</w:t>
-        </w:r>
-      </w:hyperlink>
-      <w:r>
-        <w:rPr>
-          <w:lang w:val="en-GB"/>
-        </w:rPr>
-        <w:t xml:space="preserve">, respectively, </w:t>
-      </w:r>
-      <w:r>
-        <w:rPr>
-          <w:lang w:val="en-GB"/>
-        </w:rPr>
-        <w:t xml:space="preserve">reused from the </w:t>
-      </w:r>
-      <w:r>
-        <w:rPr>
-          <w:lang w:val="en-GB"/>
-        </w:rPr>
-        <w:t>Ontology of units of Measure (OM) 2.0</w:t>
-      </w:r>
-      <w:r>
-        <w:rPr>
-          <w:lang w:val="en-GB"/>
-        </w:rPr>
-        <w:t>.</w:t>
+        <w:t>w</w:t>
+      </w:r>
+      <w:r>
+        <w:rPr>
+          <w:lang w:val="en-GB"/>
+        </w:rPr>
+        <w:t>as</w:t>
+      </w:r>
+      <w:r>
+        <w:rPr>
+          <w:lang w:val="en-GB"/>
+        </w:rPr>
+        <w:t xml:space="preserve"> created</w:t>
+      </w:r>
+      <w:r>
+        <w:rPr>
+          <w:lang w:val="en-GB"/>
+        </w:rPr>
+        <w:t xml:space="preserve">by using the CFIHOS code </w:t>
+      </w:r>
+      <w:r>
+        <w:rPr>
+          <w:lang w:val="en-GB"/>
+        </w:rPr>
+        <w:t>CFIHOS-00000072</w:t>
+      </w:r>
+      <w:r>
+        <w:rPr>
+          <w:lang w:val="en-GB"/>
+        </w:rPr>
+        <w:t xml:space="preserve"> (unit of measure dimension). Then</w:t>
+      </w:r>
+      <w:r>
+        <w:rPr>
+          <w:lang w:val="en-GB"/>
+        </w:rPr>
+        <w:t xml:space="preserve"> </w:t>
+      </w:r>
+      <w:r>
+        <w:rPr>
+          <w:lang w:val="en-GB"/>
+        </w:rPr>
+        <w:t>both units and dimensions were created as</w:t>
+      </w:r>
+      <w:r>
+        <w:rPr>
+          <w:lang w:val="en-GB"/>
+        </w:rPr>
+        <w:t xml:space="preserve"> instances </w:t>
+      </w:r>
+      <w:r>
+        <w:rPr>
+          <w:lang w:val="en-GB"/>
+        </w:rPr>
+        <w:t>of the corresponding class.</w:t>
       </w:r>
       <w:r>
         <w:rPr>
@@ -4709,7 +4548,7 @@
         </w:rPr>
         <w:t xml:space="preserve"> Measurement systems were created as instances of </w:t>
       </w:r>
-      <w:hyperlink r:id="rId17" w:history="1">
+      <w:hyperlink r:id="rId15" w:anchor="CFIHOS-50000120" w:history="1">
         <w:r>
           <w:rPr>
             <w:rStyle w:val="Hipervnculo"/>
@@ -4735,6 +4574,7 @@
         <w:rPr>
           <w:lang w:val="en-GB"/>
         </w:rPr>
+        <w:lastRenderedPageBreak/>
         <w:t>Finally, the unit of measurements are classified in imperial or international system:</w:t>
       </w:r>
     </w:p>
@@ -4746,9 +4586,9 @@
       </w:pPr>
       <w:r>
         <w:rPr>
-          <w:lang w:val="en-GB"/>
-        </w:rPr>
-        <w:lastRenderedPageBreak/>
+          <w:noProof/>
+          <w:lang w:val="en-GB"/>
+        </w:rPr>
         <w:drawing>
           <wp:inline distT="0" distB="0" distL="0" distR="0" wp14:anchorId="29925C54" wp14:editId="0AFD3837">
             <wp:extent cx="2219635" cy="562053"/>
@@ -4765,7 +4605,7 @@
                     <pic:cNvPicPr/>
                   </pic:nvPicPr>
                   <pic:blipFill>
-                    <a:blip r:embed="rId18"/>
+                    <a:blip r:embed="rId16"/>
                     <a:stretch>
                       <a:fillRect/>
                     </a:stretch>
@@ -4834,7 +4674,7 @@
                     </pic:cNvPicPr>
                   </pic:nvPicPr>
                   <pic:blipFill>
-                    <a:blip r:embed="rId19">
+                    <a:blip r:embed="rId17">
                       <a:extLst>
                         <a:ext uri="{28A0092B-C50C-407E-A947-70E740481C1C}">
                           <a14:useLocalDpi xmlns:a14="http://schemas.microsoft.com/office/drawing/2010/main" val="0"/>
@@ -5038,26 +4878,111 @@
         <w:rPr>
           <w:lang w:val="en-GB"/>
         </w:rPr>
+        <w:lastRenderedPageBreak/>
         <w:t xml:space="preserve">All CFIHOS properties </w:t>
       </w:r>
       <w:r>
         <w:rPr>
           <w:lang w:val="en-GB"/>
         </w:rPr>
-        <w:t>were modelled as object properties and were classified as qualitative and quantitative properties:</w:t>
-      </w:r>
-    </w:p>
-    <w:p>
-      <w:pPr>
-        <w:rPr>
-          <w:lang w:val="en-GB"/>
-        </w:rPr>
-      </w:pPr>
-      <w:r>
-        <w:rPr>
-          <w:lang w:val="en-GB"/>
-        </w:rPr>
-        <w:lastRenderedPageBreak/>
+        <w:t>were modelled as</w:t>
+      </w:r>
+      <w:r>
+        <w:rPr>
+          <w:lang w:val="en-GB"/>
+        </w:rPr>
+        <w:t xml:space="preserve"> sub</w:t>
+      </w:r>
+      <w:r>
+        <w:rPr>
+          <w:lang w:val="en-GB"/>
+        </w:rPr>
+        <w:t xml:space="preserve"> object properties</w:t>
+      </w:r>
+      <w:r>
+        <w:rPr>
+          <w:lang w:val="en-GB"/>
+        </w:rPr>
+        <w:t xml:space="preserve"> of property (</w:t>
+      </w:r>
+      <w:r>
+        <w:rPr>
+          <w:lang w:val="en-GB"/>
+        </w:rPr>
+        <w:t>CFIHOS-00000029</w:t>
+      </w:r>
+      <w:r>
+        <w:rPr>
+          <w:lang w:val="en-GB"/>
+        </w:rPr>
+        <w:t>)</w:t>
+      </w:r>
+      <w:r>
+        <w:rPr>
+          <w:lang w:val="en-GB"/>
+        </w:rPr>
+        <w:t xml:space="preserve"> and were classified as qualitative</w:t>
+      </w:r>
+      <w:r>
+        <w:rPr>
+          <w:lang w:val="en-GB"/>
+        </w:rPr>
+        <w:t xml:space="preserve"> (</w:t>
+      </w:r>
+      <w:r>
+        <w:rPr>
+          <w:lang w:val="en-GB"/>
+        </w:rPr>
+        <w:t>CFIHOS-00000071</w:t>
+      </w:r>
+      <w:r>
+        <w:rPr>
+          <w:lang w:val="en-GB"/>
+        </w:rPr>
+        <w:t>)</w:t>
+      </w:r>
+      <w:r>
+        <w:rPr>
+          <w:lang w:val="en-GB"/>
+        </w:rPr>
+        <w:t xml:space="preserve"> and quantitative properties</w:t>
+      </w:r>
+      <w:r>
+        <w:rPr>
+          <w:lang w:val="en-GB"/>
+        </w:rPr>
+        <w:t xml:space="preserve"> (</w:t>
+      </w:r>
+      <w:r>
+        <w:rPr>
+          <w:lang w:val="en-GB"/>
+        </w:rPr>
+        <w:t>CFIHOS-00000070</w:t>
+      </w:r>
+      <w:r>
+        <w:rPr>
+          <w:lang w:val="en-GB"/>
+        </w:rPr>
+        <w:t>)</w:t>
+      </w:r>
+      <w:r>
+        <w:rPr>
+          <w:lang w:val="en-GB"/>
+        </w:rPr>
+        <w:t>:</w:t>
+      </w:r>
+    </w:p>
+    <w:p>
+      <w:pPr>
+        <w:rPr>
+          <w:lang w:val="en-GB"/>
+        </w:rPr>
+      </w:pPr>
+      <w:r>
+        <w:rPr>
+          <w:noProof/>
+          <w:lang w:val="en-GB"/>
+        </w:rPr>
         <w:drawing>
           <wp:inline distT="0" distB="0" distL="0" distR="0" wp14:anchorId="2315D3D3" wp14:editId="2934DFA1">
             <wp:extent cx="1886213" cy="571580"/>
@@ -5074,7 +4999,7 @@
                     <pic:cNvPicPr/>
                   </pic:nvPicPr>
                   <pic:blipFill>
-                    <a:blip r:embed="rId20"/>
+                    <a:blip r:embed="rId18"/>
                     <a:stretch>
                       <a:fillRect/>
                     </a:stretch>
@@ -5231,6 +5156,7 @@
       </w:pPr>
       <w:r>
         <w:rPr>
+          <w:noProof/>
           <w:lang w:val="en-GB"/>
         </w:rPr>
         <w:drawing>
@@ -5249,7 +5175,7 @@
                     <pic:cNvPicPr/>
                   </pic:nvPicPr>
                   <pic:blipFill>
-                    <a:blip r:embed="rId21"/>
+                    <a:blip r:embed="rId19"/>
                     <a:stretch>
                       <a:fillRect/>
                     </a:stretch>
@@ -5280,6 +5206,7 @@
         <w:rPr>
           <w:lang w:val="en-GB"/>
         </w:rPr>
+        <w:lastRenderedPageBreak/>
         <w:t>For their part, the ranges of qualitative properties are set by the corresponding picklist, as depicted in the following figure that shows the property “actuator seal material”:</w:t>
       </w:r>
     </w:p>
@@ -5291,9 +5218,9 @@
       </w:pPr>
       <w:r>
         <w:rPr>
-          <w:lang w:val="en-GB"/>
-        </w:rPr>
-        <w:lastRenderedPageBreak/>
+          <w:noProof/>
+          <w:lang w:val="en-GB"/>
+        </w:rPr>
         <w:drawing>
           <wp:inline distT="0" distB="0" distL="0" distR="0" wp14:anchorId="4DAFB75A" wp14:editId="49F9BB19">
             <wp:extent cx="4281624" cy="4810125"/>
@@ -5310,7 +5237,7 @@
                     <pic:cNvPicPr/>
                   </pic:nvPicPr>
                   <pic:blipFill>
-                    <a:blip r:embed="rId22"/>
+                    <a:blip r:embed="rId20"/>
                     <a:stretch>
                       <a:fillRect/>
                     </a:stretch>
@@ -5442,19 +5369,45 @@
         <w:rPr>
           <w:lang w:val="en-GB"/>
         </w:rPr>
-        <w:t>Property groups were created as OWL classes in the ontology:</w:t>
-      </w:r>
-    </w:p>
-    <w:p>
-      <w:pPr>
-        <w:rPr>
-          <w:lang w:val="en-GB"/>
-        </w:rPr>
-      </w:pPr>
-      <w:r>
-        <w:rPr>
-          <w:lang w:val="en-GB"/>
-        </w:rPr>
+        <w:t>Property groups were created as OWL classes in the ontology</w:t>
+      </w:r>
+      <w:r>
+        <w:rPr>
+          <w:lang w:val="en-GB"/>
+        </w:rPr>
+        <w:t xml:space="preserve"> as subclasses of </w:t>
+      </w:r>
+      <w:r>
+        <w:rPr>
+          <w:lang w:val="en-GB"/>
+        </w:rPr>
+        <w:t>CFIHOS-00000141</w:t>
+      </w:r>
+      <w:r>
+        <w:rPr>
+          <w:lang w:val="en-GB"/>
+        </w:rPr>
+        <w:t xml:space="preserve"> (property group)</w:t>
+      </w:r>
+      <w:r>
+        <w:rPr>
+          <w:lang w:val="en-GB"/>
+        </w:rPr>
+        <w:t>:</w:t>
+      </w:r>
+    </w:p>
+    <w:p>
+      <w:pPr>
+        <w:rPr>
+          <w:lang w:val="en-GB"/>
+        </w:rPr>
+      </w:pPr>
+      <w:r>
+        <w:rPr>
+          <w:noProof/>
+          <w:lang w:val="en-GB"/>
+        </w:rPr>
+        <w:lastRenderedPageBreak/>
         <w:drawing>
           <wp:inline distT="0" distB="0" distL="0" distR="0" wp14:anchorId="3741501E" wp14:editId="4ECF6178">
             <wp:extent cx="4182059" cy="1705213"/>
@@ -5471,7 +5424,7 @@
                     <pic:cNvPicPr/>
                   </pic:nvPicPr>
                   <pic:blipFill>
-                    <a:blip r:embed="rId23"/>
+                    <a:blip r:embed="rId21"/>
                     <a:stretch>
                       <a:fillRect/>
                     </a:stretch>
@@ -5502,24 +5455,7 @@
         <w:rPr>
           <w:lang w:val="en-GB"/>
         </w:rPr>
-        <w:lastRenderedPageBreak/>
-        <w:t xml:space="preserve">Then, properties were annotated with the corresponding group through </w:t>
-      </w:r>
-      <w:proofErr w:type="spellStart"/>
-      <w:proofErr w:type="gramStart"/>
-      <w:r>
-        <w:rPr>
-          <w:lang w:val="en-GB"/>
-        </w:rPr>
-        <w:t>schema:category</w:t>
-      </w:r>
-      <w:proofErr w:type="spellEnd"/>
-      <w:proofErr w:type="gramEnd"/>
-      <w:r>
-        <w:rPr>
-          <w:lang w:val="en-GB"/>
-        </w:rPr>
-        <w:t>, as depicted in the following figure that describes the property “accelerometers requirements”</w:t>
+        <w:t>Then, properties were annotated with the corresponding group through schema:category, as depicted in the following figure that describes the property “accelerometers requirements”</w:t>
       </w:r>
       <w:r>
         <w:rPr>
@@ -5542,6 +5478,7 @@
       </w:pPr>
       <w:r>
         <w:rPr>
+          <w:noProof/>
           <w:lang w:val="en-GB"/>
         </w:rPr>
         <w:drawing>
@@ -5560,7 +5497,7 @@
                     <pic:cNvPicPr/>
                   </pic:nvPicPr>
                   <pic:blipFill>
-                    <a:blip r:embed="rId24"/>
+                    <a:blip r:embed="rId22"/>
                     <a:stretch>
                       <a:fillRect/>
                     </a:stretch>
@@ -5638,6 +5575,7 @@
         <w:rPr>
           <w:lang w:val="en-GB"/>
         </w:rPr>
+        <w:lastRenderedPageBreak/>
         <w:t>CFIHOS code of the picklist</w:t>
       </w:r>
     </w:p>
@@ -5692,13 +5630,7 @@
         <w:rPr>
           <w:lang w:val="en-GB"/>
         </w:rPr>
-        <w:t xml:space="preserve">Codes </w:t>
-      </w:r>
-      <w:r>
-        <w:rPr>
-          <w:lang w:val="en-GB"/>
-        </w:rPr>
-        <w:t>of the values belonging to the picklist</w:t>
+        <w:t>Codes of the values belonging to the picklist</w:t>
       </w:r>
     </w:p>
     <w:p>
@@ -5716,13 +5648,7 @@
         <w:rPr>
           <w:lang w:val="en-GB"/>
         </w:rPr>
-        <w:t xml:space="preserve">Definition </w:t>
-      </w:r>
-      <w:r>
-        <w:rPr>
-          <w:lang w:val="en-GB"/>
-        </w:rPr>
-        <w:t>of the values belonging to the picklist</w:t>
+        <w:t>Definition of the values belonging to the picklist</w:t>
       </w:r>
     </w:p>
     <w:p>
@@ -5753,24 +5679,42 @@
         <w:rPr>
           <w:lang w:val="en-GB"/>
         </w:rPr>
-        <w:t xml:space="preserve">Here, each picklist was modelled as an OWL class, and each value belonging to that picklist was modelled as an instance of the corresponding picklist class. Then, the class is set as equivalent to </w:t>
-      </w:r>
-      <w:r>
-        <w:rPr>
-          <w:lang w:val="en-GB"/>
-        </w:rPr>
-        <w:lastRenderedPageBreak/>
-        <w:t>the list of individuals belonging to that class, which is the OWL pattern to define enumerations, as depicted in the following figure for the picklist “actuator seal material”:</w:t>
-      </w:r>
-    </w:p>
-    <w:p>
-      <w:pPr>
-        <w:rPr>
-          <w:lang w:val="en-GB"/>
-        </w:rPr>
-      </w:pPr>
-      <w:r>
-        <w:rPr>
+        <w:t>Here, each picklist was modelled as an OWL class</w:t>
+      </w:r>
+      <w:r>
+        <w:rPr>
+          <w:lang w:val="en-GB"/>
+        </w:rPr>
+        <w:t>, subclass of property picklist (</w:t>
+      </w:r>
+      <w:r>
+        <w:rPr>
+          <w:lang w:val="en-GB"/>
+        </w:rPr>
+        <w:t>CFIHOS-00000019</w:t>
+      </w:r>
+      <w:r>
+        <w:rPr>
+          <w:lang w:val="en-GB"/>
+        </w:rPr>
+        <w:t>)</w:t>
+      </w:r>
+      <w:r>
+        <w:rPr>
+          <w:lang w:val="en-GB"/>
+        </w:rPr>
+        <w:t>, and each value belonging to that picklist was modelled as an instance of the corresponding picklist class. Then, the class is set as equivalent to the list of individuals belonging to that class, which is the OWL pattern to define enumerations, as depicted in the following figure for the picklist “actuator seal material”:</w:t>
+      </w:r>
+    </w:p>
+    <w:p>
+      <w:pPr>
+        <w:rPr>
+          <w:lang w:val="en-GB"/>
+        </w:rPr>
+      </w:pPr>
+      <w:r>
+        <w:rPr>
+          <w:noProof/>
           <w:lang w:val="en-GB"/>
         </w:rPr>
         <w:drawing>
@@ -5789,7 +5733,7 @@
                     <pic:cNvPicPr/>
                   </pic:nvPicPr>
                   <pic:blipFill>
-                    <a:blip r:embed="rId25"/>
+                    <a:blip r:embed="rId23"/>
                     <a:stretch>
                       <a:fillRect/>
                     </a:stretch>
@@ -5829,7 +5773,7 @@
         </w:rPr>
         <w:t xml:space="preserve">The standards were also linked to the corresponding picklist class through the annotation </w:t>
       </w:r>
-      <w:hyperlink r:id="rId26" w:history="1">
+      <w:hyperlink r:id="rId24" w:anchor="hasSourceStandard" w:history="1">
         <w:r>
           <w:rPr>
             <w:rStyle w:val="Hipervnculo"/>
@@ -5853,8 +5797,10 @@
       </w:pPr>
       <w:r>
         <w:rPr>
-          <w:lang w:val="en-GB"/>
-        </w:rPr>
+          <w:noProof/>
+          <w:lang w:val="en-GB"/>
+        </w:rPr>
+        <w:lastRenderedPageBreak/>
         <w:drawing>
           <wp:inline distT="0" distB="0" distL="0" distR="0" wp14:anchorId="56F85BA3" wp14:editId="5DC29995">
             <wp:extent cx="5943600" cy="2327910"/>
@@ -5871,7 +5817,7 @@
                     <pic:cNvPicPr/>
                   </pic:nvPicPr>
                   <pic:blipFill>
-                    <a:blip r:embed="rId27"/>
+                    <a:blip r:embed="rId25"/>
                     <a:stretch>
                       <a:fillRect/>
                     </a:stretch>
@@ -5904,40 +5850,41 @@
         <w:rPr>
           <w:lang w:val="en-GB"/>
         </w:rPr>
+        <w:t>Equipment properties</w:t>
+      </w:r>
+      <w:bookmarkEnd w:id="15"/>
+    </w:p>
+    <w:p>
+      <w:pPr>
+        <w:rPr>
+          <w:lang w:val="en-GB" w:eastAsia="en-US"/>
+        </w:rPr>
+      </w:pPr>
+      <w:r>
+        <w:rPr>
+          <w:lang w:val="en-GB" w:eastAsia="en-US"/>
+        </w:rPr>
+        <w:t>The worksheet “equipment class property” relates equipment with properties.</w:t>
+      </w:r>
+      <w:r>
+        <w:rPr>
+          <w:lang w:val="en-GB" w:eastAsia="en-US"/>
+        </w:rPr>
+        <w:t xml:space="preserve"> These relationships were included as subclass of axioms for the corresponding equipment class. For example, the qualitative property “ATEX category” is related with the equipment class “air circuit-breaker”, thus an axiom indicating that air circuit-breaker is subclass of {“ATEX category” some “ATEX category picklist.”}. In case of quantitative properties, the subclass of axiom considers the measure, its unit and its dimension. Next figure shows some subclass of definitions for the equipment “air circuit-breaker”:</w:t>
+      </w:r>
+    </w:p>
+    <w:p>
+      <w:pPr>
+        <w:rPr>
+          <w:lang w:val="en-GB" w:eastAsia="en-US"/>
+        </w:rPr>
+      </w:pPr>
+      <w:r>
+        <w:rPr>
+          <w:noProof/>
+          <w:lang w:val="en-GB" w:eastAsia="en-US"/>
+        </w:rPr>
         <w:lastRenderedPageBreak/>
-        <w:t>Equipment properties</w:t>
-      </w:r>
-      <w:bookmarkEnd w:id="15"/>
-    </w:p>
-    <w:p>
-      <w:pPr>
-        <w:rPr>
-          <w:lang w:val="en-GB" w:eastAsia="en-US"/>
-        </w:rPr>
-      </w:pPr>
-      <w:r>
-        <w:rPr>
-          <w:lang w:val="en-GB" w:eastAsia="en-US"/>
-        </w:rPr>
-        <w:t>The worksheet “equipment class property” relates equipment with properties.</w:t>
-      </w:r>
-      <w:r>
-        <w:rPr>
-          <w:lang w:val="en-GB" w:eastAsia="en-US"/>
-        </w:rPr>
-        <w:t xml:space="preserve"> These relationships were included as subclass of axioms for the corresponding equipment class. For example, the qualitative property “ATEX category” is related with the equipment class “air circuit-breaker”, thus an axiom indicating that air circuit-breaker is subclass of {“ATEX category” some “ATEX category picklist.”}. In case of quantitative properties, the subclass of axiom considers the measure, its unit and its dimension. Next figure shows some subclass of definitions for the equipment “air circuit-breaker”:</w:t>
-      </w:r>
-    </w:p>
-    <w:p>
-      <w:pPr>
-        <w:rPr>
-          <w:lang w:val="en-GB" w:eastAsia="en-US"/>
-        </w:rPr>
-      </w:pPr>
-      <w:r>
-        <w:rPr>
-          <w:lang w:val="en-GB" w:eastAsia="en-US"/>
-        </w:rPr>
         <w:drawing>
           <wp:inline distT="0" distB="0" distL="0" distR="0" wp14:anchorId="1C50D2F0" wp14:editId="5A522B0B">
             <wp:extent cx="5943600" cy="5387975"/>
@@ -5954,7 +5901,7 @@
                     <pic:cNvPicPr/>
                   </pic:nvPicPr>
                   <pic:blipFill>
-                    <a:blip r:embed="rId28"/>
+                    <a:blip r:embed="rId26"/>
                     <a:stretch>
                       <a:fillRect/>
                     </a:stretch>
@@ -6073,7 +6020,6 @@
         <w:rPr>
           <w:lang w:val="en-GB"/>
         </w:rPr>
-        <w:lastRenderedPageBreak/>
         <w:t>Description of the discipline</w:t>
       </w:r>
     </w:p>
@@ -6087,22 +6033,28 @@
         <w:rPr>
           <w:lang w:val="en-GB"/>
         </w:rPr>
-        <w:t xml:space="preserve">Disciplines were modelled as OWL classes, creating under the parent class </w:t>
-      </w:r>
-      <w:hyperlink r:id="rId29" w:history="1">
+        <w:t>Disciplines were modelled as OWL classes, creating under the parent class</w:t>
+      </w:r>
+      <w:r>
+        <w:rPr>
+          <w:lang w:val="en-GB"/>
+        </w:rPr>
+        <w:t xml:space="preserve"> </w:t>
+      </w:r>
+      <w:hyperlink r:id="rId27" w:history="1">
         <w:r>
           <w:rPr>
             <w:rStyle w:val="Hipervnculo"/>
             <w:lang w:val="en-GB"/>
           </w:rPr>
-          <w:t>http://infohub.siemens-energy.com/CFIHOS#Discipline</w:t>
+          <w:t>http://infohub.siemens-energy.com/CFIHOS#CFIHOS-00000021</w:t>
         </w:r>
       </w:hyperlink>
       <w:r>
         <w:rPr>
           <w:lang w:val="en-GB"/>
         </w:rPr>
-        <w:t xml:space="preserve"> </w:t>
+        <w:t xml:space="preserve"> (discipline)</w:t>
       </w:r>
       <w:r>
         <w:rPr>
@@ -6119,8 +6071,10 @@
       </w:pPr>
       <w:r>
         <w:rPr>
-          <w:lang w:val="en-GB"/>
-        </w:rPr>
+          <w:noProof/>
+          <w:lang w:val="en-GB"/>
+        </w:rPr>
+        <w:lastRenderedPageBreak/>
         <w:drawing>
           <wp:inline distT="0" distB="0" distL="0" distR="0" wp14:anchorId="29CA626C" wp14:editId="18812C20">
             <wp:extent cx="2943636" cy="2038635"/>
@@ -6137,7 +6091,7 @@
                     <pic:cNvPicPr/>
                   </pic:nvPicPr>
                   <pic:blipFill>
-                    <a:blip r:embed="rId30"/>
+                    <a:blip r:embed="rId28"/>
                     <a:stretch>
                       <a:fillRect/>
                     </a:stretch>
@@ -6181,38 +6135,25 @@
         <w:rPr>
           <w:lang w:val="en-GB"/>
         </w:rPr>
-        <w:t>“</w:t>
-      </w:r>
-      <w:proofErr w:type="gramStart"/>
-      <w:r>
-        <w:rPr>
-          <w:lang w:val="en-GB"/>
-        </w:rPr>
-        <w:t>architectural</w:t>
-      </w:r>
-      <w:proofErr w:type="gramEnd"/>
-      <w:r>
-        <w:rPr>
-          <w:lang w:val="en-GB"/>
-        </w:rPr>
-        <w:t xml:space="preserve"> engineering”, depicted next:</w:t>
-      </w:r>
-    </w:p>
-    <w:p>
-      <w:pPr>
-        <w:rPr>
-          <w:lang w:val="en-GB"/>
-        </w:rPr>
-      </w:pPr>
-    </w:p>
-    <w:p>
-      <w:pPr>
-        <w:rPr>
-          <w:lang w:val="en-GB"/>
-        </w:rPr>
-      </w:pPr>
-      <w:r>
-        <w:rPr>
+        <w:t>“architectural engineering”, depicted next:</w:t>
+      </w:r>
+    </w:p>
+    <w:p>
+      <w:pPr>
+        <w:rPr>
+          <w:lang w:val="en-GB"/>
+        </w:rPr>
+      </w:pPr>
+    </w:p>
+    <w:p>
+      <w:pPr>
+        <w:rPr>
+          <w:lang w:val="en-GB"/>
+        </w:rPr>
+      </w:pPr>
+      <w:r>
+        <w:rPr>
+          <w:noProof/>
           <w:lang w:val="en-GB"/>
         </w:rPr>
         <w:drawing>
@@ -6231,7 +6172,7 @@
                     <pic:cNvPicPr/>
                   </pic:nvPicPr>
                   <pic:blipFill rotWithShape="1">
-                    <a:blip r:embed="rId31"/>
+                    <a:blip r:embed="rId29"/>
                     <a:srcRect l="1157" r="1"/>
                     <a:stretch>
                       <a:fillRect/>
@@ -6396,17 +6337,20 @@
         <w:rPr>
           <w:lang w:val="en-GB"/>
         </w:rPr>
-        <w:t xml:space="preserve">, subclasses of the class </w:t>
-      </w:r>
-      <w:hyperlink r:id="rId32" w:history="1">
-        <w:r>
-          <w:rPr>
-            <w:rStyle w:val="Hipervnculo"/>
-            <w:lang w:val="en-GB"/>
-          </w:rPr>
-          <w:t>http://infohub.siemens-energy.com/CFIHOS#Document</w:t>
-        </w:r>
-      </w:hyperlink>
+        <w:t>, subclasses of the class</w:t>
+      </w:r>
+      <w:r>
+        <w:rPr>
+          <w:lang w:val="en-GB"/>
+        </w:rPr>
+        <w:t>http://infohub.siemens-energy.com/CFIHOS#CFIHOS-00000032</w:t>
+      </w:r>
+      <w:r>
+        <w:rPr>
+          <w:lang w:val="en-GB"/>
+        </w:rPr>
+        <w:t xml:space="preserve"> (document type)</w:t>
+      </w:r>
       <w:r>
         <w:rPr>
           <w:lang w:val="en-GB"/>
@@ -6422,6 +6366,7 @@
       </w:pPr>
       <w:r>
         <w:rPr>
+          <w:noProof/>
           <w:lang w:val="en-GB"/>
         </w:rPr>
         <w:lastRenderedPageBreak/>
@@ -6441,7 +6386,7 @@
                     <pic:cNvPicPr/>
                   </pic:nvPicPr>
                   <pic:blipFill>
-                    <a:blip r:embed="rId33"/>
+                    <a:blip r:embed="rId30"/>
                     <a:stretch>
                       <a:fillRect/>
                     </a:stretch>
@@ -6483,6 +6428,7 @@
       </w:pPr>
       <w:r>
         <w:rPr>
+          <w:noProof/>
           <w:lang w:val="en-GB"/>
         </w:rPr>
         <w:drawing>
@@ -6501,7 +6447,7 @@
                     <pic:cNvPicPr/>
                   </pic:nvPicPr>
                   <pic:blipFill>
-                    <a:blip r:embed="rId34"/>
+                    <a:blip r:embed="rId31"/>
                     <a:stretch>
                       <a:fillRect/>
                     </a:stretch>
@@ -6653,17 +6599,45 @@
         <w:rPr>
           <w:lang w:val="en-GB"/>
         </w:rPr>
-        <w:t>Each discipline document type class is related to a discipline and to a document type through subclass of axioms, and it is annotated with the asset type reference, the CFIHOS code, the representation type, and the code. Next an example is depicted:</w:t>
-      </w:r>
-    </w:p>
-    <w:p>
-      <w:pPr>
-        <w:rPr>
-          <w:lang w:val="en-GB"/>
-        </w:rPr>
-      </w:pPr>
-      <w:r>
-        <w:rPr>
+        <w:t>Each discipline document type class</w:t>
+      </w:r>
+      <w:r>
+        <w:rPr>
+          <w:lang w:val="en-GB"/>
+        </w:rPr>
+        <w:t xml:space="preserve"> is a subclass of </w:t>
+      </w:r>
+      <w:hyperlink r:id="rId32" w:history="1">
+        <w:r>
+          <w:rPr>
+            <w:rStyle w:val="Hipervnculo"/>
+            <w:lang w:val="en-GB"/>
+          </w:rPr>
+          <w:t>http://infohub.siemens-energy.com/CFIHOS#CFIHOS-00000027</w:t>
+        </w:r>
+      </w:hyperlink>
+      <w:r>
+        <w:rPr>
+          <w:lang w:val="en-GB"/>
+        </w:rPr>
+        <w:t xml:space="preserve"> (discipline document type), and it</w:t>
+      </w:r>
+      <w:r>
+        <w:rPr>
+          <w:lang w:val="en-GB"/>
+        </w:rPr>
+        <w:t xml:space="preserve"> is related to a discipline and to a document type through subclass of axioms, and it is annotated with the asset type reference, the CFIHOS code, the representation type, and the code. Next an example is depicted:</w:t>
+      </w:r>
+    </w:p>
+    <w:p>
+      <w:pPr>
+        <w:rPr>
+          <w:lang w:val="en-GB"/>
+        </w:rPr>
+      </w:pPr>
+      <w:r>
+        <w:rPr>
+          <w:noProof/>
           <w:lang w:val="en-GB"/>
         </w:rPr>
         <w:drawing>
@@ -6682,7 +6656,7 @@
                     <pic:cNvPicPr/>
                   </pic:nvPicPr>
                   <pic:blipFill>
-                    <a:blip r:embed="rId35"/>
+                    <a:blip r:embed="rId33"/>
                     <a:stretch>
                       <a:fillRect/>
                     </a:stretch>
@@ -6731,13 +6705,21 @@
         </w:rPr>
         <w:t xml:space="preserve">The worksheet “tag equipment class relationship” contains the relationships between tags and equipment. This relationship was modelled by using the object property </w:t>
       </w:r>
-      <w:hyperlink r:id="rId36" w:history="1">
+      <w:hyperlink r:id="rId34" w:anchor="hasTag" w:history="1">
         <w:r>
           <w:rPr>
             <w:rStyle w:val="Hipervnculo"/>
             <w:lang w:val="en-GB" w:eastAsia="en-US"/>
           </w:rPr>
-          <w:t>http://infohub.siemens-energy.com/CFIHOS#hasTag</w:t>
+          <w:t>http://infohub.siemens-</w:t>
+        </w:r>
+        <w:r>
+          <w:rPr>
+            <w:rStyle w:val="Hipervnculo"/>
+            <w:lang w:val="en-GB" w:eastAsia="en-US"/>
+          </w:rPr>
+          <w:lastRenderedPageBreak/>
+          <w:t>energy.com/CFIHOS#hasTag</w:t>
         </w:r>
       </w:hyperlink>
       <w:r>
@@ -6761,9 +6743,9 @@
       </w:pPr>
       <w:r>
         <w:rPr>
+          <w:noProof/>
           <w:lang w:val="en-GB" w:eastAsia="en-US"/>
         </w:rPr>
-        <w:lastRenderedPageBreak/>
         <w:drawing>
           <wp:inline distT="0" distB="0" distL="0" distR="0" wp14:anchorId="43A1490A" wp14:editId="31FED18E">
             <wp:extent cx="5763429" cy="4258269"/>
@@ -6780,7 +6762,7 @@
                     <pic:cNvPicPr/>
                   </pic:nvPicPr>
                   <pic:blipFill>
-                    <a:blip r:embed="rId37"/>
+                    <a:blip r:embed="rId35"/>
                     <a:stretch>
                       <a:fillRect/>
                     </a:stretch>
@@ -6894,21 +6876,33 @@
         <w:rPr>
           <w:lang w:val="en-GB"/>
         </w:rPr>
-        <w:t xml:space="preserve">Standards have been modelled as instances of the type </w:t>
-      </w:r>
-      <w:hyperlink r:id="rId38" w:history="1">
+        <w:t>Standards have been modelled as instances of the type</w:t>
+      </w:r>
+      <w:r>
+        <w:rPr>
+          <w:lang w:val="en-GB"/>
+        </w:rPr>
+        <w:t xml:space="preserve"> </w:t>
+      </w:r>
+      <w:hyperlink r:id="rId36" w:history="1">
         <w:r>
           <w:rPr>
             <w:rStyle w:val="Hipervnculo"/>
             <w:lang w:val="en-GB"/>
           </w:rPr>
-          <w:t>http://infohub.siemens-energy.com/CFIHOS#Standard</w:t>
+          <w:t>http://infohub.siemens-energy.com/CFIHOS#CFIHOS-00000061</w:t>
         </w:r>
       </w:hyperlink>
       <w:r>
         <w:rPr>
           <w:lang w:val="en-GB"/>
         </w:rPr>
+        <w:t xml:space="preserve"> (source standard)</w:t>
+      </w:r>
+      <w:r>
+        <w:rPr>
+          <w:lang w:val="en-GB"/>
+        </w:rPr>
         <w:t>, and they have been annotated with name, definition, and CFIHOS code. The next figure shows the standard “</w:t>
       </w:r>
       <w:r>
@@ -6932,6 +6926,7 @@
       </w:pPr>
       <w:r>
         <w:rPr>
+          <w:noProof/>
           <w:lang w:val="en-GB"/>
         </w:rPr>
         <w:lastRenderedPageBreak/>
@@ -6951,7 +6946,7 @@
                     <pic:cNvPicPr/>
                   </pic:nvPicPr>
                   <pic:blipFill>
-                    <a:blip r:embed="rId39"/>
+                    <a:blip r:embed="rId37"/>
                     <a:stretch>
                       <a:fillRect/>
                     </a:stretch>
@@ -6992,29 +6987,15 @@
         <w:rPr>
           <w:lang w:val="en-US" w:eastAsia="en-US"/>
         </w:rPr>
-        <w:t xml:space="preserve">The Excel worksheet “tag or equip class </w:t>
-      </w:r>
-      <w:proofErr w:type="spellStart"/>
+        <w:t>The Excel worksheet “tag or equip class src standard” defines relationships between tags or equipment and standards.</w:t>
+      </w:r>
       <w:r>
         <w:rPr>
           <w:lang w:val="en-US" w:eastAsia="en-US"/>
         </w:rPr>
-        <w:t>src</w:t>
-      </w:r>
-      <w:proofErr w:type="spellEnd"/>
-      <w:r>
-        <w:rPr>
-          <w:lang w:val="en-US" w:eastAsia="en-US"/>
-        </w:rPr>
-        <w:t xml:space="preserve"> standard” defines relationships between tags or equipment and standards.</w:t>
-      </w:r>
-      <w:r>
-        <w:rPr>
-          <w:lang w:val="en-US" w:eastAsia="en-US"/>
-        </w:rPr>
         <w:t xml:space="preserve"> These relationships have been modelled by annotating the corresponding equipment with the associated standard through the annotation property </w:t>
       </w:r>
-      <w:hyperlink r:id="rId40" w:history="1">
+      <w:hyperlink r:id="rId38" w:anchor="hasSourceStandard" w:history="1">
         <w:r>
           <w:rPr>
             <w:rStyle w:val="Hipervnculo"/>
@@ -7050,6 +7031,7 @@
       </w:pPr>
       <w:r>
         <w:rPr>
+          <w:noProof/>
           <w:lang w:val="en-US" w:eastAsia="en-US"/>
         </w:rPr>
         <w:lastRenderedPageBreak/>
@@ -7069,7 +7051,7 @@
                     <pic:cNvPicPr/>
                   </pic:nvPicPr>
                   <pic:blipFill>
-                    <a:blip r:embed="rId41"/>
+                    <a:blip r:embed="rId39"/>
                     <a:stretch>
                       <a:fillRect/>
                     </a:stretch>
@@ -7180,13 +7162,7 @@
         <w:rPr>
           <w:lang w:val="en-GB"/>
         </w:rPr>
-        <w:t xml:space="preserve">Each entity of </w:t>
-      </w:r>
-      <w:r>
-        <w:rPr>
-          <w:lang w:val="en-GB"/>
-        </w:rPr>
-        <w:t>“</w:t>
+        <w:t>Each entity of “</w:t>
       </w:r>
       <w:r>
         <w:rPr>
@@ -7204,9 +7180,48 @@
         <w:rPr>
           <w:lang w:val="en-GB"/>
         </w:rPr>
-        <w:t xml:space="preserve"> has been translated into an OWL class, where the source standard has been attached through the property </w:t>
-      </w:r>
-      <w:hyperlink r:id="rId42" w:history="1">
+        <w:t xml:space="preserve"> has been translated into an OWL class</w:t>
+      </w:r>
+      <w:r>
+        <w:rPr>
+          <w:lang w:val="en-GB"/>
+        </w:rPr>
+        <w:t xml:space="preserve">, subclass of </w:t>
+      </w:r>
+      <w:hyperlink r:id="rId40" w:history="1">
+        <w:r>
+          <w:rPr>
+            <w:rStyle w:val="Hipervnculo"/>
+            <w:lang w:val="en-GB"/>
+          </w:rPr>
+          <w:t>http://infohub.siemens-energy.com/CFIHOS#CFIHOS-00000132</w:t>
+        </w:r>
+      </w:hyperlink>
+      <w:r>
+        <w:rPr>
+          <w:lang w:val="en-GB"/>
+        </w:rPr>
+        <w:t xml:space="preserve"> (</w:t>
+      </w:r>
+      <w:r>
+        <w:rPr>
+          <w:lang w:val="en-GB"/>
+        </w:rPr>
+        <w:t>source standard document and data requirement</w:t>
+      </w:r>
+      <w:r>
+        <w:rPr>
+          <w:lang w:val="en-GB"/>
+        </w:rPr>
+        <w:t>)</w:t>
+      </w:r>
+      <w:r>
+        <w:rPr>
+          <w:lang w:val="en-GB"/>
+        </w:rPr>
+        <w:t xml:space="preserve">, where the source standard has been attached through the property </w:t>
+      </w:r>
+      <w:hyperlink r:id="rId41" w:anchor="hasSourceStandard" w:history="1">
         <w:r>
           <w:rPr>
             <w:rStyle w:val="Hipervnculo"/>
@@ -7221,7 +7236,7 @@
         </w:rPr>
         <w:t xml:space="preserve">, and the document type, equipment, and tag have been included in the class definition using the corresponding subclass of axioms. For this, the object properties </w:t>
       </w:r>
-      <w:hyperlink r:id="rId43" w:history="1">
+      <w:hyperlink r:id="rId42" w:anchor="hasDocumentType" w:history="1">
         <w:r>
           <w:rPr>
             <w:rStyle w:val="Hipervnculo"/>
@@ -7236,7 +7251,7 @@
         </w:rPr>
         <w:t xml:space="preserve">, </w:t>
       </w:r>
-      <w:hyperlink r:id="rId44" w:history="1">
+      <w:hyperlink r:id="rId43" w:anchor="hasEquipment" w:history="1">
         <w:r>
           <w:rPr>
             <w:rStyle w:val="Hipervnculo"/>
@@ -7251,7 +7266,7 @@
         </w:rPr>
         <w:t xml:space="preserve">, </w:t>
       </w:r>
-      <w:hyperlink r:id="rId45" w:history="1">
+      <w:hyperlink r:id="rId44" w:anchor="hasTag" w:history="1">
         <w:r>
           <w:rPr>
             <w:rStyle w:val="Hipervnculo"/>
@@ -7275,6 +7290,7 @@
       </w:pPr>
       <w:r>
         <w:rPr>
+          <w:noProof/>
           <w:lang w:val="en-GB"/>
         </w:rPr>
         <w:lastRenderedPageBreak/>
@@ -7294,7 +7310,7 @@
                     <pic:cNvPicPr/>
                   </pic:nvPicPr>
                   <pic:blipFill>
-                    <a:blip r:embed="rId46"/>
+                    <a:blip r:embed="rId45"/>
                     <a:stretch>
                       <a:fillRect/>
                     </a:stretch>
@@ -7318,9 +7334,247 @@
     <w:p>
       <w:pPr>
         <w:pStyle w:val="Ttulo2"/>
+        <w:rPr>
+          <w:lang w:val="en-GB"/>
+        </w:rPr>
       </w:pPr>
       <w:bookmarkStart w:id="23" w:name="_Toc221284091"/>
       <w:r>
+        <w:rPr>
+          <w:lang w:val="en-GB"/>
+        </w:rPr>
+        <w:t>CFIHOS ob</w:t>
+      </w:r>
+      <w:r>
+        <w:rPr>
+          <w:lang w:val="en-GB"/>
+        </w:rPr>
+        <w:t>ject equivalent mapping</w:t>
+      </w:r>
+    </w:p>
+    <w:p>
+      <w:pPr>
+        <w:rPr>
+          <w:lang w:val="en-GB" w:eastAsia="en-US"/>
+        </w:rPr>
+      </w:pPr>
+      <w:r>
+        <w:rPr>
+          <w:lang w:val="en-GB" w:eastAsia="en-US"/>
+        </w:rPr>
+        <w:t>This worksheet contains equivalences between CFIHOS codes and other standards. It contains the following columns:</w:t>
+      </w:r>
+    </w:p>
+    <w:p>
+      <w:pPr>
+        <w:pStyle w:val="Prrafodelista"/>
+        <w:numPr>
+          <w:ilvl w:val="0"/>
+          <w:numId w:val="75"/>
+        </w:numPr>
+        <w:rPr>
+          <w:lang w:val="en-GB"/>
+        </w:rPr>
+      </w:pPr>
+      <w:r>
+        <w:rPr>
+          <w:lang w:val="en-GB"/>
+        </w:rPr>
+        <w:t>CFIHOS unique code: the CFIHOS code of</w:t>
+      </w:r>
+      <w:r>
+        <w:rPr>
+          <w:lang w:val="en-GB"/>
+        </w:rPr>
+        <w:t xml:space="preserve"> the source entity (e.g. </w:t>
+      </w:r>
+      <w:r>
+        <w:rPr>
+          <w:lang w:val="en-GB"/>
+        </w:rPr>
+        <w:t>CFIHOS-20000001</w:t>
+      </w:r>
+      <w:r>
+        <w:rPr>
+          <w:lang w:val="en-GB"/>
+        </w:rPr>
+        <w:t>)</w:t>
+      </w:r>
+    </w:p>
+    <w:p>
+      <w:pPr>
+        <w:pStyle w:val="Prrafodelista"/>
+        <w:numPr>
+          <w:ilvl w:val="0"/>
+          <w:numId w:val="75"/>
+        </w:numPr>
+        <w:rPr>
+          <w:lang w:val="en-GB"/>
+        </w:rPr>
+      </w:pPr>
+      <w:r>
+        <w:rPr>
+          <w:lang w:val="en-GB"/>
+        </w:rPr>
+        <w:t>Coding source code: the corresponding standard (e.g. posc caesar)</w:t>
+      </w:r>
+    </w:p>
+    <w:p>
+      <w:pPr>
+        <w:pStyle w:val="Prrafodelista"/>
+        <w:numPr>
+          <w:ilvl w:val="0"/>
+          <w:numId w:val="75"/>
+        </w:numPr>
+        <w:rPr>
+          <w:lang w:val="en-GB"/>
+        </w:rPr>
+      </w:pPr>
+      <w:r>
+        <w:rPr>
+          <w:lang w:val="en-GB"/>
+        </w:rPr>
+        <w:t xml:space="preserve">CFIHOS code equivalent value: the equivalent code in the corresponding standard (e.g. </w:t>
+      </w:r>
+      <w:r>
+        <w:rPr>
+          <w:lang w:val="en-GB"/>
+        </w:rPr>
+        <w:t>RDS2227295</w:t>
+      </w:r>
+      <w:r>
+        <w:rPr>
+          <w:lang w:val="en-GB"/>
+        </w:rPr>
+        <w:t>).</w:t>
+      </w:r>
+    </w:p>
+    <w:p>
+      <w:pPr>
+        <w:rPr>
+          <w:lang w:val="en-GB"/>
+        </w:rPr>
+      </w:pPr>
+      <w:r>
+        <w:rPr>
+          <w:lang w:val="en-GB"/>
+        </w:rPr>
+        <w:t xml:space="preserve">Here, the CFIHOS entities were annotated with the equivalent code in the external standard through the annotation property </w:t>
+      </w:r>
+      <w:hyperlink r:id="rId46" w:history="1">
+        <w:r>
+          <w:rPr>
+            <w:rStyle w:val="Hipervnculo"/>
+            <w:lang w:val="en-GB"/>
+          </w:rPr>
+          <w:t>http://infohub.siemens-energy.com/CFIHOS#CFIHOS-00000052</w:t>
+        </w:r>
+      </w:hyperlink>
+      <w:r>
+        <w:rPr>
+          <w:lang w:val="en-GB"/>
+        </w:rPr>
+        <w:t xml:space="preserve"> (</w:t>
+      </w:r>
+      <w:r>
+        <w:rPr>
+          <w:lang w:val="en-GB"/>
+        </w:rPr>
+        <w:t>CFIHOS object equivalent mapping</w:t>
+      </w:r>
+      <w:r>
+        <w:rPr>
+          <w:lang w:val="en-GB"/>
+        </w:rPr>
+        <w:t>). Then, this annotation was also annotated with the corresponding standard.</w:t>
+      </w:r>
+    </w:p>
+    <w:p>
+      <w:pPr>
+        <w:rPr>
+          <w:lang w:val="en-GB"/>
+        </w:rPr>
+      </w:pPr>
+      <w:r>
+        <w:rPr>
+          <w:lang w:val="en-GB"/>
+        </w:rPr>
+        <w:t>For example, next is shown the equipment “accumulator”, which are linked to 3 external standards:</w:t>
+      </w:r>
+    </w:p>
+    <w:p>
+      <w:pPr>
+        <w:rPr>
+          <w:lang w:val="en-GB"/>
+        </w:rPr>
+      </w:pPr>
+      <w:r>
+        <w:rPr>
+          <w:lang w:val="en-GB"/>
+        </w:rPr>
+        <w:lastRenderedPageBreak/>
+        <w:drawing>
+          <wp:inline distT="0" distB="0" distL="0" distR="0" wp14:anchorId="58C9659F" wp14:editId="2A20C842">
+            <wp:extent cx="5611008" cy="5363323"/>
+            <wp:effectExtent l="0" t="0" r="8890" b="8890"/>
+            <wp:docPr id="45363835" name="Imagen 1" descr="Interfaz de usuario gráfica, Texto, Aplicación&#10;&#10;El contenido generado por IA puede ser incorrecto."/>
+            <wp:cNvGraphicFramePr>
+              <a:graphicFrameLocks xmlns:a="http://schemas.openxmlformats.org/drawingml/2006/main" noChangeAspect="1"/>
+            </wp:cNvGraphicFramePr>
+            <a:graphic xmlns:a="http://schemas.openxmlformats.org/drawingml/2006/main">
+              <a:graphicData uri="http://schemas.openxmlformats.org/drawingml/2006/picture">
+                <pic:pic xmlns:pic="http://schemas.openxmlformats.org/drawingml/2006/picture">
+                  <pic:nvPicPr>
+                    <pic:cNvPr id="45363835" name="Imagen 1" descr="Interfaz de usuario gráfica, Texto, Aplicación&#10;&#10;El contenido generado por IA puede ser incorrecto."/>
+                    <pic:cNvPicPr/>
+                  </pic:nvPicPr>
+                  <pic:blipFill>
+                    <a:blip r:embed="rId47"/>
+                    <a:stretch>
+                      <a:fillRect/>
+                    </a:stretch>
+                  </pic:blipFill>
+                  <pic:spPr>
+                    <a:xfrm>
+                      <a:off x="0" y="0"/>
+                      <a:ext cx="5611008" cy="5363323"/>
+                    </a:xfrm>
+                    <a:prstGeom prst="rect">
+                      <a:avLst/>
+                    </a:prstGeom>
+                  </pic:spPr>
+                </pic:pic>
+              </a:graphicData>
+            </a:graphic>
+          </wp:inline>
+        </w:drawing>
+      </w:r>
+    </w:p>
+    <w:p>
+      <w:pPr>
+        <w:pStyle w:val="Ttulo2"/>
+        <w:rPr>
+          <w:lang w:val="en-GB"/>
+        </w:rPr>
+      </w:pPr>
+      <w:r>
+        <w:rPr>
+          <w:lang w:val="en-GB"/>
+        </w:rPr>
+        <w:t>RDL Master Object</w:t>
+      </w:r>
+    </w:p>
+    <w:p>
+      <w:pPr>
+        <w:pStyle w:val="Ttulo2"/>
+        <w:rPr>
+          <w:lang w:val="es-ES"/>
+        </w:rPr>
+      </w:pPr>
+      <w:r>
+        <w:rPr>
+          <w:lang w:val="es-ES"/>
+        </w:rPr>
         <w:t>IDO alignment</w:t>
       </w:r>
       <w:bookmarkEnd w:id="23"/>
@@ -7357,8 +7611,8 @@
         <w:tblLook w:val="04A0" w:firstRow="1" w:lastRow="0" w:firstColumn="1" w:lastColumn="0" w:noHBand="0" w:noVBand="1"/>
       </w:tblPr>
       <w:tblGrid>
-        <w:gridCol w:w="3539"/>
-        <w:gridCol w:w="6095"/>
+        <w:gridCol w:w="4396"/>
+        <w:gridCol w:w="5238"/>
       </w:tblGrid>
       <w:tr>
         <w:trPr>
@@ -7413,18 +7667,33 @@
           <w:p>
             <w:pPr>
               <w:rPr>
+                <w:lang w:val="en-US" w:eastAsia="en-US"/>
+              </w:rPr>
+            </w:pPr>
+            <w:r>
+              <w:rPr>
                 <w:b w:val="0"/>
                 <w:bCs w:val="0"/>
                 <w:lang w:val="en-US" w:eastAsia="en-US"/>
               </w:rPr>
-            </w:pPr>
-            <w:r>
+              <w:t>Equipment</w:t>
+            </w:r>
+          </w:p>
+          <w:p>
+            <w:pPr>
               <w:rPr>
                 <w:b w:val="0"/>
                 <w:bCs w:val="0"/>
                 <w:lang w:val="en-US" w:eastAsia="en-US"/>
               </w:rPr>
-              <w:t>Equipment</w:t>
+            </w:pPr>
+            <w:r>
+              <w:rPr>
+                <w:b w:val="0"/>
+                <w:bCs w:val="0"/>
+                <w:lang w:val="en-US" w:eastAsia="en-US"/>
+              </w:rPr>
+              <w:t>http://infohub.siemens-energy.com/CFIHOS/equipment#CFIHOS-30000311</w:t>
             </w:r>
           </w:p>
         </w:tc>
@@ -7473,18 +7742,33 @@
           <w:p>
             <w:pPr>
               <w:rPr>
+                <w:lang w:val="en-US" w:eastAsia="en-US"/>
+              </w:rPr>
+            </w:pPr>
+            <w:r>
+              <w:rPr>
                 <w:b w:val="0"/>
                 <w:bCs w:val="0"/>
                 <w:lang w:val="en-US" w:eastAsia="en-US"/>
               </w:rPr>
-            </w:pPr>
-            <w:r>
+              <w:t>Tag</w:t>
+            </w:r>
+          </w:p>
+          <w:p>
+            <w:pPr>
               <w:rPr>
                 <w:b w:val="0"/>
                 <w:bCs w:val="0"/>
                 <w:lang w:val="en-US" w:eastAsia="en-US"/>
               </w:rPr>
-              <w:t>Tag</w:t>
+            </w:pPr>
+            <w:r>
+              <w:rPr>
+                <w:b w:val="0"/>
+                <w:bCs w:val="0"/>
+                <w:lang w:val="en-US" w:eastAsia="en-US"/>
+              </w:rPr>
+              <w:t>http://infohub.siemens-energy.com/CFIHOS/tag#CFIHOS-30000311</w:t>
             </w:r>
           </w:p>
         </w:tc>
@@ -7519,18 +7803,34 @@
           <w:p>
             <w:pPr>
               <w:rPr>
+                <w:lang w:val="en-US" w:eastAsia="en-US"/>
+              </w:rPr>
+            </w:pPr>
+            <w:r>
+              <w:rPr>
                 <w:b w:val="0"/>
                 <w:bCs w:val="0"/>
                 <w:lang w:val="en-US" w:eastAsia="en-US"/>
               </w:rPr>
-            </w:pPr>
-            <w:r>
+              <w:lastRenderedPageBreak/>
+              <w:t>Document type</w:t>
+            </w:r>
+          </w:p>
+          <w:p>
+            <w:pPr>
               <w:rPr>
                 <w:b w:val="0"/>
                 <w:bCs w:val="0"/>
                 <w:lang w:val="en-US" w:eastAsia="en-US"/>
               </w:rPr>
-              <w:t>Document type</w:t>
+            </w:pPr>
+            <w:r>
+              <w:rPr>
+                <w:b w:val="0"/>
+                <w:bCs w:val="0"/>
+                <w:lang w:val="en-US" w:eastAsia="en-US"/>
+              </w:rPr>
+              <w:t>http://infohub.siemens-energy.com/CFIHOS#CFIHOS-00000032</w:t>
             </w:r>
           </w:p>
         </w:tc>
@@ -7565,18 +7865,33 @@
           <w:p>
             <w:pPr>
               <w:rPr>
+                <w:lang w:val="en-US" w:eastAsia="en-US"/>
+              </w:rPr>
+            </w:pPr>
+            <w:r>
+              <w:rPr>
                 <w:b w:val="0"/>
                 <w:bCs w:val="0"/>
                 <w:lang w:val="en-US" w:eastAsia="en-US"/>
               </w:rPr>
-            </w:pPr>
-            <w:r>
+              <w:t>Discipline document type</w:t>
+            </w:r>
+          </w:p>
+          <w:p>
+            <w:pPr>
               <w:rPr>
                 <w:b w:val="0"/>
                 <w:bCs w:val="0"/>
                 <w:lang w:val="en-US" w:eastAsia="en-US"/>
               </w:rPr>
-              <w:t>Discipline document type</w:t>
+            </w:pPr>
+            <w:r>
+              <w:rPr>
+                <w:b w:val="0"/>
+                <w:bCs w:val="0"/>
+                <w:lang w:val="en-US" w:eastAsia="en-US"/>
+              </w:rPr>
+              <w:t>http://infohub.siemens-energy.com/CFIHOS#CFIHOS-00000027</w:t>
             </w:r>
           </w:p>
         </w:tc>
@@ -7611,11 +7926,17 @@
           <w:p>
             <w:pPr>
               <w:rPr>
+                <w:lang w:val="en-US" w:eastAsia="en-US"/>
+              </w:rPr>
+            </w:pPr>
+            <w:r>
+              <w:rPr>
                 <w:b w:val="0"/>
                 <w:bCs w:val="0"/>
                 <w:lang w:val="en-US" w:eastAsia="en-US"/>
               </w:rPr>
-            </w:pPr>
+              <w:t xml:space="preserve">Source </w:t>
+            </w:r>
             <w:r>
               <w:rPr>
                 <w:b w:val="0"/>
@@ -7623,6 +7944,23 @@
                 <w:lang w:val="en-US" w:eastAsia="en-US"/>
               </w:rPr>
               <w:t>Standard</w:t>
+            </w:r>
+          </w:p>
+          <w:p>
+            <w:pPr>
+              <w:rPr>
+                <w:b w:val="0"/>
+                <w:bCs w:val="0"/>
+                <w:lang w:val="en-US" w:eastAsia="en-US"/>
+              </w:rPr>
+            </w:pPr>
+            <w:r>
+              <w:rPr>
+                <w:b w:val="0"/>
+                <w:bCs w:val="0"/>
+                <w:lang w:val="en-US" w:eastAsia="en-US"/>
+              </w:rPr>
+              <w:t>http://infohub.siemens-energy.com/CFIHOS#CFIHOS-00000061</w:t>
             </w:r>
           </w:p>
         </w:tc>
@@ -7657,11 +7995,17 @@
           <w:p>
             <w:pPr>
               <w:rPr>
+                <w:lang w:val="en-US" w:eastAsia="en-US"/>
+              </w:rPr>
+            </w:pPr>
+            <w:r>
+              <w:rPr>
                 <w:b w:val="0"/>
                 <w:bCs w:val="0"/>
                 <w:lang w:val="en-US" w:eastAsia="en-US"/>
               </w:rPr>
-            </w:pPr>
+              <w:t xml:space="preserve">Property </w:t>
+            </w:r>
             <w:r>
               <w:rPr>
                 <w:b w:val="0"/>
@@ -7669,6 +8013,23 @@
                 <w:lang w:val="en-US" w:eastAsia="en-US"/>
               </w:rPr>
               <w:t>Picklist</w:t>
+            </w:r>
+          </w:p>
+          <w:p>
+            <w:pPr>
+              <w:rPr>
+                <w:b w:val="0"/>
+                <w:bCs w:val="0"/>
+                <w:lang w:val="en-US" w:eastAsia="en-US"/>
+              </w:rPr>
+            </w:pPr>
+            <w:r>
+              <w:rPr>
+                <w:b w:val="0"/>
+                <w:bCs w:val="0"/>
+                <w:lang w:val="en-US" w:eastAsia="en-US"/>
+              </w:rPr>
+              <w:t>http://infohub.siemens-energy.com/CFIHOS#CFIHOS-00000019</w:t>
             </w:r>
           </w:p>
         </w:tc>
@@ -7703,18 +8064,24 @@
           <w:p>
             <w:pPr>
               <w:rPr>
+                <w:lang w:val="en-GB" w:eastAsia="en-US"/>
+              </w:rPr>
+            </w:pPr>
+            <w:r>
+              <w:rPr>
                 <w:b w:val="0"/>
                 <w:bCs w:val="0"/>
                 <w:lang w:val="en-GB" w:eastAsia="en-US"/>
               </w:rPr>
-            </w:pPr>
+              <w:t>Source</w:t>
+            </w:r>
             <w:r>
               <w:rPr>
                 <w:b w:val="0"/>
                 <w:bCs w:val="0"/>
                 <w:lang w:val="en-GB" w:eastAsia="en-US"/>
               </w:rPr>
-              <w:t>Source</w:t>
+              <w:t xml:space="preserve"> </w:t>
             </w:r>
             <w:r>
               <w:rPr>
@@ -7722,7 +8089,7 @@
                 <w:bCs w:val="0"/>
                 <w:lang w:val="en-GB" w:eastAsia="en-US"/>
               </w:rPr>
-              <w:t xml:space="preserve"> </w:t>
+              <w:t>Standard</w:t>
             </w:r>
             <w:r>
               <w:rPr>
@@ -7730,7 +8097,7 @@
                 <w:bCs w:val="0"/>
                 <w:lang w:val="en-GB" w:eastAsia="en-US"/>
               </w:rPr>
-              <w:t>Standard</w:t>
+              <w:t xml:space="preserve"> </w:t>
             </w:r>
             <w:r>
               <w:rPr>
@@ -7738,7 +8105,7 @@
                 <w:bCs w:val="0"/>
                 <w:lang w:val="en-GB" w:eastAsia="en-US"/>
               </w:rPr>
-              <w:t xml:space="preserve"> </w:t>
+              <w:t>Document</w:t>
             </w:r>
             <w:r>
               <w:rPr>
@@ -7746,7 +8113,7 @@
                 <w:bCs w:val="0"/>
                 <w:lang w:val="en-GB" w:eastAsia="en-US"/>
               </w:rPr>
-              <w:t>Document</w:t>
+              <w:t xml:space="preserve"> </w:t>
             </w:r>
             <w:r>
               <w:rPr>
@@ -7754,25 +8121,23 @@
                 <w:bCs w:val="0"/>
                 <w:lang w:val="en-GB" w:eastAsia="en-US"/>
               </w:rPr>
-              <w:t xml:space="preserve"> </w:t>
-            </w:r>
-            <w:proofErr w:type="gramStart"/>
+              <w:t>And</w:t>
+            </w:r>
             <w:r>
               <w:rPr>
                 <w:b w:val="0"/>
                 <w:bCs w:val="0"/>
                 <w:lang w:val="en-GB" w:eastAsia="en-US"/>
               </w:rPr>
-              <w:t>And</w:t>
-            </w:r>
-            <w:proofErr w:type="gramEnd"/>
+              <w:t xml:space="preserve"> </w:t>
+            </w:r>
             <w:r>
               <w:rPr>
                 <w:b w:val="0"/>
                 <w:bCs w:val="0"/>
                 <w:lang w:val="en-GB" w:eastAsia="en-US"/>
               </w:rPr>
-              <w:t xml:space="preserve"> </w:t>
+              <w:t>Data</w:t>
             </w:r>
             <w:r>
               <w:rPr>
@@ -7780,7 +8145,7 @@
                 <w:bCs w:val="0"/>
                 <w:lang w:val="en-GB" w:eastAsia="en-US"/>
               </w:rPr>
-              <w:t>Data</w:t>
+              <w:t xml:space="preserve"> </w:t>
             </w:r>
             <w:r>
               <w:rPr>
@@ -7788,15 +8153,24 @@
                 <w:bCs w:val="0"/>
                 <w:lang w:val="en-GB" w:eastAsia="en-US"/>
               </w:rPr>
-              <w:t xml:space="preserve"> </w:t>
-            </w:r>
-            <w:r>
+              <w:t>Requirement</w:t>
+            </w:r>
+          </w:p>
+          <w:p>
+            <w:pPr>
               <w:rPr>
                 <w:b w:val="0"/>
                 <w:bCs w:val="0"/>
                 <w:lang w:val="en-GB" w:eastAsia="en-US"/>
               </w:rPr>
-              <w:t>Requirement</w:t>
+            </w:pPr>
+            <w:r>
+              <w:rPr>
+                <w:b w:val="0"/>
+                <w:bCs w:val="0"/>
+                <w:lang w:val="en-GB" w:eastAsia="en-US"/>
+              </w:rPr>
+              <w:t>http://infohub.siemens-energy.com/CFIHOS#CFIHOS-00000132</w:t>
             </w:r>
           </w:p>
           <w:p>
@@ -7840,18 +8214,33 @@
           <w:p>
             <w:pPr>
               <w:rPr>
+                <w:lang w:val="en-US" w:eastAsia="en-US"/>
+              </w:rPr>
+            </w:pPr>
+            <w:r>
+              <w:rPr>
                 <w:b w:val="0"/>
                 <w:bCs w:val="0"/>
                 <w:lang w:val="en-US" w:eastAsia="en-US"/>
               </w:rPr>
-            </w:pPr>
-            <w:r>
+              <w:t>Discipline</w:t>
+            </w:r>
+          </w:p>
+          <w:p>
+            <w:pPr>
               <w:rPr>
                 <w:b w:val="0"/>
                 <w:bCs w:val="0"/>
                 <w:lang w:val="en-US" w:eastAsia="en-US"/>
               </w:rPr>
-              <w:t>Discipline</w:t>
+            </w:pPr>
+            <w:r>
+              <w:rPr>
+                <w:b w:val="0"/>
+                <w:bCs w:val="0"/>
+                <w:lang w:val="en-US" w:eastAsia="en-US"/>
+              </w:rPr>
+              <w:t>http://infohub.siemens-energy.com/CFIHOS#CFIHOS-00000021</w:t>
             </w:r>
           </w:p>
         </w:tc>
@@ -7886,18 +8275,33 @@
           <w:p>
             <w:pPr>
               <w:rPr>
+                <w:lang w:val="en-US" w:eastAsia="en-US"/>
+              </w:rPr>
+            </w:pPr>
+            <w:r>
+              <w:rPr>
                 <w:b w:val="0"/>
                 <w:bCs w:val="0"/>
                 <w:lang w:val="en-US" w:eastAsia="en-US"/>
               </w:rPr>
-            </w:pPr>
-            <w:r>
+              <w:t>Unit of measure</w:t>
+            </w:r>
+          </w:p>
+          <w:p>
+            <w:pPr>
               <w:rPr>
                 <w:b w:val="0"/>
                 <w:bCs w:val="0"/>
                 <w:lang w:val="en-US" w:eastAsia="en-US"/>
               </w:rPr>
-              <w:t>Unit of measurement</w:t>
+            </w:pPr>
+            <w:r>
+              <w:rPr>
+                <w:b w:val="0"/>
+                <w:bCs w:val="0"/>
+                <w:lang w:val="en-US" w:eastAsia="en-US"/>
+              </w:rPr>
+              <w:t>http://infohub.siemens-energy.com/CFIHOS#CFIHOS-00000073</w:t>
             </w:r>
           </w:p>
         </w:tc>
@@ -7945,14 +8349,12 @@
               </w:rPr>
               <w:t xml:space="preserve"> </w:t>
             </w:r>
-            <w:proofErr w:type="gramStart"/>
             <w:r>
               <w:rPr>
                 <w:lang w:val="en-GB" w:eastAsia="en-US"/>
               </w:rPr>
               <w:t>Of</w:t>
             </w:r>
-            <w:proofErr w:type="gramEnd"/>
             <w:r>
               <w:rPr>
                 <w:lang w:val="en-GB" w:eastAsia="en-US"/>
@@ -7978,11 +8380,17 @@
           <w:p>
             <w:pPr>
               <w:rPr>
+                <w:lang w:val="en-US" w:eastAsia="en-US"/>
+              </w:rPr>
+            </w:pPr>
+            <w:r>
+              <w:rPr>
                 <w:b w:val="0"/>
                 <w:bCs w:val="0"/>
                 <w:lang w:val="en-US" w:eastAsia="en-US"/>
               </w:rPr>
-            </w:pPr>
+              <w:t xml:space="preserve">Unit of Measure </w:t>
+            </w:r>
             <w:r>
               <w:rPr>
                 <w:b w:val="0"/>
@@ -7990,6 +8398,23 @@
                 <w:lang w:val="en-US" w:eastAsia="en-US"/>
               </w:rPr>
               <w:t>Dimension</w:t>
+            </w:r>
+          </w:p>
+          <w:p>
+            <w:pPr>
+              <w:rPr>
+                <w:b w:val="0"/>
+                <w:bCs w:val="0"/>
+                <w:lang w:val="en-US" w:eastAsia="en-US"/>
+              </w:rPr>
+            </w:pPr>
+            <w:r>
+              <w:rPr>
+                <w:b w:val="0"/>
+                <w:bCs w:val="0"/>
+                <w:lang w:val="en-US" w:eastAsia="en-US"/>
+              </w:rPr>
+              <w:t>http://infohub.siemens-energy.com/CFIHOS#CFIHOS-00000072</w:t>
             </w:r>
           </w:p>
         </w:tc>
@@ -8024,18 +8449,33 @@
           <w:p>
             <w:pPr>
               <w:rPr>
+                <w:lang w:val="en-US" w:eastAsia="en-US"/>
+              </w:rPr>
+            </w:pPr>
+            <w:r>
+              <w:rPr>
                 <w:b w:val="0"/>
                 <w:bCs w:val="0"/>
                 <w:lang w:val="en-US" w:eastAsia="en-US"/>
               </w:rPr>
-            </w:pPr>
-            <w:r>
+              <w:t>Measure</w:t>
+            </w:r>
+          </w:p>
+          <w:p>
+            <w:pPr>
               <w:rPr>
                 <w:b w:val="0"/>
                 <w:bCs w:val="0"/>
                 <w:lang w:val="en-US" w:eastAsia="en-US"/>
               </w:rPr>
-              <w:t>Measure</w:t>
+            </w:pPr>
+            <w:r>
+              <w:rPr>
+                <w:b w:val="0"/>
+                <w:bCs w:val="0"/>
+                <w:lang w:val="en-US" w:eastAsia="en-US"/>
+              </w:rPr>
+              <w:t>http://www.ontology-of-units-of-measure.org/resource/om-2/Measure</w:t>
             </w:r>
           </w:p>
         </w:tc>
@@ -8084,18 +8524,33 @@
           <w:p>
             <w:pPr>
               <w:rPr>
+                <w:lang w:val="en-US" w:eastAsia="en-US"/>
+              </w:rPr>
+            </w:pPr>
+            <w:r>
+              <w:rPr>
                 <w:b w:val="0"/>
                 <w:bCs w:val="0"/>
                 <w:lang w:val="en-US" w:eastAsia="en-US"/>
               </w:rPr>
-            </w:pPr>
-            <w:r>
+              <w:t>Has unit</w:t>
+            </w:r>
+          </w:p>
+          <w:p>
+            <w:pPr>
               <w:rPr>
                 <w:b w:val="0"/>
                 <w:bCs w:val="0"/>
                 <w:lang w:val="en-US" w:eastAsia="en-US"/>
               </w:rPr>
-              <w:t>Has unit</w:t>
+            </w:pPr>
+            <w:r>
+              <w:rPr>
+                <w:b w:val="0"/>
+                <w:bCs w:val="0"/>
+                <w:lang w:val="en-US" w:eastAsia="en-US"/>
+              </w:rPr>
+              <w:t>http://www.ontology-of-units-of-measure.org/resource/om-2/hasUnit</w:t>
             </w:r>
           </w:p>
         </w:tc>
@@ -8115,16 +8570,8 @@
               <w:rPr>
                 <w:lang w:val="en-GB" w:eastAsia="en-US"/>
               </w:rPr>
-              <w:t xml:space="preserve">Equivalent to </w:t>
-            </w:r>
-            <w:proofErr w:type="spellStart"/>
-            <w:r>
-              <w:rPr>
-                <w:lang w:val="en-GB" w:eastAsia="en-US"/>
-              </w:rPr>
-              <w:t>datumUOM</w:t>
-            </w:r>
-            <w:proofErr w:type="spellEnd"/>
+              <w:t>Equivalent to datumUOM</w:t>
+            </w:r>
           </w:p>
         </w:tc>
       </w:tr>
@@ -8138,58 +8585,33 @@
           <w:p>
             <w:pPr>
               <w:rPr>
+                <w:lang w:val="en-GB" w:eastAsia="en-US"/>
+              </w:rPr>
+            </w:pPr>
+            <w:r>
+              <w:rPr>
                 <w:b w:val="0"/>
                 <w:bCs w:val="0"/>
                 <w:lang w:val="en-GB" w:eastAsia="en-US"/>
               </w:rPr>
-            </w:pPr>
-            <w:r>
+              <w:t>Has Numerical Value</w:t>
+            </w:r>
+          </w:p>
+          <w:p>
+            <w:pPr>
               <w:rPr>
                 <w:b w:val="0"/>
                 <w:bCs w:val="0"/>
                 <w:lang w:val="en-GB" w:eastAsia="en-US"/>
               </w:rPr>
-              <w:t>H</w:t>
-            </w:r>
+            </w:pPr>
             <w:r>
               <w:rPr>
                 <w:b w:val="0"/>
                 <w:bCs w:val="0"/>
                 <w:lang w:val="en-GB" w:eastAsia="en-US"/>
               </w:rPr>
-              <w:t>as</w:t>
-            </w:r>
-            <w:r>
-              <w:rPr>
-                <w:b w:val="0"/>
-                <w:bCs w:val="0"/>
-                <w:lang w:val="en-GB" w:eastAsia="en-US"/>
-              </w:rPr>
-              <w:t xml:space="preserve"> </w:t>
-            </w:r>
-            <w:r>
-              <w:rPr>
-                <w:b w:val="0"/>
-                <w:bCs w:val="0"/>
-                <w:lang w:val="en-GB" w:eastAsia="en-US"/>
-              </w:rPr>
-              <w:t>Numerical</w:t>
-            </w:r>
-            <w:r>
-              <w:rPr>
-                <w:b w:val="0"/>
-                <w:bCs w:val="0"/>
-                <w:lang w:val="en-GB" w:eastAsia="en-US"/>
-              </w:rPr>
-              <w:t xml:space="preserve"> </w:t>
-            </w:r>
-            <w:r>
-              <w:rPr>
-                <w:b w:val="0"/>
-                <w:bCs w:val="0"/>
-                <w:lang w:val="en-GB" w:eastAsia="en-US"/>
-              </w:rPr>
-              <w:t>Value</w:t>
+              <w:t>http://www.ontology-of-units-of-measure.org/resource/om-2/hasNumericalValue</w:t>
             </w:r>
           </w:p>
           <w:p>
@@ -8220,14 +8642,12 @@
               </w:rPr>
               <w:t xml:space="preserve">Equivalent to </w:t>
             </w:r>
-            <w:proofErr w:type="spellStart"/>
             <w:r>
               <w:rPr>
                 <w:lang w:val="en-GB" w:eastAsia="en-US"/>
               </w:rPr>
               <w:t>datumValue</w:t>
             </w:r>
-            <w:proofErr w:type="spellEnd"/>
           </w:p>
           <w:p>
             <w:pPr>
@@ -8250,72 +8670,66 @@
         <w:rPr>
           <w:lang w:val="en-US" w:eastAsia="en-US"/>
         </w:rPr>
-        <w:t xml:space="preserve">In the case of CFIHOS properties, they should be modelled as subclasses of IDO quality. For each property, a quality was created by concatenating the string “Quality” to the IRI of the </w:t>
+        <w:t>In the case of CFIHOS properties, they should be modelled as subclasses of IDO quality. For each property, a quality was created by concatenating the string “Quality” to the IRI of the corresponding property</w:t>
       </w:r>
       <w:r>
         <w:rPr>
           <w:lang w:val="en-US" w:eastAsia="en-US"/>
         </w:rPr>
-        <w:lastRenderedPageBreak/>
-        <w:t>corresponding property</w:t>
+        <w:t>, and all new quality classes created were annotated with the source object property they were derived</w:t>
       </w:r>
       <w:r>
         <w:rPr>
           <w:lang w:val="en-US" w:eastAsia="en-US"/>
         </w:rPr>
-        <w:t>, and all new quality classes created were annotated with the source object property they were derived</w:t>
+        <w:t xml:space="preserve">. </w:t>
       </w:r>
       <w:r>
         <w:rPr>
           <w:lang w:val="en-US" w:eastAsia="en-US"/>
         </w:rPr>
-        <w:t xml:space="preserve">. </w:t>
+        <w:t>Quantitative</w:t>
       </w:r>
       <w:r>
         <w:rPr>
           <w:lang w:val="en-US" w:eastAsia="en-US"/>
         </w:rPr>
-        <w:t>Quantitative</w:t>
+        <w:t xml:space="preserve"> properties were translated into subclasses of physical quantity, whereas the qualitative ones were translated into subclasses of quality. Then, subclass of axioms included in tag classes that </w:t>
       </w:r>
       <w:r>
         <w:rPr>
           <w:lang w:val="en-US" w:eastAsia="en-US"/>
         </w:rPr>
-        <w:t xml:space="preserve"> properties were translated into subclasses of physical quantity, whereas the qualitative ones were translated into subclasses of quality. Then, subclass of axioms included in tag classes that </w:t>
+        <w:t>make</w:t>
       </w:r>
       <w:r>
         <w:rPr>
           <w:lang w:val="en-US" w:eastAsia="en-US"/>
         </w:rPr>
-        <w:t>make</w:t>
+        <w:t xml:space="preserve"> use of properties were translated into the IDO form. For example, the following axiom</w:t>
       </w:r>
       <w:r>
         <w:rPr>
           <w:lang w:val="en-US" w:eastAsia="en-US"/>
         </w:rPr>
-        <w:t xml:space="preserve"> use of properties were translated into the IDO form. For example, the following axiom</w:t>
+        <w:t xml:space="preserve"> involving a qualitative property</w:t>
       </w:r>
       <w:r>
         <w:rPr>
           <w:lang w:val="en-US" w:eastAsia="en-US"/>
         </w:rPr>
-        <w:t xml:space="preserve"> involving a qualitative property</w:t>
-      </w:r>
-      <w:r>
+        <w:t>:</w:t>
+      </w:r>
+    </w:p>
+    <w:p>
+      <w:pPr>
         <w:rPr>
           <w:lang w:val="en-US" w:eastAsia="en-US"/>
         </w:rPr>
-        <w:t>:</w:t>
-      </w:r>
-    </w:p>
-    <w:p>
-      <w:pPr>
-        <w:rPr>
-          <w:lang w:val="en-US" w:eastAsia="en-US"/>
-        </w:rPr>
-      </w:pPr>
-      <w:r>
-        <w:rPr>
+      </w:pPr>
+      <w:r>
+        <w:rPr>
+          <w:noProof/>
           <w:lang w:val="en-US" w:eastAsia="en-US"/>
         </w:rPr>
         <w:drawing>
@@ -8334,7 +8748,7 @@
                     <pic:cNvPicPr/>
                   </pic:nvPicPr>
                   <pic:blipFill>
-                    <a:blip r:embed="rId47"/>
+                    <a:blip r:embed="rId48"/>
                     <a:stretch>
                       <a:fillRect/>
                     </a:stretch>
@@ -8376,8 +8790,10 @@
       </w:pPr>
       <w:r>
         <w:rPr>
+          <w:noProof/>
           <w:lang w:val="en-US" w:eastAsia="en-US"/>
         </w:rPr>
+        <w:lastRenderedPageBreak/>
         <w:drawing>
           <wp:inline distT="0" distB="0" distL="0" distR="0" wp14:anchorId="4A61FED6" wp14:editId="2C7A3D1F">
             <wp:extent cx="2676899" cy="209579"/>
@@ -8394,7 +8810,7 @@
                     <pic:cNvPicPr/>
                   </pic:nvPicPr>
                   <pic:blipFill>
-                    <a:blip r:embed="rId48"/>
+                    <a:blip r:embed="rId49"/>
                     <a:stretch>
                       <a:fillRect/>
                     </a:stretch>
@@ -8454,6 +8870,7 @@
       </w:pPr>
       <w:r>
         <w:rPr>
+          <w:noProof/>
           <w:lang w:val="en-US" w:eastAsia="en-US"/>
         </w:rPr>
         <w:drawing>
@@ -8472,7 +8889,7 @@
                     <pic:cNvPicPr/>
                   </pic:nvPicPr>
                   <pic:blipFill>
-                    <a:blip r:embed="rId49"/>
+                    <a:blip r:embed="rId50"/>
                     <a:stretch>
                       <a:fillRect/>
                     </a:stretch>
@@ -8514,9 +8931,9 @@
       </w:pPr>
       <w:r>
         <w:rPr>
+          <w:noProof/>
           <w:lang w:val="en-US" w:eastAsia="en-US"/>
         </w:rPr>
-        <w:lastRenderedPageBreak/>
         <w:drawing>
           <wp:inline distT="0" distB="0" distL="0" distR="0" wp14:anchorId="0D64E8BF" wp14:editId="38CD6685">
             <wp:extent cx="5943600" cy="2308225"/>
@@ -8533,7 +8950,7 @@
                     <pic:cNvPicPr/>
                   </pic:nvPicPr>
                   <pic:blipFill>
-                    <a:blip r:embed="rId50"/>
+                    <a:blip r:embed="rId51"/>
                     <a:stretch>
                       <a:fillRect/>
                     </a:stretch>
@@ -8575,8 +8992,10 @@
       </w:pPr>
       <w:r>
         <w:rPr>
+          <w:noProof/>
           <w:lang w:val="en-US" w:eastAsia="en-US"/>
         </w:rPr>
+        <w:lastRenderedPageBreak/>
         <w:drawing>
           <wp:inline distT="0" distB="0" distL="0" distR="0" wp14:anchorId="5653C372" wp14:editId="4DA27E72">
             <wp:extent cx="2838846" cy="819264"/>
@@ -8593,7 +9012,7 @@
                     <pic:cNvPicPr/>
                   </pic:nvPicPr>
                   <pic:blipFill>
-                    <a:blip r:embed="rId51"/>
+                    <a:blip r:embed="rId52"/>
                     <a:stretch>
                       <a:fillRect/>
                     </a:stretch>
@@ -8635,6 +9054,7 @@
       </w:pPr>
       <w:r>
         <w:rPr>
+          <w:noProof/>
           <w:lang w:val="en-US" w:eastAsia="en-US"/>
         </w:rPr>
         <w:drawing>
@@ -8653,7 +9073,7 @@
                     <pic:cNvPicPr/>
                   </pic:nvPicPr>
                   <pic:blipFill>
-                    <a:blip r:embed="rId52"/>
+                    <a:blip r:embed="rId53"/>
                     <a:stretch>
                       <a:fillRect/>
                     </a:stretch>
@@ -8695,9 +9115,9 @@
       </w:pPr>
       <w:r>
         <w:rPr>
+          <w:noProof/>
           <w:lang w:val="en-US" w:eastAsia="en-US"/>
         </w:rPr>
-        <w:lastRenderedPageBreak/>
         <w:drawing>
           <wp:inline distT="0" distB="0" distL="0" distR="0" wp14:anchorId="37028CD2" wp14:editId="0DB79286">
             <wp:extent cx="5943600" cy="5353050"/>
@@ -8714,7 +9134,7 @@
                     <pic:cNvPicPr/>
                   </pic:nvPicPr>
                   <pic:blipFill>
-                    <a:blip r:embed="rId53"/>
+                    <a:blip r:embed="rId54"/>
                     <a:stretch>
                       <a:fillRect/>
                     </a:stretch>
@@ -8756,8 +9176,10 @@
       </w:pPr>
       <w:r>
         <w:rPr>
+          <w:noProof/>
           <w:lang w:val="en-US" w:eastAsia="en-US"/>
         </w:rPr>
+        <w:lastRenderedPageBreak/>
         <w:drawing>
           <wp:inline distT="0" distB="0" distL="0" distR="0" wp14:anchorId="6C16DA79" wp14:editId="0536D26A">
             <wp:extent cx="5943600" cy="2524760"/>
@@ -8774,7 +9196,7 @@
                     <pic:cNvPicPr/>
                   </pic:nvPicPr>
                   <pic:blipFill>
-                    <a:blip r:embed="rId54"/>
+                    <a:blip r:embed="rId55"/>
                     <a:stretch>
                       <a:fillRect/>
                     </a:stretch>
@@ -8805,7 +9227,6 @@
         <w:rPr>
           <w:lang w:val="en-US" w:eastAsia="en-US"/>
         </w:rPr>
-        <w:lastRenderedPageBreak/>
         <w:t>The ontology aligning CFIHOS and IDO provides both mechanisms to define data.</w:t>
       </w:r>
     </w:p>
@@ -16912,6 +17333,119 @@
     </w:lvl>
   </w:abstractNum>
   <w:abstractNum w:abstractNumId="61" w15:restartNumberingAfterBreak="0">
+    <w:nsid w:val="678A5413"/>
+    <w:multiLevelType w:val="hybridMultilevel"/>
+    <w:tmpl w:val="3E26B6EE"/>
+    <w:lvl w:ilvl="0" w:tplc="08090001">
+      <w:start w:val="1"/>
+      <w:numFmt w:val="bullet"/>
+      <w:lvlText w:val=""/>
+      <w:lvlJc w:val="left"/>
+      <w:pPr>
+        <w:ind w:left="720" w:hanging="360"/>
+      </w:pPr>
+      <w:rPr>
+        <w:rFonts w:ascii="Symbol" w:hAnsi="Symbol" w:hint="default"/>
+      </w:rPr>
+    </w:lvl>
+    <w:lvl w:ilvl="1" w:tplc="08090003" w:tentative="1">
+      <w:start w:val="1"/>
+      <w:numFmt w:val="bullet"/>
+      <w:lvlText w:val="o"/>
+      <w:lvlJc w:val="left"/>
+      <w:pPr>
+        <w:ind w:left="1440" w:hanging="360"/>
+      </w:pPr>
+      <w:rPr>
+        <w:rFonts w:ascii="Courier New" w:hAnsi="Courier New" w:cs="Courier New" w:hint="default"/>
+      </w:rPr>
+    </w:lvl>
+    <w:lvl w:ilvl="2" w:tplc="08090005" w:tentative="1">
+      <w:start w:val="1"/>
+      <w:numFmt w:val="bullet"/>
+      <w:lvlText w:val=""/>
+      <w:lvlJc w:val="left"/>
+      <w:pPr>
+        <w:ind w:left="2160" w:hanging="360"/>
+      </w:pPr>
+      <w:rPr>
+        <w:rFonts w:ascii="Wingdings" w:hAnsi="Wingdings" w:hint="default"/>
+      </w:rPr>
+    </w:lvl>
+    <w:lvl w:ilvl="3" w:tplc="08090001" w:tentative="1">
+      <w:start w:val="1"/>
+      <w:numFmt w:val="bullet"/>
+      <w:lvlText w:val=""/>
+      <w:lvlJc w:val="left"/>
+      <w:pPr>
+        <w:ind w:left="2880" w:hanging="360"/>
+      </w:pPr>
+      <w:rPr>
+        <w:rFonts w:ascii="Symbol" w:hAnsi="Symbol" w:hint="default"/>
+      </w:rPr>
+    </w:lvl>
+    <w:lvl w:ilvl="4" w:tplc="08090003" w:tentative="1">
+      <w:start w:val="1"/>
+      <w:numFmt w:val="bullet"/>
+      <w:lvlText w:val="o"/>
+      <w:lvlJc w:val="left"/>
+      <w:pPr>
+        <w:ind w:left="3600" w:hanging="360"/>
+      </w:pPr>
+      <w:rPr>
+        <w:rFonts w:ascii="Courier New" w:hAnsi="Courier New" w:cs="Courier New" w:hint="default"/>
+      </w:rPr>
+    </w:lvl>
+    <w:lvl w:ilvl="5" w:tplc="08090005" w:tentative="1">
+      <w:start w:val="1"/>
+      <w:numFmt w:val="bullet"/>
+      <w:lvlText w:val=""/>
+      <w:lvlJc w:val="left"/>
+      <w:pPr>
+        <w:ind w:left="4320" w:hanging="360"/>
+      </w:pPr>
+      <w:rPr>
+        <w:rFonts w:ascii="Wingdings" w:hAnsi="Wingdings" w:hint="default"/>
+      </w:rPr>
+    </w:lvl>
+    <w:lvl w:ilvl="6" w:tplc="08090001" w:tentative="1">
+      <w:start w:val="1"/>
+      <w:numFmt w:val="bullet"/>
+      <w:lvlText w:val=""/>
+      <w:lvlJc w:val="left"/>
+      <w:pPr>
+        <w:ind w:left="5040" w:hanging="360"/>
+      </w:pPr>
+      <w:rPr>
+        <w:rFonts w:ascii="Symbol" w:hAnsi="Symbol" w:hint="default"/>
+      </w:rPr>
+    </w:lvl>
+    <w:lvl w:ilvl="7" w:tplc="08090003" w:tentative="1">
+      <w:start w:val="1"/>
+      <w:numFmt w:val="bullet"/>
+      <w:lvlText w:val="o"/>
+      <w:lvlJc w:val="left"/>
+      <w:pPr>
+        <w:ind w:left="5760" w:hanging="360"/>
+      </w:pPr>
+      <w:rPr>
+        <w:rFonts w:ascii="Courier New" w:hAnsi="Courier New" w:cs="Courier New" w:hint="default"/>
+      </w:rPr>
+    </w:lvl>
+    <w:lvl w:ilvl="8" w:tplc="08090005" w:tentative="1">
+      <w:start w:val="1"/>
+      <w:numFmt w:val="bullet"/>
+      <w:lvlText w:val=""/>
+      <w:lvlJc w:val="left"/>
+      <w:pPr>
+        <w:ind w:left="6480" w:hanging="360"/>
+      </w:pPr>
+      <w:rPr>
+        <w:rFonts w:ascii="Wingdings" w:hAnsi="Wingdings" w:hint="default"/>
+      </w:rPr>
+    </w:lvl>
+  </w:abstractNum>
+  <w:abstractNum w:abstractNumId="62" w15:restartNumberingAfterBreak="0">
     <w:nsid w:val="697E60D8"/>
     <w:multiLevelType w:val="hybridMultilevel"/>
     <w:tmpl w:val="388CB910"/>
@@ -17024,7 +17558,7 @@
       </w:rPr>
     </w:lvl>
   </w:abstractNum>
-  <w:abstractNum w:abstractNumId="62" w15:restartNumberingAfterBreak="0">
+  <w:abstractNum w:abstractNumId="63" w15:restartNumberingAfterBreak="0">
     <w:nsid w:val="6A9772F5"/>
     <w:multiLevelType w:val="hybridMultilevel"/>
     <w:tmpl w:val="C84ECD10"/>
@@ -17137,7 +17671,7 @@
       </w:rPr>
     </w:lvl>
   </w:abstractNum>
-  <w:abstractNum w:abstractNumId="63" w15:restartNumberingAfterBreak="0">
+  <w:abstractNum w:abstractNumId="64" w15:restartNumberingAfterBreak="0">
     <w:nsid w:val="6B712E9F"/>
     <w:multiLevelType w:val="hybridMultilevel"/>
     <w:tmpl w:val="73888EF8"/>
@@ -17250,7 +17784,7 @@
       </w:rPr>
     </w:lvl>
   </w:abstractNum>
-  <w:abstractNum w:abstractNumId="64" w15:restartNumberingAfterBreak="0">
+  <w:abstractNum w:abstractNumId="65" w15:restartNumberingAfterBreak="0">
     <w:nsid w:val="6E3D6B2D"/>
     <w:multiLevelType w:val="multilevel"/>
     <w:tmpl w:val="EC807D0C"/>
@@ -17399,7 +17933,7 @@
       </w:rPr>
     </w:lvl>
   </w:abstractNum>
-  <w:abstractNum w:abstractNumId="65" w15:restartNumberingAfterBreak="0">
+  <w:abstractNum w:abstractNumId="66" w15:restartNumberingAfterBreak="0">
     <w:nsid w:val="730734B3"/>
     <w:multiLevelType w:val="hybridMultilevel"/>
     <w:tmpl w:val="F036F7A8"/>
@@ -17512,7 +18046,7 @@
       </w:rPr>
     </w:lvl>
   </w:abstractNum>
-  <w:abstractNum w:abstractNumId="66" w15:restartNumberingAfterBreak="0">
+  <w:abstractNum w:abstractNumId="67" w15:restartNumberingAfterBreak="0">
     <w:nsid w:val="75D95D9F"/>
     <w:multiLevelType w:val="multilevel"/>
     <w:tmpl w:val="DB3AD190"/>
@@ -17661,7 +18195,7 @@
       </w:rPr>
     </w:lvl>
   </w:abstractNum>
-  <w:abstractNum w:abstractNumId="67" w15:restartNumberingAfterBreak="0">
+  <w:abstractNum w:abstractNumId="68" w15:restartNumberingAfterBreak="0">
     <w:nsid w:val="76503DB0"/>
     <w:multiLevelType w:val="multilevel"/>
     <w:tmpl w:val="94CE2D2A"/>
@@ -17810,7 +18344,7 @@
       </w:rPr>
     </w:lvl>
   </w:abstractNum>
-  <w:abstractNum w:abstractNumId="68" w15:restartNumberingAfterBreak="0">
+  <w:abstractNum w:abstractNumId="69" w15:restartNumberingAfterBreak="0">
     <w:nsid w:val="7A705AC6"/>
     <w:multiLevelType w:val="multilevel"/>
     <w:tmpl w:val="39CA7098"/>
@@ -17959,7 +18493,7 @@
       </w:rPr>
     </w:lvl>
   </w:abstractNum>
-  <w:abstractNum w:abstractNumId="69" w15:restartNumberingAfterBreak="0">
+  <w:abstractNum w:abstractNumId="70" w15:restartNumberingAfterBreak="0">
     <w:nsid w:val="7C5D4D7D"/>
     <w:multiLevelType w:val="multilevel"/>
     <w:tmpl w:val="DEF05B44"/>
@@ -18108,7 +18642,7 @@
       </w:rPr>
     </w:lvl>
   </w:abstractNum>
-  <w:abstractNum w:abstractNumId="70" w15:restartNumberingAfterBreak="0">
+  <w:abstractNum w:abstractNumId="71" w15:restartNumberingAfterBreak="0">
     <w:nsid w:val="7E014C27"/>
     <w:multiLevelType w:val="hybridMultilevel"/>
     <w:tmpl w:val="7BC0D4FA"/>
@@ -18221,7 +18755,7 @@
       </w:rPr>
     </w:lvl>
   </w:abstractNum>
-  <w:abstractNum w:abstractNumId="71" w15:restartNumberingAfterBreak="0">
+  <w:abstractNum w:abstractNumId="72" w15:restartNumberingAfterBreak="0">
     <w:nsid w:val="7E7641FE"/>
     <w:multiLevelType w:val="hybridMultilevel"/>
     <w:tmpl w:val="CEE26168"/>
@@ -18334,7 +18868,7 @@
       </w:rPr>
     </w:lvl>
   </w:abstractNum>
-  <w:abstractNum w:abstractNumId="72" w15:restartNumberingAfterBreak="0">
+  <w:abstractNum w:abstractNumId="73" w15:restartNumberingAfterBreak="0">
     <w:nsid w:val="7ED32D1D"/>
     <w:multiLevelType w:val="multilevel"/>
     <w:tmpl w:val="C39857C0"/>
@@ -18483,7 +19017,7 @@
       </w:rPr>
     </w:lvl>
   </w:abstractNum>
-  <w:abstractNum w:abstractNumId="73" w15:restartNumberingAfterBreak="0">
+  <w:abstractNum w:abstractNumId="74" w15:restartNumberingAfterBreak="0">
     <w:nsid w:val="7FE425DF"/>
     <w:multiLevelType w:val="hybridMultilevel"/>
     <w:tmpl w:val="4D56316C"/>
@@ -18618,13 +19152,13 @@
     <w:abstractNumId w:val="23"/>
   </w:num>
   <w:num w:numId="8" w16cid:durableId="40445003">
-    <w:abstractNumId w:val="73"/>
+    <w:abstractNumId w:val="74"/>
   </w:num>
   <w:num w:numId="9" w16cid:durableId="972176914">
-    <w:abstractNumId w:val="71"/>
+    <w:abstractNumId w:val="72"/>
   </w:num>
   <w:num w:numId="10" w16cid:durableId="2013531766">
-    <w:abstractNumId w:val="68"/>
+    <w:abstractNumId w:val="69"/>
   </w:num>
   <w:num w:numId="11" w16cid:durableId="832834822">
     <w:abstractNumId w:val="3"/>
@@ -18666,7 +19200,7 @@
     <w:abstractNumId w:val="47"/>
   </w:num>
   <w:num w:numId="24" w16cid:durableId="1791513715">
-    <w:abstractNumId w:val="69"/>
+    <w:abstractNumId w:val="70"/>
   </w:num>
   <w:num w:numId="25" w16cid:durableId="22370387">
     <w:abstractNumId w:val="5"/>
@@ -18684,7 +19218,7 @@
     <w:abstractNumId w:val="44"/>
   </w:num>
   <w:num w:numId="30" w16cid:durableId="307134246">
-    <w:abstractNumId w:val="66"/>
+    <w:abstractNumId w:val="67"/>
   </w:num>
   <w:num w:numId="31" w16cid:durableId="1180509310">
     <w:abstractNumId w:val="15"/>
@@ -18702,7 +19236,7 @@
     <w:abstractNumId w:val="9"/>
   </w:num>
   <w:num w:numId="36" w16cid:durableId="186332820">
-    <w:abstractNumId w:val="67"/>
+    <w:abstractNumId w:val="68"/>
   </w:num>
   <w:num w:numId="37" w16cid:durableId="615915133">
     <w:abstractNumId w:val="12"/>
@@ -18729,10 +19263,10 @@
     <w:abstractNumId w:val="10"/>
   </w:num>
   <w:num w:numId="45" w16cid:durableId="710347726">
-    <w:abstractNumId w:val="70"/>
+    <w:abstractNumId w:val="71"/>
   </w:num>
   <w:num w:numId="46" w16cid:durableId="772551398">
-    <w:abstractNumId w:val="61"/>
+    <w:abstractNumId w:val="62"/>
   </w:num>
   <w:num w:numId="47" w16cid:durableId="1925676867">
     <w:abstractNumId w:val="6"/>
@@ -18765,10 +19299,10 @@
     <w:abstractNumId w:val="43"/>
   </w:num>
   <w:num w:numId="57" w16cid:durableId="1749116061">
-    <w:abstractNumId w:val="72"/>
+    <w:abstractNumId w:val="73"/>
   </w:num>
   <w:num w:numId="58" w16cid:durableId="1371800595">
-    <w:abstractNumId w:val="63"/>
+    <w:abstractNumId w:val="64"/>
   </w:num>
   <w:num w:numId="59" w16cid:durableId="1141071780">
     <w:abstractNumId w:val="57"/>
@@ -18777,7 +19311,7 @@
     <w:abstractNumId w:val="49"/>
   </w:num>
   <w:num w:numId="61" w16cid:durableId="1302805176">
-    <w:abstractNumId w:val="64"/>
+    <w:abstractNumId w:val="65"/>
   </w:num>
   <w:num w:numId="62" w16cid:durableId="681318549">
     <w:abstractNumId w:val="7"/>
@@ -18807,7 +19341,7 @@
     <w:abstractNumId w:val="56"/>
   </w:num>
   <w:num w:numId="71" w16cid:durableId="115222883">
-    <w:abstractNumId w:val="65"/>
+    <w:abstractNumId w:val="66"/>
   </w:num>
   <w:num w:numId="72" w16cid:durableId="1687175539">
     <w:abstractNumId w:val="8"/>
@@ -18816,7 +19350,10 @@
     <w:abstractNumId w:val="38"/>
   </w:num>
   <w:num w:numId="74" w16cid:durableId="382994060">
-    <w:abstractNumId w:val="62"/>
+    <w:abstractNumId w:val="63"/>
+  </w:num>
+  <w:num w:numId="75" w16cid:durableId="1798447678">
+    <w:abstractNumId w:val="61"/>
   </w:num>
   <w:numIdMacAtCleanup w:val="43"/>
 </w:numbering>
@@ -19473,6 +20010,7 @@
   <w:style w:type="character" w:default="1" w:styleId="Fuentedeprrafopredeter">
     <w:name w:val="Default Paragraph Font"/>
     <w:uiPriority w:val="1"/>
+    <w:semiHidden/>
     <w:unhideWhenUsed/>
   </w:style>
   <w:style w:type="table" w:default="1" w:styleId="Tablanormal">
@@ -20720,10 +21258,6 @@
 </file>
 
 <file path=customXml/item1.xml><?xml version="1.0" encoding="utf-8"?>
-<b:Sources xmlns:b="http://schemas.openxmlformats.org/officeDocument/2006/bibliography" xmlns="http://schemas.openxmlformats.org/officeDocument/2006/bibliography" SelectedStyle="\APASixthEditionOfficeOnline.xsl" StyleName="APA" Version="6"/>
-</file>
-
-<file path=customXml/item2.xml><?xml version="1.0" encoding="utf-8"?>
 <ct:contentTypeSchema xmlns:ct="http://schemas.microsoft.com/office/2006/metadata/contentType" xmlns:ma="http://schemas.microsoft.com/office/2006/metadata/properties/metaAttributes" ct:_="" ma:_="" ma:contentTypeName="Document" ma:contentTypeID="0x010100A4A8550E4B81C0499914095BDEACEDFD" ma:contentTypeVersion="15" ma:contentTypeDescription="Create a new document." ma:contentTypeScope="" ma:versionID="1c4b826b98ca86b32ba23e24aa223bd5">
   <xsd:schema xmlns:xsd="http://www.w3.org/2001/XMLSchema" xmlns:xs="http://www.w3.org/2001/XMLSchema" xmlns:p="http://schemas.microsoft.com/office/2006/metadata/properties" xmlns:ns2="acde14ed-0fa1-45d8-93dc-065b3f795135" xmlns:ns3="fbcb92d3-a758-455b-badc-0015abcfa815" targetNamespace="http://schemas.microsoft.com/office/2006/metadata/properties" ma:root="true" ma:fieldsID="b8d73324af71241bdfc4e9dbffe2f723" ns2:_="" ns3:_="">
     <xsd:import namespace="acde14ed-0fa1-45d8-93dc-065b3f795135"/>
@@ -20958,6 +21492,15 @@
 </ct:contentTypeSchema>
 </file>
 
+<file path=customXml/item2.xml><?xml version="1.0" encoding="utf-8"?>
+<?mso-contentType ?>
+<FormTemplates xmlns="http://schemas.microsoft.com/sharepoint/v3/contenttype/forms">
+  <Display>DocumentLibraryForm</Display>
+  <Edit>DocumentLibraryForm</Edit>
+  <New>DocumentLibraryForm</New>
+</FormTemplates>
+</file>
+
 <file path=customXml/item3.xml><?xml version="1.0" encoding="utf-8"?>
 <p:properties xmlns:p="http://schemas.microsoft.com/office/2006/metadata/properties" xmlns:xsi="http://www.w3.org/2001/XMLSchema-instance" xmlns:pc="http://schemas.microsoft.com/office/infopath/2007/PartnerControls">
   <documentManagement>
@@ -20977,23 +21520,10 @@
 </file>
 
 <file path=customXml/item4.xml><?xml version="1.0" encoding="utf-8"?>
-<?mso-contentType ?>
-<FormTemplates xmlns="http://schemas.microsoft.com/sharepoint/v3/contenttype/forms">
-  <Display>DocumentLibraryForm</Display>
-  <Edit>DocumentLibraryForm</Edit>
-  <New>DocumentLibraryForm</New>
-</FormTemplates>
+<b:Sources xmlns:b="http://schemas.openxmlformats.org/officeDocument/2006/bibliography" xmlns="http://schemas.openxmlformats.org/officeDocument/2006/bibliography" SelectedStyle="\APASixthEditionOfficeOnline.xsl" StyleName="APA" Version="6"/>
 </file>
 
 <file path=customXml/itemProps1.xml><?xml version="1.0" encoding="utf-8"?>
-<ds:datastoreItem xmlns:ds="http://schemas.openxmlformats.org/officeDocument/2006/customXml" ds:itemID="{D6D43FF4-CB44-4E95-A9DE-C9CABA343DB4}">
-  <ds:schemaRefs>
-    <ds:schemaRef ds:uri="http://schemas.openxmlformats.org/officeDocument/2006/bibliography"/>
-  </ds:schemaRefs>
-</ds:datastoreItem>
-</file>
-
-<file path=customXml/itemProps2.xml><?xml version="1.0" encoding="utf-8"?>
 <ds:datastoreItem xmlns:ds="http://schemas.openxmlformats.org/officeDocument/2006/customXml" ds:itemID="{0AF59CB9-7448-421F-AC3D-18D95CC91684}">
   <ds:schemaRefs>
     <ds:schemaRef ds:uri="http://schemas.microsoft.com/office/2006/metadata/contentType"/>
@@ -21012,6 +21542,14 @@
 </ds:datastoreItem>
 </file>
 
+<file path=customXml/itemProps2.xml><?xml version="1.0" encoding="utf-8"?>
+<ds:datastoreItem xmlns:ds="http://schemas.openxmlformats.org/officeDocument/2006/customXml" ds:itemID="{CF3E1E0C-E44E-4AE1-8775-C306A03B3BB5}">
+  <ds:schemaRefs>
+    <ds:schemaRef ds:uri="http://schemas.microsoft.com/sharepoint/v3/contenttype/forms"/>
+  </ds:schemaRefs>
+</ds:datastoreItem>
+</file>
+
 <file path=customXml/itemProps3.xml><?xml version="1.0" encoding="utf-8"?>
 <ds:datastoreItem xmlns:ds="http://schemas.openxmlformats.org/officeDocument/2006/customXml" ds:itemID="{25BFC74E-4FB7-431A-96AE-862678FF6F94}">
   <ds:schemaRefs>
@@ -21024,9 +21562,9 @@
 </file>
 
 <file path=customXml/itemProps4.xml><?xml version="1.0" encoding="utf-8"?>
-<ds:datastoreItem xmlns:ds="http://schemas.openxmlformats.org/officeDocument/2006/customXml" ds:itemID="{CF3E1E0C-E44E-4AE1-8775-C306A03B3BB5}">
+<ds:datastoreItem xmlns:ds="http://schemas.openxmlformats.org/officeDocument/2006/customXml" ds:itemID="{D6D43FF4-CB44-4E95-A9DE-C9CABA343DB4}">
   <ds:schemaRefs>
-    <ds:schemaRef ds:uri="http://schemas.microsoft.com/sharepoint/v3/contenttype/forms"/>
+    <ds:schemaRef ds:uri="http://schemas.openxmlformats.org/officeDocument/2006/bibliography"/>
   </ds:schemaRefs>
 </ds:datastoreItem>
 </file>
--- a/cfihos.docx
+++ b/cfihos.docx
@@ -418,7 +418,7 @@
             </w:rPr>
             <w:fldChar w:fldCharType="separate"/>
           </w:r>
-          <w:hyperlink w:anchor="_Toc221284068" w:history="1">
+          <w:hyperlink w:anchor="_Toc222388615" w:history="1">
             <w:r>
               <w:rPr>
                 <w:rStyle w:val="Hipervnculo"/>
@@ -447,7 +447,7 @@
                 <w:noProof/>
                 <w:webHidden/>
               </w:rPr>
-              <w:instrText xml:space="preserve"> PAGEREF _Toc221284068 \h </w:instrText>
+              <w:instrText xml:space="preserve"> PAGEREF _Toc222388615 \h </w:instrText>
             </w:r>
             <w:r>
               <w:rPr>
@@ -492,7 +492,7 @@
               <w:lang w:val="en-GB" w:eastAsia="en-GB"/>
             </w:rPr>
           </w:pPr>
-          <w:hyperlink w:anchor="_Toc221284069" w:history="1">
+          <w:hyperlink w:anchor="_Toc222388616" w:history="1">
             <w:r>
               <w:rPr>
                 <w:rStyle w:val="Hipervnculo"/>
@@ -520,7 +520,7 @@
                 <w:noProof/>
                 <w:webHidden/>
               </w:rPr>
-              <w:instrText xml:space="preserve"> PAGEREF _Toc221284069 \h </w:instrText>
+              <w:instrText xml:space="preserve"> PAGEREF _Toc222388616 \h </w:instrText>
             </w:r>
             <w:r>
               <w:rPr>
@@ -565,7 +565,7 @@
               <w:lang w:val="en-GB" w:eastAsia="en-GB"/>
             </w:rPr>
           </w:pPr>
-          <w:hyperlink w:anchor="_Toc221284070" w:history="1">
+          <w:hyperlink w:anchor="_Toc222388617" w:history="1">
             <w:r>
               <w:rPr>
                 <w:rStyle w:val="Hipervnculo"/>
@@ -593,7 +593,7 @@
                 <w:noProof/>
                 <w:webHidden/>
               </w:rPr>
-              <w:instrText xml:space="preserve"> PAGEREF _Toc221284070 \h </w:instrText>
+              <w:instrText xml:space="preserve"> PAGEREF _Toc222388617 \h </w:instrText>
             </w:r>
             <w:r>
               <w:rPr>
@@ -638,7 +638,7 @@
               <w:lang w:val="en-GB" w:eastAsia="en-GB"/>
             </w:rPr>
           </w:pPr>
-          <w:hyperlink w:anchor="_Toc221284071" w:history="1">
+          <w:hyperlink w:anchor="_Toc222388618" w:history="1">
             <w:r>
               <w:rPr>
                 <w:rStyle w:val="Hipervnculo"/>
@@ -666,7 +666,7 @@
                 <w:noProof/>
                 <w:webHidden/>
               </w:rPr>
-              <w:instrText xml:space="preserve"> PAGEREF _Toc221284071 \h </w:instrText>
+              <w:instrText xml:space="preserve"> PAGEREF _Toc222388618 \h </w:instrText>
             </w:r>
             <w:r>
               <w:rPr>
@@ -711,7 +711,7 @@
               <w:lang w:val="en-GB" w:eastAsia="en-GB"/>
             </w:rPr>
           </w:pPr>
-          <w:hyperlink w:anchor="_Toc221284072" w:history="1">
+          <w:hyperlink w:anchor="_Toc222388619" w:history="1">
             <w:r>
               <w:rPr>
                 <w:rStyle w:val="Hipervnculo"/>
@@ -739,7 +739,7 @@
                 <w:noProof/>
                 <w:webHidden/>
               </w:rPr>
-              <w:instrText xml:space="preserve"> PAGEREF _Toc221284072 \h </w:instrText>
+              <w:instrText xml:space="preserve"> PAGEREF _Toc222388619 \h </w:instrText>
             </w:r>
             <w:r>
               <w:rPr>
@@ -784,7 +784,7 @@
               <w:lang w:val="en-GB" w:eastAsia="en-GB"/>
             </w:rPr>
           </w:pPr>
-          <w:hyperlink w:anchor="_Toc221284073" w:history="1">
+          <w:hyperlink w:anchor="_Toc222388620" w:history="1">
             <w:r>
               <w:rPr>
                 <w:rStyle w:val="Hipervnculo"/>
@@ -812,7 +812,7 @@
                 <w:noProof/>
                 <w:webHidden/>
               </w:rPr>
-              <w:instrText xml:space="preserve"> PAGEREF _Toc221284073 \h </w:instrText>
+              <w:instrText xml:space="preserve"> PAGEREF _Toc222388620 \h </w:instrText>
             </w:r>
             <w:r>
               <w:rPr>
@@ -857,7 +857,7 @@
               <w:lang w:val="en-GB" w:eastAsia="en-GB"/>
             </w:rPr>
           </w:pPr>
-          <w:hyperlink w:anchor="_Toc221284074" w:history="1">
+          <w:hyperlink w:anchor="_Toc222388621" w:history="1">
             <w:r>
               <w:rPr>
                 <w:rStyle w:val="Hipervnculo"/>
@@ -885,7 +885,7 @@
                 <w:noProof/>
                 <w:webHidden/>
               </w:rPr>
-              <w:instrText xml:space="preserve"> PAGEREF _Toc221284074 \h </w:instrText>
+              <w:instrText xml:space="preserve"> PAGEREF _Toc222388621 \h </w:instrText>
             </w:r>
             <w:r>
               <w:rPr>
@@ -930,7 +930,7 @@
               <w:lang w:val="en-GB" w:eastAsia="en-GB"/>
             </w:rPr>
           </w:pPr>
-          <w:hyperlink w:anchor="_Toc221284075" w:history="1">
+          <w:hyperlink w:anchor="_Toc222388622" w:history="1">
             <w:r>
               <w:rPr>
                 <w:rStyle w:val="Hipervnculo"/>
@@ -958,7 +958,7 @@
                 <w:noProof/>
                 <w:webHidden/>
               </w:rPr>
-              <w:instrText xml:space="preserve"> PAGEREF _Toc221284075 \h </w:instrText>
+              <w:instrText xml:space="preserve"> PAGEREF _Toc222388622 \h </w:instrText>
             </w:r>
             <w:r>
               <w:rPr>
@@ -1003,7 +1003,7 @@
               <w:lang w:val="en-GB" w:eastAsia="en-GB"/>
             </w:rPr>
           </w:pPr>
-          <w:hyperlink w:anchor="_Toc221284076" w:history="1">
+          <w:hyperlink w:anchor="_Toc222388623" w:history="1">
             <w:r>
               <w:rPr>
                 <w:rStyle w:val="Hipervnculo"/>
@@ -1031,7 +1031,7 @@
                 <w:noProof/>
                 <w:webHidden/>
               </w:rPr>
-              <w:instrText xml:space="preserve"> PAGEREF _Toc221284076 \h </w:instrText>
+              <w:instrText xml:space="preserve"> PAGEREF _Toc222388623 \h </w:instrText>
             </w:r>
             <w:r>
               <w:rPr>
@@ -1076,7 +1076,7 @@
               <w:lang w:val="en-GB" w:eastAsia="en-GB"/>
             </w:rPr>
           </w:pPr>
-          <w:hyperlink w:anchor="_Toc221284077" w:history="1">
+          <w:hyperlink w:anchor="_Toc222388624" w:history="1">
             <w:r>
               <w:rPr>
                 <w:rStyle w:val="Hipervnculo"/>
@@ -1104,7 +1104,7 @@
                 <w:noProof/>
                 <w:webHidden/>
               </w:rPr>
-              <w:instrText xml:space="preserve"> PAGEREF _Toc221284077 \h </w:instrText>
+              <w:instrText xml:space="preserve"> PAGEREF _Toc222388624 \h </w:instrText>
             </w:r>
             <w:r>
               <w:rPr>
@@ -1149,7 +1149,7 @@
               <w:lang w:val="en-GB" w:eastAsia="en-GB"/>
             </w:rPr>
           </w:pPr>
-          <w:hyperlink w:anchor="_Toc221284078" w:history="1">
+          <w:hyperlink w:anchor="_Toc222388625" w:history="1">
             <w:r>
               <w:rPr>
                 <w:rStyle w:val="Hipervnculo"/>
@@ -1177,7 +1177,7 @@
                 <w:noProof/>
                 <w:webHidden/>
               </w:rPr>
-              <w:instrText xml:space="preserve"> PAGEREF _Toc221284078 \h </w:instrText>
+              <w:instrText xml:space="preserve"> PAGEREF _Toc222388625 \h </w:instrText>
             </w:r>
             <w:r>
               <w:rPr>
@@ -1222,30 +1222,14 @@
               <w:lang w:val="en-GB" w:eastAsia="en-GB"/>
             </w:rPr>
           </w:pPr>
-          <w:hyperlink w:anchor="_Toc221284079" w:history="1">
+          <w:hyperlink w:anchor="_Toc222388626" w:history="1">
             <w:r>
               <w:rPr>
                 <w:rStyle w:val="Hipervnculo"/>
                 <w:noProof/>
                 <w:lang w:val="en-GB"/>
               </w:rPr>
-              <w:t>Units of measureme</w:t>
-            </w:r>
-            <w:r>
-              <w:rPr>
-                <w:rStyle w:val="Hipervnculo"/>
-                <w:noProof/>
-                <w:lang w:val="en-GB"/>
-              </w:rPr>
-              <w:t>n</w:t>
-            </w:r>
-            <w:r>
-              <w:rPr>
-                <w:rStyle w:val="Hipervnculo"/>
-                <w:noProof/>
-                <w:lang w:val="en-GB"/>
-              </w:rPr>
-              <w:t>ts</w:t>
+              <w:t>Units of measurements</w:t>
             </w:r>
             <w:r>
               <w:rPr>
@@ -1266,7 +1250,7 @@
                 <w:noProof/>
                 <w:webHidden/>
               </w:rPr>
-              <w:instrText xml:space="preserve"> PAGEREF _Toc221284079 \h </w:instrText>
+              <w:instrText xml:space="preserve"> PAGEREF _Toc222388626 \h </w:instrText>
             </w:r>
             <w:r>
               <w:rPr>
@@ -1311,7 +1295,7 @@
               <w:lang w:val="en-GB" w:eastAsia="en-GB"/>
             </w:rPr>
           </w:pPr>
-          <w:hyperlink w:anchor="_Toc221284080" w:history="1">
+          <w:hyperlink w:anchor="_Toc222388627" w:history="1">
             <w:r>
               <w:rPr>
                 <w:rStyle w:val="Hipervnculo"/>
@@ -1339,7 +1323,7 @@
                 <w:noProof/>
                 <w:webHidden/>
               </w:rPr>
-              <w:instrText xml:space="preserve"> PAGEREF _Toc221284080 \h </w:instrText>
+              <w:instrText xml:space="preserve"> PAGEREF _Toc222388627 \h </w:instrText>
             </w:r>
             <w:r>
               <w:rPr>
@@ -1384,7 +1368,7 @@
               <w:lang w:val="en-GB" w:eastAsia="en-GB"/>
             </w:rPr>
           </w:pPr>
-          <w:hyperlink w:anchor="_Toc221284081" w:history="1">
+          <w:hyperlink w:anchor="_Toc222388628" w:history="1">
             <w:r>
               <w:rPr>
                 <w:rStyle w:val="Hipervnculo"/>
@@ -1412,7 +1396,7 @@
                 <w:noProof/>
                 <w:webHidden/>
               </w:rPr>
-              <w:instrText xml:space="preserve"> PAGEREF _Toc221284081 \h </w:instrText>
+              <w:instrText xml:space="preserve"> PAGEREF _Toc222388628 \h </w:instrText>
             </w:r>
             <w:r>
               <w:rPr>
@@ -1457,7 +1441,7 @@
               <w:lang w:val="en-GB" w:eastAsia="en-GB"/>
             </w:rPr>
           </w:pPr>
-          <w:hyperlink w:anchor="_Toc221284082" w:history="1">
+          <w:hyperlink w:anchor="_Toc222388629" w:history="1">
             <w:r>
               <w:rPr>
                 <w:rStyle w:val="Hipervnculo"/>
@@ -1485,7 +1469,7 @@
                 <w:noProof/>
                 <w:webHidden/>
               </w:rPr>
-              <w:instrText xml:space="preserve"> PAGEREF _Toc221284082 \h </w:instrText>
+              <w:instrText xml:space="preserve"> PAGEREF _Toc222388629 \h </w:instrText>
             </w:r>
             <w:r>
               <w:rPr>
@@ -1530,7 +1514,7 @@
               <w:lang w:val="en-GB" w:eastAsia="en-GB"/>
             </w:rPr>
           </w:pPr>
-          <w:hyperlink w:anchor="_Toc221284083" w:history="1">
+          <w:hyperlink w:anchor="_Toc222388630" w:history="1">
             <w:r>
               <w:rPr>
                 <w:rStyle w:val="Hipervnculo"/>
@@ -1558,7 +1542,7 @@
                 <w:noProof/>
                 <w:webHidden/>
               </w:rPr>
-              <w:instrText xml:space="preserve"> PAGEREF _Toc221284083 \h </w:instrText>
+              <w:instrText xml:space="preserve"> PAGEREF _Toc222388630 \h </w:instrText>
             </w:r>
             <w:r>
               <w:rPr>
@@ -1603,7 +1587,7 @@
               <w:lang w:val="en-GB" w:eastAsia="en-GB"/>
             </w:rPr>
           </w:pPr>
-          <w:hyperlink w:anchor="_Toc221284084" w:history="1">
+          <w:hyperlink w:anchor="_Toc222388631" w:history="1">
             <w:r>
               <w:rPr>
                 <w:rStyle w:val="Hipervnculo"/>
@@ -1631,7 +1615,7 @@
                 <w:noProof/>
                 <w:webHidden/>
               </w:rPr>
-              <w:instrText xml:space="preserve"> PAGEREF _Toc221284084 \h </w:instrText>
+              <w:instrText xml:space="preserve"> PAGEREF _Toc222388631 \h </w:instrText>
             </w:r>
             <w:r>
               <w:rPr>
@@ -1651,7 +1635,7 @@
                 <w:noProof/>
                 <w:webHidden/>
               </w:rPr>
-              <w:t>15</w:t>
+              <w:t>16</w:t>
             </w:r>
             <w:r>
               <w:rPr>
@@ -1676,7 +1660,7 @@
               <w:lang w:val="en-GB" w:eastAsia="en-GB"/>
             </w:rPr>
           </w:pPr>
-          <w:hyperlink w:anchor="_Toc221284085" w:history="1">
+          <w:hyperlink w:anchor="_Toc222388632" w:history="1">
             <w:r>
               <w:rPr>
                 <w:rStyle w:val="Hipervnculo"/>
@@ -1704,7 +1688,7 @@
                 <w:noProof/>
                 <w:webHidden/>
               </w:rPr>
-              <w:instrText xml:space="preserve"> PAGEREF _Toc221284085 \h </w:instrText>
+              <w:instrText xml:space="preserve"> PAGEREF _Toc222388632 \h </w:instrText>
             </w:r>
             <w:r>
               <w:rPr>
@@ -1724,7 +1708,7 @@
                 <w:noProof/>
                 <w:webHidden/>
               </w:rPr>
-              <w:t>16</w:t>
+              <w:t>17</w:t>
             </w:r>
             <w:r>
               <w:rPr>
@@ -1749,7 +1733,7 @@
               <w:lang w:val="en-GB" w:eastAsia="en-GB"/>
             </w:rPr>
           </w:pPr>
-          <w:hyperlink w:anchor="_Toc221284086" w:history="1">
+          <w:hyperlink w:anchor="_Toc222388633" w:history="1">
             <w:r>
               <w:rPr>
                 <w:rStyle w:val="Hipervnculo"/>
@@ -1777,7 +1761,7 @@
                 <w:noProof/>
                 <w:webHidden/>
               </w:rPr>
-              <w:instrText xml:space="preserve"> PAGEREF _Toc221284086 \h </w:instrText>
+              <w:instrText xml:space="preserve"> PAGEREF _Toc222388633 \h </w:instrText>
             </w:r>
             <w:r>
               <w:rPr>
@@ -1797,7 +1781,7 @@
                 <w:noProof/>
                 <w:webHidden/>
               </w:rPr>
-              <w:t>17</w:t>
+              <w:t>18</w:t>
             </w:r>
             <w:r>
               <w:rPr>
@@ -1822,7 +1806,7 @@
               <w:lang w:val="en-GB" w:eastAsia="en-GB"/>
             </w:rPr>
           </w:pPr>
-          <w:hyperlink w:anchor="_Toc221284087" w:history="1">
+          <w:hyperlink w:anchor="_Toc222388634" w:history="1">
             <w:r>
               <w:rPr>
                 <w:rStyle w:val="Hipervnculo"/>
@@ -1850,7 +1834,7 @@
                 <w:noProof/>
                 <w:webHidden/>
               </w:rPr>
-              <w:instrText xml:space="preserve"> PAGEREF _Toc221284087 \h </w:instrText>
+              <w:instrText xml:space="preserve"> PAGEREF _Toc222388634 \h </w:instrText>
             </w:r>
             <w:r>
               <w:rPr>
@@ -1870,7 +1854,7 @@
                 <w:noProof/>
                 <w:webHidden/>
               </w:rPr>
-              <w:t>18</w:t>
+              <w:t>19</w:t>
             </w:r>
             <w:r>
               <w:rPr>
@@ -1895,7 +1879,7 @@
               <w:lang w:val="en-GB" w:eastAsia="en-GB"/>
             </w:rPr>
           </w:pPr>
-          <w:hyperlink w:anchor="_Toc221284088" w:history="1">
+          <w:hyperlink w:anchor="_Toc222388635" w:history="1">
             <w:r>
               <w:rPr>
                 <w:rStyle w:val="Hipervnculo"/>
@@ -1923,7 +1907,7 @@
                 <w:noProof/>
                 <w:webHidden/>
               </w:rPr>
-              <w:instrText xml:space="preserve"> PAGEREF _Toc221284088 \h </w:instrText>
+              <w:instrText xml:space="preserve"> PAGEREF _Toc222388635 \h </w:instrText>
             </w:r>
             <w:r>
               <w:rPr>
@@ -1943,7 +1927,7 @@
                 <w:noProof/>
                 <w:webHidden/>
               </w:rPr>
-              <w:t>19</w:t>
+              <w:t>20</w:t>
             </w:r>
             <w:r>
               <w:rPr>
@@ -1968,7 +1952,7 @@
               <w:lang w:val="en-GB" w:eastAsia="en-GB"/>
             </w:rPr>
           </w:pPr>
-          <w:hyperlink w:anchor="_Toc221284089" w:history="1">
+          <w:hyperlink w:anchor="_Toc222388636" w:history="1">
             <w:r>
               <w:rPr>
                 <w:rStyle w:val="Hipervnculo"/>
@@ -1995,7 +1979,7 @@
                 <w:noProof/>
                 <w:webHidden/>
               </w:rPr>
-              <w:instrText xml:space="preserve"> PAGEREF _Toc221284089 \h </w:instrText>
+              <w:instrText xml:space="preserve"> PAGEREF _Toc222388636 \h </w:instrText>
             </w:r>
             <w:r>
               <w:rPr>
@@ -2015,7 +1999,7 @@
                 <w:noProof/>
                 <w:webHidden/>
               </w:rPr>
-              <w:t>20</w:t>
+              <w:t>21</w:t>
             </w:r>
             <w:r>
               <w:rPr>
@@ -2040,7 +2024,7 @@
               <w:lang w:val="en-GB" w:eastAsia="en-GB"/>
             </w:rPr>
           </w:pPr>
-          <w:hyperlink w:anchor="_Toc221284090" w:history="1">
+          <w:hyperlink w:anchor="_Toc222388637" w:history="1">
             <w:r>
               <w:rPr>
                 <w:rStyle w:val="Hipervnculo"/>
@@ -2067,7 +2051,7 @@
                 <w:noProof/>
                 <w:webHidden/>
               </w:rPr>
-              <w:instrText xml:space="preserve"> PAGEREF _Toc221284090 \h </w:instrText>
+              <w:instrText xml:space="preserve"> PAGEREF _Toc222388637 \h </w:instrText>
             </w:r>
             <w:r>
               <w:rPr>
@@ -2087,7 +2071,7 @@
                 <w:noProof/>
                 <w:webHidden/>
               </w:rPr>
-              <w:t>21</w:t>
+              <w:t>22</w:t>
             </w:r>
             <w:r>
               <w:rPr>
@@ -2112,13 +2096,14 @@
               <w:lang w:val="en-GB" w:eastAsia="en-GB"/>
             </w:rPr>
           </w:pPr>
-          <w:hyperlink w:anchor="_Toc221284091" w:history="1">
+          <w:hyperlink w:anchor="_Toc222388638" w:history="1">
             <w:r>
               <w:rPr>
                 <w:rStyle w:val="Hipervnculo"/>
                 <w:noProof/>
-              </w:rPr>
-              <w:t>IDO alignment</w:t>
+                <w:lang w:val="en-GB"/>
+              </w:rPr>
+              <w:t>Jip33 info required spec</w:t>
             </w:r>
             <w:r>
               <w:rPr>
@@ -2139,7 +2124,7 @@
                 <w:noProof/>
                 <w:webHidden/>
               </w:rPr>
-              <w:instrText xml:space="preserve"> PAGEREF _Toc221284091 \h </w:instrText>
+              <w:instrText xml:space="preserve"> PAGEREF _Toc222388638 \h </w:instrText>
             </w:r>
             <w:r>
               <w:rPr>
@@ -2159,7 +2144,226 @@
                 <w:noProof/>
                 <w:webHidden/>
               </w:rPr>
-              <w:t>22</w:t>
+              <w:t>23</w:t>
+            </w:r>
+            <w:r>
+              <w:rPr>
+                <w:noProof/>
+                <w:webHidden/>
+              </w:rPr>
+              <w:fldChar w:fldCharType="end"/>
+            </w:r>
+          </w:hyperlink>
+        </w:p>
+        <w:p>
+          <w:pPr>
+            <w:pStyle w:val="TDC2"/>
+            <w:tabs>
+              <w:tab w:val="right" w:leader="dot" w:pos="9350"/>
+            </w:tabs>
+            <w:rPr>
+              <w:rFonts w:eastAsiaTheme="minorEastAsia"/>
+              <w:noProof/>
+              <w:sz w:val="24"/>
+              <w:szCs w:val="24"/>
+              <w:lang w:val="en-GB" w:eastAsia="en-GB"/>
+            </w:rPr>
+          </w:pPr>
+          <w:hyperlink w:anchor="_Toc222388639" w:history="1">
+            <w:r>
+              <w:rPr>
+                <w:rStyle w:val="Hipervnculo"/>
+                <w:noProof/>
+                <w:lang w:val="en-GB"/>
+              </w:rPr>
+              <w:t>CFIHOS object equivalent mapping</w:t>
+            </w:r>
+            <w:r>
+              <w:rPr>
+                <w:noProof/>
+                <w:webHidden/>
+              </w:rPr>
+              <w:tab/>
+            </w:r>
+            <w:r>
+              <w:rPr>
+                <w:noProof/>
+                <w:webHidden/>
+              </w:rPr>
+              <w:fldChar w:fldCharType="begin"/>
+            </w:r>
+            <w:r>
+              <w:rPr>
+                <w:noProof/>
+                <w:webHidden/>
+              </w:rPr>
+              <w:instrText xml:space="preserve"> PAGEREF _Toc222388639 \h </w:instrText>
+            </w:r>
+            <w:r>
+              <w:rPr>
+                <w:noProof/>
+                <w:webHidden/>
+              </w:rPr>
+            </w:r>
+            <w:r>
+              <w:rPr>
+                <w:noProof/>
+                <w:webHidden/>
+              </w:rPr>
+              <w:fldChar w:fldCharType="separate"/>
+            </w:r>
+            <w:r>
+              <w:rPr>
+                <w:noProof/>
+                <w:webHidden/>
+              </w:rPr>
+              <w:t>23</w:t>
+            </w:r>
+            <w:r>
+              <w:rPr>
+                <w:noProof/>
+                <w:webHidden/>
+              </w:rPr>
+              <w:fldChar w:fldCharType="end"/>
+            </w:r>
+          </w:hyperlink>
+        </w:p>
+        <w:p>
+          <w:pPr>
+            <w:pStyle w:val="TDC2"/>
+            <w:tabs>
+              <w:tab w:val="right" w:leader="dot" w:pos="9350"/>
+            </w:tabs>
+            <w:rPr>
+              <w:rFonts w:eastAsiaTheme="minorEastAsia"/>
+              <w:noProof/>
+              <w:sz w:val="24"/>
+              <w:szCs w:val="24"/>
+              <w:lang w:val="en-GB" w:eastAsia="en-GB"/>
+            </w:rPr>
+          </w:pPr>
+          <w:hyperlink w:anchor="_Toc222388640" w:history="1">
+            <w:r>
+              <w:rPr>
+                <w:rStyle w:val="Hipervnculo"/>
+                <w:noProof/>
+                <w:lang w:val="en-GB"/>
+              </w:rPr>
+              <w:t>RDL Master Object</w:t>
+            </w:r>
+            <w:r>
+              <w:rPr>
+                <w:noProof/>
+                <w:webHidden/>
+              </w:rPr>
+              <w:tab/>
+            </w:r>
+            <w:r>
+              <w:rPr>
+                <w:noProof/>
+                <w:webHidden/>
+              </w:rPr>
+              <w:fldChar w:fldCharType="begin"/>
+            </w:r>
+            <w:r>
+              <w:rPr>
+                <w:noProof/>
+                <w:webHidden/>
+              </w:rPr>
+              <w:instrText xml:space="preserve"> PAGEREF _Toc222388640 \h </w:instrText>
+            </w:r>
+            <w:r>
+              <w:rPr>
+                <w:noProof/>
+                <w:webHidden/>
+              </w:rPr>
+            </w:r>
+            <w:r>
+              <w:rPr>
+                <w:noProof/>
+                <w:webHidden/>
+              </w:rPr>
+              <w:fldChar w:fldCharType="separate"/>
+            </w:r>
+            <w:r>
+              <w:rPr>
+                <w:noProof/>
+                <w:webHidden/>
+              </w:rPr>
+              <w:t>24</w:t>
+            </w:r>
+            <w:r>
+              <w:rPr>
+                <w:noProof/>
+                <w:webHidden/>
+              </w:rPr>
+              <w:fldChar w:fldCharType="end"/>
+            </w:r>
+          </w:hyperlink>
+        </w:p>
+        <w:p>
+          <w:pPr>
+            <w:pStyle w:val="TDC2"/>
+            <w:tabs>
+              <w:tab w:val="right" w:leader="dot" w:pos="9350"/>
+            </w:tabs>
+            <w:rPr>
+              <w:rFonts w:eastAsiaTheme="minorEastAsia"/>
+              <w:noProof/>
+              <w:sz w:val="24"/>
+              <w:szCs w:val="24"/>
+              <w:lang w:val="en-GB" w:eastAsia="en-GB"/>
+            </w:rPr>
+          </w:pPr>
+          <w:hyperlink w:anchor="_Toc222388641" w:history="1">
+            <w:r>
+              <w:rPr>
+                <w:rStyle w:val="Hipervnculo"/>
+                <w:noProof/>
+                <w:lang w:val="en-GB"/>
+              </w:rPr>
+              <w:t>IDO alignment</w:t>
+            </w:r>
+            <w:r>
+              <w:rPr>
+                <w:noProof/>
+                <w:webHidden/>
+              </w:rPr>
+              <w:tab/>
+            </w:r>
+            <w:r>
+              <w:rPr>
+                <w:noProof/>
+                <w:webHidden/>
+              </w:rPr>
+              <w:fldChar w:fldCharType="begin"/>
+            </w:r>
+            <w:r>
+              <w:rPr>
+                <w:noProof/>
+                <w:webHidden/>
+              </w:rPr>
+              <w:instrText xml:space="preserve"> PAGEREF _Toc222388641 \h </w:instrText>
+            </w:r>
+            <w:r>
+              <w:rPr>
+                <w:noProof/>
+                <w:webHidden/>
+              </w:rPr>
+            </w:r>
+            <w:r>
+              <w:rPr>
+                <w:noProof/>
+                <w:webHidden/>
+              </w:rPr>
+              <w:fldChar w:fldCharType="separate"/>
+            </w:r>
+            <w:r>
+              <w:rPr>
+                <w:noProof/>
+                <w:webHidden/>
+              </w:rPr>
+              <w:t>24</w:t>
             </w:r>
             <w:r>
               <w:rPr>
@@ -2223,7 +2427,7 @@
           <w:lang w:val="en-GB"/>
         </w:rPr>
       </w:pPr>
-      <w:bookmarkStart w:id="0" w:name="_Toc221284068"/>
+      <w:bookmarkStart w:id="0" w:name="_Toc222388615"/>
       <w:r>
         <w:rPr>
           <w:rFonts w:ascii="Times New Roman" w:hAnsi="Times New Roman" w:cs="Times New Roman"/>
@@ -2309,7 +2513,7 @@
           <w:lang w:val="en-GB"/>
         </w:rPr>
       </w:pPr>
-      <w:bookmarkStart w:id="1" w:name="_Toc221284069"/>
+      <w:bookmarkStart w:id="1" w:name="_Toc222388616"/>
       <w:r>
         <w:rPr>
           <w:lang w:val="en-GB"/>
@@ -2325,7 +2529,7 @@
           <w:lang w:val="en-GB"/>
         </w:rPr>
       </w:pPr>
-      <w:bookmarkStart w:id="2" w:name="_Toc221284070"/>
+      <w:bookmarkStart w:id="2" w:name="_Toc222388617"/>
       <w:r>
         <w:rPr>
           <w:lang w:val="en-GB"/>
@@ -2380,7 +2584,7 @@
           <w:lang w:val="en-GB"/>
         </w:rPr>
       </w:pPr>
-      <w:bookmarkStart w:id="3" w:name="_Toc221284071"/>
+      <w:bookmarkStart w:id="3" w:name="_Toc222388618"/>
       <w:r>
         <w:rPr>
           <w:lang w:val="en-GB"/>
@@ -2442,7 +2646,7 @@
           <w:lang w:val="en-GB"/>
         </w:rPr>
       </w:pPr>
-      <w:bookmarkStart w:id="4" w:name="_Toc221284072"/>
+      <w:bookmarkStart w:id="4" w:name="_Toc222388619"/>
       <w:r>
         <w:rPr>
           <w:lang w:val="en-GB"/>
@@ -2497,7 +2701,7 @@
           <w:lang w:val="en-GB"/>
         </w:rPr>
       </w:pPr>
-      <w:bookmarkStart w:id="5" w:name="_Toc221284073"/>
+      <w:bookmarkStart w:id="5" w:name="_Toc222388620"/>
       <w:r>
         <w:rPr>
           <w:lang w:val="en-GB"/>
@@ -2513,7 +2717,7 @@
           <w:lang w:val="en-GB"/>
         </w:rPr>
       </w:pPr>
-      <w:bookmarkStart w:id="6" w:name="_Toc221284074"/>
+      <w:bookmarkStart w:id="6" w:name="_Toc222388621"/>
       <w:r>
         <w:rPr>
           <w:lang w:val="en-GB"/>
@@ -2685,7 +2889,7 @@
           <w:lang w:val="en-GB"/>
         </w:rPr>
       </w:pPr>
-      <w:bookmarkStart w:id="7" w:name="_Toc221284075"/>
+      <w:bookmarkStart w:id="7" w:name="_Toc222388622"/>
       <w:r>
         <w:rPr>
           <w:lang w:val="en-GB"/>
@@ -2828,7 +3032,7 @@
           <w:lang w:val="en-GB"/>
         </w:rPr>
       </w:pPr>
-      <w:bookmarkStart w:id="8" w:name="_Toc221284076"/>
+      <w:bookmarkStart w:id="8" w:name="_Toc222388623"/>
       <w:r>
         <w:rPr>
           <w:lang w:val="en-GB"/>
@@ -3566,7 +3770,7 @@
           <w:lang w:val="en-GB"/>
         </w:rPr>
       </w:pPr>
-      <w:bookmarkStart w:id="9" w:name="_Toc221284077"/>
+      <w:bookmarkStart w:id="9" w:name="_Toc222388624"/>
       <w:r>
         <w:rPr>
           <w:lang w:val="en-GB"/>
@@ -3885,7 +4089,7 @@
           <w:lang w:val="en-GB"/>
         </w:rPr>
       </w:pPr>
-      <w:bookmarkStart w:id="10" w:name="_Toc221284078"/>
+      <w:bookmarkStart w:id="10" w:name="_Toc222388625"/>
       <w:r>
         <w:rPr>
           <w:lang w:val="en-GB"/>
@@ -4165,7 +4369,7 @@
           <w:lang w:val="en-GB"/>
         </w:rPr>
       </w:pPr>
-      <w:bookmarkStart w:id="11" w:name="_Toc221284079"/>
+      <w:bookmarkStart w:id="11" w:name="_Toc222388626"/>
       <w:r>
         <w:rPr>
           <w:lang w:val="en-GB"/>
@@ -4713,7 +4917,7 @@
           <w:lang w:val="en-GB"/>
         </w:rPr>
       </w:pPr>
-      <w:bookmarkStart w:id="12" w:name="_Toc221284080"/>
+      <w:bookmarkStart w:id="12" w:name="_Toc222388627"/>
       <w:r>
         <w:rPr>
           <w:lang w:val="en-GB"/>
@@ -5265,7 +5469,7 @@
           <w:lang w:val="en-GB"/>
         </w:rPr>
       </w:pPr>
-      <w:bookmarkStart w:id="13" w:name="_Toc221284081"/>
+      <w:bookmarkStart w:id="13" w:name="_Toc222388628"/>
       <w:r>
         <w:rPr>
           <w:lang w:val="en-GB"/>
@@ -5525,7 +5729,7 @@
           <w:lang w:val="en-GB"/>
         </w:rPr>
       </w:pPr>
-      <w:bookmarkStart w:id="14" w:name="_Toc221284082"/>
+      <w:bookmarkStart w:id="14" w:name="_Toc222388629"/>
       <w:r>
         <w:rPr>
           <w:lang w:val="en-GB"/>
@@ -5845,7 +6049,7 @@
           <w:lang w:val="en-GB"/>
         </w:rPr>
       </w:pPr>
-      <w:bookmarkStart w:id="15" w:name="_Toc221284083"/>
+      <w:bookmarkStart w:id="15" w:name="_Toc222388630"/>
       <w:r>
         <w:rPr>
           <w:lang w:val="en-GB"/>
@@ -5929,7 +6133,7 @@
           <w:lang w:val="en-GB"/>
         </w:rPr>
       </w:pPr>
-      <w:bookmarkStart w:id="16" w:name="_Toc221284084"/>
+      <w:bookmarkStart w:id="16" w:name="_Toc222388631"/>
       <w:r>
         <w:rPr>
           <w:lang w:val="en-GB"/>
@@ -6041,7 +6245,7 @@
         </w:rPr>
         <w:t xml:space="preserve"> </w:t>
       </w:r>
-      <w:hyperlink r:id="rId27" w:history="1">
+      <w:hyperlink r:id="rId27" w:anchor="CFIHOS-00000021" w:history="1">
         <w:r>
           <w:rPr>
             <w:rStyle w:val="Hipervnculo"/>
@@ -6209,7 +6413,7 @@
           <w:lang w:val="en-GB"/>
         </w:rPr>
       </w:pPr>
-      <w:bookmarkStart w:id="17" w:name="_Toc221284085"/>
+      <w:bookmarkStart w:id="17" w:name="_Toc222388632"/>
       <w:r>
         <w:rPr>
           <w:lang w:val="en-GB"/>
@@ -6475,7 +6679,7 @@
           <w:lang w:val="en-GB"/>
         </w:rPr>
       </w:pPr>
-      <w:bookmarkStart w:id="18" w:name="_Toc221284086"/>
+      <w:bookmarkStart w:id="18" w:name="_Toc222388633"/>
       <w:r>
         <w:rPr>
           <w:lang w:val="en-GB"/>
@@ -6607,7 +6811,7 @@
         </w:rPr>
         <w:t xml:space="preserve"> is a subclass of </w:t>
       </w:r>
-      <w:hyperlink r:id="rId32" w:history="1">
+      <w:hyperlink r:id="rId32" w:anchor="CFIHOS-00000027" w:history="1">
         <w:r>
           <w:rPr>
             <w:rStyle w:val="Hipervnculo"/>
@@ -6684,7 +6888,7 @@
           <w:lang w:val="en-GB"/>
         </w:rPr>
       </w:pPr>
-      <w:bookmarkStart w:id="19" w:name="_Toc221284087"/>
+      <w:bookmarkStart w:id="19" w:name="_Toc222388634"/>
       <w:r>
         <w:rPr>
           <w:lang w:val="en-GB"/>
@@ -6790,7 +6994,7 @@
           <w:lang w:val="en-GB"/>
         </w:rPr>
       </w:pPr>
-      <w:bookmarkStart w:id="20" w:name="_Toc221284088"/>
+      <w:bookmarkStart w:id="20" w:name="_Toc222388635"/>
       <w:r>
         <w:rPr>
           <w:lang w:val="en-GB"/>
@@ -6884,7 +7088,7 @@
         </w:rPr>
         <w:t xml:space="preserve"> </w:t>
       </w:r>
-      <w:hyperlink r:id="rId36" w:history="1">
+      <w:hyperlink r:id="rId36" w:anchor="CFIHOS-00000061" w:history="1">
         <w:r>
           <w:rPr>
             <w:rStyle w:val="Hipervnculo"/>
@@ -6971,7 +7175,7 @@
       <w:pPr>
         <w:pStyle w:val="Ttulo2"/>
       </w:pPr>
-      <w:bookmarkStart w:id="21" w:name="_Toc221284089"/>
+      <w:bookmarkStart w:id="21" w:name="_Toc222388636"/>
       <w:r>
         <w:t>Tag or equipment standards</w:t>
       </w:r>
@@ -7076,7 +7280,7 @@
       <w:pPr>
         <w:pStyle w:val="Ttulo2"/>
       </w:pPr>
-      <w:bookmarkStart w:id="22" w:name="_Toc221284090"/>
+      <w:bookmarkStart w:id="22" w:name="_Toc222388637"/>
       <w:r>
         <w:t>Document required per class</w:t>
       </w:r>
@@ -7098,7 +7302,31 @@
         <w:rPr>
           <w:lang w:val="en-US" w:eastAsia="en-US"/>
         </w:rPr>
-        <w:t>. This relationship is modelled as an entity in CFIHOS. Therefore, we have maintained this decision in the OWL version. The worksheet contains the following data:</w:t>
+        <w:t>. This relationship is modelled as an entity</w:t>
+      </w:r>
+      <w:r>
+        <w:rPr>
+          <w:lang w:val="en-US" w:eastAsia="en-US"/>
+        </w:rPr>
+        <w:t xml:space="preserve"> called “</w:t>
+      </w:r>
+      <w:r>
+        <w:rPr>
+          <w:lang w:val="en-US" w:eastAsia="en-US"/>
+        </w:rPr>
+        <w:t>Source standard document and data requirement CFIHOS unique code</w:t>
+      </w:r>
+      <w:r>
+        <w:rPr>
+          <w:lang w:val="en-US" w:eastAsia="en-US"/>
+        </w:rPr>
+        <w:t xml:space="preserve">” </w:t>
+      </w:r>
+      <w:r>
+        <w:rPr>
+          <w:lang w:val="en-US" w:eastAsia="en-US"/>
+        </w:rPr>
+        <w:t xml:space="preserve"> in CFIHOS. Therefore, we have maintained this decision in the OWL version. The worksheet contains the following data:</w:t>
       </w:r>
     </w:p>
     <w:p>
@@ -7113,7 +7341,13 @@
         <w:t xml:space="preserve">CFIHOS identifier for the </w:t>
       </w:r>
       <w:r>
-        <w:t>entity “document required per class”</w:t>
+        <w:t>entity “</w:t>
+      </w:r>
+      <w:r>
+        <w:t>Source standard document and data requirement</w:t>
+      </w:r>
+      <w:r>
+        <w:t>”</w:t>
       </w:r>
     </w:p>
     <w:p>
@@ -7188,7 +7422,7 @@
         </w:rPr>
         <w:t xml:space="preserve">, subclass of </w:t>
       </w:r>
-      <w:hyperlink r:id="rId40" w:history="1">
+      <w:hyperlink r:id="rId40" w:anchor="CFIHOS-00000132" w:history="1">
         <w:r>
           <w:rPr>
             <w:rStyle w:val="Hipervnculo"/>
@@ -7338,7 +7572,93 @@
           <w:lang w:val="en-GB"/>
         </w:rPr>
       </w:pPr>
-      <w:bookmarkStart w:id="23" w:name="_Toc221284091"/>
+      <w:bookmarkStart w:id="23" w:name="_Toc222388638"/>
+      <w:r>
+        <w:rPr>
+          <w:lang w:val="en-GB"/>
+        </w:rPr>
+        <w:t>Jip33 info required spec</w:t>
+      </w:r>
+      <w:bookmarkEnd w:id="23"/>
+    </w:p>
+    <w:p>
+      <w:pPr>
+        <w:rPr>
+          <w:lang w:val="en-GB" w:eastAsia="en-US"/>
+        </w:rPr>
+      </w:pPr>
+      <w:r>
+        <w:rPr>
+          <w:lang w:val="en-GB" w:eastAsia="en-US"/>
+        </w:rPr>
+        <w:t>This worksheet is similar to “document required per class” since it contains a CFIHOS code representing “</w:t>
+      </w:r>
+      <w:r>
+        <w:rPr>
+          <w:lang w:val="en-GB" w:eastAsia="en-US"/>
+        </w:rPr>
+        <w:t>Source standard document and data requirement</w:t>
+      </w:r>
+      <w:r>
+        <w:rPr>
+          <w:lang w:val="en-GB" w:eastAsia="en-US"/>
+        </w:rPr>
+        <w:t xml:space="preserve">”, and it links tags, source standards, and document types. The data here has been treated as the data in </w:t>
+      </w:r>
+      <w:r>
+        <w:rPr>
+          <w:lang w:val="en-GB" w:eastAsia="en-US"/>
+        </w:rPr>
+        <w:t>“document required per class”</w:t>
+      </w:r>
+      <w:r>
+        <w:rPr>
+          <w:lang w:val="en-GB" w:eastAsia="en-US"/>
+        </w:rPr>
+        <w:t xml:space="preserve">, generating subclasses of </w:t>
+      </w:r>
+      <w:hyperlink r:id="rId46" w:anchor="CFIHOS-00000132" w:history="1">
+        <w:r>
+          <w:rPr>
+            <w:rStyle w:val="Hipervnculo"/>
+            <w:lang w:val="en-GB"/>
+          </w:rPr>
+          <w:t>http://infohub.siemens-energy.com/CFIHOS#CFIHOS-00000132</w:t>
+        </w:r>
+      </w:hyperlink>
+      <w:r>
+        <w:rPr>
+          <w:lang w:val="en-GB"/>
+        </w:rPr>
+        <w:t xml:space="preserve"> (</w:t>
+      </w:r>
+      <w:r>
+        <w:rPr>
+          <w:lang w:val="en-GB"/>
+        </w:rPr>
+        <w:t>source standard document and data requirement</w:t>
+      </w:r>
+      <w:r>
+        <w:rPr>
+          <w:lang w:val="en-GB"/>
+        </w:rPr>
+        <w:t>)</w:t>
+      </w:r>
+      <w:r>
+        <w:rPr>
+          <w:lang w:val="en-GB"/>
+        </w:rPr>
+        <w:t xml:space="preserve"> that links all this information.</w:t>
+      </w:r>
+    </w:p>
+    <w:p>
+      <w:pPr>
+        <w:pStyle w:val="Ttulo2"/>
+        <w:rPr>
+          <w:lang w:val="en-GB"/>
+        </w:rPr>
+      </w:pPr>
+      <w:bookmarkStart w:id="24" w:name="_Toc222388639"/>
       <w:r>
         <w:rPr>
           <w:lang w:val="en-GB"/>
@@ -7351,6 +7671,7 @@
         </w:rPr>
         <w:t>ject equivalent mapping</w:t>
       </w:r>
+      <w:bookmarkEnd w:id="24"/>
     </w:p>
     <w:p>
       <w:pPr>
@@ -7461,7 +7782,7 @@
         </w:rPr>
         <w:t xml:space="preserve">Here, the CFIHOS entities were annotated with the equivalent code in the external standard through the annotation property </w:t>
       </w:r>
-      <w:hyperlink r:id="rId46" w:history="1">
+      <w:hyperlink r:id="rId47" w:anchor="CFIHOS-00000052" w:history="1">
         <w:r>
           <w:rPr>
             <w:rStyle w:val="Hipervnculo"/>
@@ -7510,6 +7831,7 @@
       </w:pPr>
       <w:r>
         <w:rPr>
+          <w:noProof/>
           <w:lang w:val="en-GB"/>
         </w:rPr>
         <w:lastRenderedPageBreak/>
@@ -7529,7 +7851,7 @@
                     <pic:cNvPicPr/>
                   </pic:nvPicPr>
                   <pic:blipFill>
-                    <a:blip r:embed="rId47"/>
+                    <a:blip r:embed="rId48"/>
                     <a:stretch>
                       <a:fillRect/>
                     </a:stretch>
@@ -7557,27 +7879,49 @@
           <w:lang w:val="en-GB"/>
         </w:rPr>
       </w:pPr>
+      <w:bookmarkStart w:id="25" w:name="_Toc222388640"/>
       <w:r>
         <w:rPr>
           <w:lang w:val="en-GB"/>
         </w:rPr>
         <w:t>RDL Master Object</w:t>
       </w:r>
+      <w:bookmarkEnd w:id="25"/>
+    </w:p>
+    <w:p>
+      <w:pPr>
+        <w:rPr>
+          <w:lang w:val="en-GB" w:eastAsia="en-US"/>
+        </w:rPr>
+      </w:pPr>
+      <w:r>
+        <w:rPr>
+          <w:lang w:val="en-GB" w:eastAsia="en-US"/>
+        </w:rPr>
+        <w:t>The worksheet entitled “RDL Master Object” contains</w:t>
+      </w:r>
+      <w:r>
+        <w:rPr>
+          <w:lang w:val="en-GB" w:eastAsia="en-US"/>
+        </w:rPr>
+        <w:t>, for each CFIHOS existing code, its name, its description, and its definition file. Since names and descriptions are usually included in the other sheets as well, we used this worksheet to include the name and the description of entities that do not contain them yet.</w:t>
+      </w:r>
     </w:p>
     <w:p>
       <w:pPr>
         <w:pStyle w:val="Ttulo2"/>
         <w:rPr>
-          <w:lang w:val="es-ES"/>
-        </w:rPr>
-      </w:pPr>
-      <w:r>
-        <w:rPr>
-          <w:lang w:val="es-ES"/>
+          <w:lang w:val="en-GB"/>
+        </w:rPr>
+      </w:pPr>
+      <w:bookmarkStart w:id="26" w:name="_Toc222388641"/>
+      <w:r>
+        <w:rPr>
+          <w:lang w:val="en-GB"/>
         </w:rPr>
         <w:t>IDO alignment</w:t>
       </w:r>
-      <w:bookmarkEnd w:id="23"/>
+      <w:bookmarkEnd w:id="26"/>
     </w:p>
     <w:p>
       <w:pPr>
@@ -7667,14 +8011,14 @@
           <w:p>
             <w:pPr>
               <w:rPr>
-                <w:lang w:val="en-US" w:eastAsia="en-US"/>
+                <w:lang w:eastAsia="en-US"/>
               </w:rPr>
             </w:pPr>
             <w:r>
               <w:rPr>
                 <w:b w:val="0"/>
                 <w:bCs w:val="0"/>
-                <w:lang w:val="en-US" w:eastAsia="en-US"/>
+                <w:lang w:eastAsia="en-US"/>
               </w:rPr>
               <w:t>Equipment</w:t>
             </w:r>
@@ -7684,14 +8028,14 @@
               <w:rPr>
                 <w:b w:val="0"/>
                 <w:bCs w:val="0"/>
-                <w:lang w:val="en-US" w:eastAsia="en-US"/>
+                <w:lang w:eastAsia="en-US"/>
               </w:rPr>
             </w:pPr>
             <w:r>
               <w:rPr>
                 <w:b w:val="0"/>
                 <w:bCs w:val="0"/>
-                <w:lang w:val="en-US" w:eastAsia="en-US"/>
+                <w:lang w:eastAsia="en-US"/>
               </w:rPr>
               <w:t>http://infohub.siemens-energy.com/CFIHOS/equipment#CFIHOS-30000311</w:t>
             </w:r>
@@ -7751,6 +8095,7 @@
                 <w:bCs w:val="0"/>
                 <w:lang w:val="en-US" w:eastAsia="en-US"/>
               </w:rPr>
+              <w:lastRenderedPageBreak/>
               <w:t>Tag</w:t>
             </w:r>
           </w:p>
@@ -7803,16 +8148,15 @@
           <w:p>
             <w:pPr>
               <w:rPr>
-                <w:lang w:val="en-US" w:eastAsia="en-US"/>
+                <w:lang w:eastAsia="en-US"/>
               </w:rPr>
             </w:pPr>
             <w:r>
               <w:rPr>
                 <w:b w:val="0"/>
                 <w:bCs w:val="0"/>
-                <w:lang w:val="en-US" w:eastAsia="en-US"/>
-              </w:rPr>
-              <w:lastRenderedPageBreak/>
+                <w:lang w:eastAsia="en-US"/>
+              </w:rPr>
               <w:t>Document type</w:t>
             </w:r>
           </w:p>
@@ -7821,14 +8165,14 @@
               <w:rPr>
                 <w:b w:val="0"/>
                 <w:bCs w:val="0"/>
-                <w:lang w:val="en-US" w:eastAsia="en-US"/>
+                <w:lang w:eastAsia="en-US"/>
               </w:rPr>
             </w:pPr>
             <w:r>
               <w:rPr>
                 <w:b w:val="0"/>
                 <w:bCs w:val="0"/>
-                <w:lang w:val="en-US" w:eastAsia="en-US"/>
+                <w:lang w:eastAsia="en-US"/>
               </w:rPr>
               <w:t>http://infohub.siemens-energy.com/CFIHOS#CFIHOS-00000032</w:t>
             </w:r>
@@ -7865,14 +8209,14 @@
           <w:p>
             <w:pPr>
               <w:rPr>
-                <w:lang w:val="en-US" w:eastAsia="en-US"/>
+                <w:lang w:eastAsia="en-US"/>
               </w:rPr>
             </w:pPr>
             <w:r>
               <w:rPr>
                 <w:b w:val="0"/>
                 <w:bCs w:val="0"/>
-                <w:lang w:val="en-US" w:eastAsia="en-US"/>
+                <w:lang w:eastAsia="en-US"/>
               </w:rPr>
               <w:t>Discipline document type</w:t>
             </w:r>
@@ -7882,14 +8226,14 @@
               <w:rPr>
                 <w:b w:val="0"/>
                 <w:bCs w:val="0"/>
-                <w:lang w:val="en-US" w:eastAsia="en-US"/>
+                <w:lang w:eastAsia="en-US"/>
               </w:rPr>
             </w:pPr>
             <w:r>
               <w:rPr>
                 <w:b w:val="0"/>
                 <w:bCs w:val="0"/>
-                <w:lang w:val="en-US" w:eastAsia="en-US"/>
+                <w:lang w:eastAsia="en-US"/>
               </w:rPr>
               <w:t>http://infohub.siemens-energy.com/CFIHOS#CFIHOS-00000027</w:t>
             </w:r>
@@ -8214,14 +8558,14 @@
           <w:p>
             <w:pPr>
               <w:rPr>
-                <w:lang w:val="en-US" w:eastAsia="en-US"/>
+                <w:lang w:eastAsia="en-US"/>
               </w:rPr>
             </w:pPr>
             <w:r>
               <w:rPr>
                 <w:b w:val="0"/>
                 <w:bCs w:val="0"/>
-                <w:lang w:val="en-US" w:eastAsia="en-US"/>
+                <w:lang w:eastAsia="en-US"/>
               </w:rPr>
               <w:t>Discipline</w:t>
             </w:r>
@@ -8231,14 +8575,14 @@
               <w:rPr>
                 <w:b w:val="0"/>
                 <w:bCs w:val="0"/>
-                <w:lang w:val="en-US" w:eastAsia="en-US"/>
+                <w:lang w:eastAsia="en-US"/>
               </w:rPr>
             </w:pPr>
             <w:r>
               <w:rPr>
                 <w:b w:val="0"/>
                 <w:bCs w:val="0"/>
-                <w:lang w:val="en-US" w:eastAsia="en-US"/>
+                <w:lang w:eastAsia="en-US"/>
               </w:rPr>
               <w:t>http://infohub.siemens-energy.com/CFIHOS#CFIHOS-00000021</w:t>
             </w:r>
@@ -8449,14 +8793,14 @@
           <w:p>
             <w:pPr>
               <w:rPr>
-                <w:lang w:val="en-US" w:eastAsia="en-US"/>
+                <w:lang w:eastAsia="en-US"/>
               </w:rPr>
             </w:pPr>
             <w:r>
               <w:rPr>
                 <w:b w:val="0"/>
                 <w:bCs w:val="0"/>
-                <w:lang w:val="en-US" w:eastAsia="en-US"/>
+                <w:lang w:eastAsia="en-US"/>
               </w:rPr>
               <w:t>Measure</w:t>
             </w:r>
@@ -8466,14 +8810,14 @@
               <w:rPr>
                 <w:b w:val="0"/>
                 <w:bCs w:val="0"/>
-                <w:lang w:val="en-US" w:eastAsia="en-US"/>
+                <w:lang w:eastAsia="en-US"/>
               </w:rPr>
             </w:pPr>
             <w:r>
               <w:rPr>
                 <w:b w:val="0"/>
                 <w:bCs w:val="0"/>
-                <w:lang w:val="en-US" w:eastAsia="en-US"/>
+                <w:lang w:eastAsia="en-US"/>
               </w:rPr>
               <w:t>http://www.ontology-of-units-of-measure.org/resource/om-2/Measure</w:t>
             </w:r>
@@ -8694,7 +9038,14 @@
         <w:rPr>
           <w:lang w:val="en-US" w:eastAsia="en-US"/>
         </w:rPr>
-        <w:t xml:space="preserve"> properties were translated into subclasses of physical quantity, whereas the qualitative ones were translated into subclasses of quality. Then, subclass of axioms included in tag classes that </w:t>
+        <w:t xml:space="preserve"> properties were translated into subclasses of physical quantity, whereas the qualitative ones were translated into subclasses of quality. Then, </w:t>
+      </w:r>
+      <w:r>
+        <w:rPr>
+          <w:lang w:val="en-US" w:eastAsia="en-US"/>
+        </w:rPr>
+        <w:lastRenderedPageBreak/>
+        <w:t xml:space="preserve">subclass of axioms included in tag classes that </w:t>
       </w:r>
       <w:r>
         <w:rPr>
@@ -8748,7 +9099,7 @@
                     <pic:cNvPicPr/>
                   </pic:nvPicPr>
                   <pic:blipFill>
-                    <a:blip r:embed="rId48"/>
+                    <a:blip r:embed="rId49"/>
                     <a:stretch>
                       <a:fillRect/>
                     </a:stretch>
@@ -8793,7 +9144,6 @@
           <w:noProof/>
           <w:lang w:val="en-US" w:eastAsia="en-US"/>
         </w:rPr>
-        <w:lastRenderedPageBreak/>
         <w:drawing>
           <wp:inline distT="0" distB="0" distL="0" distR="0" wp14:anchorId="4A61FED6" wp14:editId="2C7A3D1F">
             <wp:extent cx="2676899" cy="209579"/>
@@ -8810,7 +9160,7 @@
                     <pic:cNvPicPr/>
                   </pic:nvPicPr>
                   <pic:blipFill>
-                    <a:blip r:embed="rId49"/>
+                    <a:blip r:embed="rId50"/>
                     <a:stretch>
                       <a:fillRect/>
                     </a:stretch>
@@ -8889,7 +9239,7 @@
                     <pic:cNvPicPr/>
                   </pic:nvPicPr>
                   <pic:blipFill>
-                    <a:blip r:embed="rId50"/>
+                    <a:blip r:embed="rId51"/>
                     <a:stretch>
                       <a:fillRect/>
                     </a:stretch>
@@ -8934,6 +9284,7 @@
           <w:noProof/>
           <w:lang w:val="en-US" w:eastAsia="en-US"/>
         </w:rPr>
+        <w:lastRenderedPageBreak/>
         <w:drawing>
           <wp:inline distT="0" distB="0" distL="0" distR="0" wp14:anchorId="0D64E8BF" wp14:editId="38CD6685">
             <wp:extent cx="5943600" cy="2308225"/>
@@ -8950,7 +9301,7 @@
                     <pic:cNvPicPr/>
                   </pic:nvPicPr>
                   <pic:blipFill>
-                    <a:blip r:embed="rId51"/>
+                    <a:blip r:embed="rId52"/>
                     <a:stretch>
                       <a:fillRect/>
                     </a:stretch>
@@ -8995,7 +9346,6 @@
           <w:noProof/>
           <w:lang w:val="en-US" w:eastAsia="en-US"/>
         </w:rPr>
-        <w:lastRenderedPageBreak/>
         <w:drawing>
           <wp:inline distT="0" distB="0" distL="0" distR="0" wp14:anchorId="5653C372" wp14:editId="4DA27E72">
             <wp:extent cx="2838846" cy="819264"/>
@@ -9012,7 +9362,7 @@
                     <pic:cNvPicPr/>
                   </pic:nvPicPr>
                   <pic:blipFill>
-                    <a:blip r:embed="rId52"/>
+                    <a:blip r:embed="rId53"/>
                     <a:stretch>
                       <a:fillRect/>
                     </a:stretch>
@@ -9073,7 +9423,7 @@
                     <pic:cNvPicPr/>
                   </pic:nvPicPr>
                   <pic:blipFill>
-                    <a:blip r:embed="rId53"/>
+                    <a:blip r:embed="rId54"/>
                     <a:stretch>
                       <a:fillRect/>
                     </a:stretch>
@@ -9118,6 +9468,7 @@
           <w:noProof/>
           <w:lang w:val="en-US" w:eastAsia="en-US"/>
         </w:rPr>
+        <w:lastRenderedPageBreak/>
         <w:drawing>
           <wp:inline distT="0" distB="0" distL="0" distR="0" wp14:anchorId="37028CD2" wp14:editId="0DB79286">
             <wp:extent cx="5943600" cy="5353050"/>
@@ -9134,7 +9485,7 @@
                     <pic:cNvPicPr/>
                   </pic:nvPicPr>
                   <pic:blipFill>
-                    <a:blip r:embed="rId54"/>
+                    <a:blip r:embed="rId55"/>
                     <a:stretch>
                       <a:fillRect/>
                     </a:stretch>
@@ -9179,7 +9530,6 @@
           <w:noProof/>
           <w:lang w:val="en-US" w:eastAsia="en-US"/>
         </w:rPr>
-        <w:lastRenderedPageBreak/>
         <w:drawing>
           <wp:inline distT="0" distB="0" distL="0" distR="0" wp14:anchorId="6C16DA79" wp14:editId="0536D26A">
             <wp:extent cx="5943600" cy="2524760"/>
@@ -9196,7 +9546,7 @@
                     <pic:cNvPicPr/>
                   </pic:nvPicPr>
                   <pic:blipFill>
-                    <a:blip r:embed="rId55"/>
+                    <a:blip r:embed="rId56"/>
                     <a:stretch>
                       <a:fillRect/>
                     </a:stretch>
@@ -9227,7 +9577,379 @@
         <w:rPr>
           <w:lang w:val="en-US" w:eastAsia="en-US"/>
         </w:rPr>
+        <w:lastRenderedPageBreak/>
         <w:t>The ontology aligning CFIHOS and IDO provides both mechanisms to define data.</w:t>
+      </w:r>
+    </w:p>
+    <w:p>
+      <w:pPr>
+        <w:pStyle w:val="Ttulo1"/>
+      </w:pPr>
+      <w:r>
+        <w:t>Examples</w:t>
+      </w:r>
+    </w:p>
+    <w:p>
+      <w:pPr>
+        <w:rPr>
+          <w:lang w:val="en-US" w:eastAsia="en-US"/>
+        </w:rPr>
+      </w:pPr>
+      <w:r>
+        <w:rPr>
+          <w:lang w:val="en-US" w:eastAsia="en-US"/>
+        </w:rPr>
+        <w:t xml:space="preserve">Here we provide several examples. Each one can be modelled by using quality classes, or use object properties as a </w:t>
+      </w:r>
+      <w:r>
+        <w:rPr>
+          <w:lang w:val="en-US" w:eastAsia="en-US"/>
+        </w:rPr>
+        <w:t>shortcut</w:t>
+      </w:r>
+      <w:r>
+        <w:rPr>
+          <w:lang w:val="en-US" w:eastAsia="en-US"/>
+        </w:rPr>
+        <w:t xml:space="preserve"> as defined in the IDO alignment section.</w:t>
+      </w:r>
+    </w:p>
+    <w:p>
+      <w:pPr>
+        <w:pStyle w:val="Ttulo2"/>
+      </w:pPr>
+      <w:r>
+        <w:t>Example 1: p</w:t>
+      </w:r>
+      <w:r>
+        <w:t>ower cable 1 has a length of 30 meters</w:t>
+      </w:r>
+    </w:p>
+    <w:p>
+      <w:pPr>
+        <w:rPr>
+          <w:lang w:val="en-US" w:eastAsia="en-US"/>
+        </w:rPr>
+      </w:pPr>
+      <w:r>
+        <w:rPr>
+          <w:lang w:val="en-US" w:eastAsia="en-US"/>
+        </w:rPr>
+        <w:t>This example describes how to represent a power cable that has a length of 30 meters, which makes use of the quantitative property “length”. The first option is to use an object property representing the length, which is already present in CFIHOS. Next, the example is depicted as a graph, where ontology classes are represented as blue ellipses, instances are represented as purple ellipses, and primitive types are represented in green rectangles:</w:t>
+      </w:r>
+    </w:p>
+    <w:p>
+      <w:pPr>
+        <w:rPr>
+          <w:lang w:val="en-US" w:eastAsia="en-US"/>
+        </w:rPr>
+      </w:pPr>
+    </w:p>
+    <w:p>
+      <w:pPr>
+        <w:rPr>
+          <w:lang w:val="en-US" w:eastAsia="en-US"/>
+        </w:rPr>
+      </w:pPr>
+      <w:r>
+        <w:rPr>
+          <w:noProof/>
+        </w:rPr>
+        <w:drawing>
+          <wp:inline distT="0" distB="0" distL="0" distR="0" wp14:anchorId="6508B04E" wp14:editId="2C54C5CA">
+            <wp:extent cx="5220335" cy="3848735"/>
+            <wp:effectExtent l="0" t="0" r="0" b="0"/>
+            <wp:docPr id="464277620" name="Imagen 4" descr="Diagrama&#10;&#10;El contenido generado por IA puede ser incorrecto."/>
+            <wp:cNvGraphicFramePr>
+              <a:graphicFrameLocks xmlns:a="http://schemas.openxmlformats.org/drawingml/2006/main" noChangeAspect="1"/>
+            </wp:cNvGraphicFramePr>
+            <a:graphic xmlns:a="http://schemas.openxmlformats.org/drawingml/2006/main">
+              <a:graphicData uri="http://schemas.openxmlformats.org/drawingml/2006/picture">
+                <pic:pic xmlns:pic="http://schemas.openxmlformats.org/drawingml/2006/picture">
+                  <pic:nvPicPr>
+                    <pic:cNvPr id="464277620" name="Imagen 4" descr="Diagrama&#10;&#10;El contenido generado por IA puede ser incorrecto."/>
+                    <pic:cNvPicPr>
+                      <a:picLocks noChangeAspect="1" noChangeArrowheads="1"/>
+                    </pic:cNvPicPr>
+                  </pic:nvPicPr>
+                  <pic:blipFill>
+                    <a:blip r:embed="rId57" cstate="print">
+                      <a:extLst>
+                        <a:ext uri="{28A0092B-C50C-407E-A947-70E740481C1C}">
+                          <a14:useLocalDpi xmlns:a14="http://schemas.microsoft.com/office/drawing/2010/main" val="0"/>
+                        </a:ext>
+                      </a:extLst>
+                    </a:blip>
+                    <a:srcRect/>
+                    <a:stretch>
+                      <a:fillRect/>
+                    </a:stretch>
+                  </pic:blipFill>
+                  <pic:spPr bwMode="auto">
+                    <a:xfrm>
+                      <a:off x="0" y="0"/>
+                      <a:ext cx="5220335" cy="3848735"/>
+                    </a:xfrm>
+                    <a:prstGeom prst="rect">
+                      <a:avLst/>
+                    </a:prstGeom>
+                    <a:noFill/>
+                    <a:ln>
+                      <a:noFill/>
+                    </a:ln>
+                  </pic:spPr>
+                </pic:pic>
+              </a:graphicData>
+            </a:graphic>
+          </wp:inline>
+        </w:drawing>
+      </w:r>
+    </w:p>
+    <w:p>
+      <w:pPr>
+        <w:rPr>
+          <w:lang w:val="en-US" w:eastAsia="en-US"/>
+        </w:rPr>
+      </w:pPr>
+      <w:r>
+        <w:rPr>
+          <w:lang w:val="en-US" w:eastAsia="en-US"/>
+        </w:rPr>
+        <w:t>This example can also be modelled by using qualities classes representing properties instead of using object properties, being compliant with the IDO patterns</w:t>
+      </w:r>
+      <w:r>
+        <w:rPr>
+          <w:lang w:val="en-US" w:eastAsia="en-US"/>
+        </w:rPr>
+        <w:t>. The resulting modelling is described in the following figure:</w:t>
+      </w:r>
+    </w:p>
+    <w:p>
+      <w:pPr>
+        <w:rPr>
+          <w:lang w:val="en-US" w:eastAsia="en-US"/>
+        </w:rPr>
+      </w:pPr>
+      <w:r>
+        <w:rPr>
+          <w:noProof/>
+        </w:rPr>
+        <w:lastRenderedPageBreak/>
+        <w:drawing>
+          <wp:inline distT="0" distB="0" distL="0" distR="0" wp14:anchorId="2A5AF661" wp14:editId="1FCA3B61">
+            <wp:extent cx="5943600" cy="3244850"/>
+            <wp:effectExtent l="0" t="0" r="0" b="0"/>
+            <wp:docPr id="1432728479" name="Imagen 5" descr="Diagrama&#10;&#10;El contenido generado por IA puede ser incorrecto."/>
+            <wp:cNvGraphicFramePr>
+              <a:graphicFrameLocks xmlns:a="http://schemas.openxmlformats.org/drawingml/2006/main" noChangeAspect="1"/>
+            </wp:cNvGraphicFramePr>
+            <a:graphic xmlns:a="http://schemas.openxmlformats.org/drawingml/2006/main">
+              <a:graphicData uri="http://schemas.openxmlformats.org/drawingml/2006/picture">
+                <pic:pic xmlns:pic="http://schemas.openxmlformats.org/drawingml/2006/picture">
+                  <pic:nvPicPr>
+                    <pic:cNvPr id="1432728479" name="Imagen 5" descr="Diagrama&#10;&#10;El contenido generado por IA puede ser incorrecto."/>
+                    <pic:cNvPicPr>
+                      <a:picLocks noChangeAspect="1" noChangeArrowheads="1"/>
+                    </pic:cNvPicPr>
+                  </pic:nvPicPr>
+                  <pic:blipFill>
+                    <a:blip r:embed="rId58" cstate="print">
+                      <a:extLst>
+                        <a:ext uri="{28A0092B-C50C-407E-A947-70E740481C1C}">
+                          <a14:useLocalDpi xmlns:a14="http://schemas.microsoft.com/office/drawing/2010/main" val="0"/>
+                        </a:ext>
+                      </a:extLst>
+                    </a:blip>
+                    <a:srcRect/>
+                    <a:stretch>
+                      <a:fillRect/>
+                    </a:stretch>
+                  </pic:blipFill>
+                  <pic:spPr bwMode="auto">
+                    <a:xfrm>
+                      <a:off x="0" y="0"/>
+                      <a:ext cx="5943600" cy="3244850"/>
+                    </a:xfrm>
+                    <a:prstGeom prst="rect">
+                      <a:avLst/>
+                    </a:prstGeom>
+                    <a:noFill/>
+                    <a:ln>
+                      <a:noFill/>
+                    </a:ln>
+                  </pic:spPr>
+                </pic:pic>
+              </a:graphicData>
+            </a:graphic>
+          </wp:inline>
+        </w:drawing>
+      </w:r>
+    </w:p>
+    <w:p>
+      <w:pPr>
+        <w:pStyle w:val="Ttulo2"/>
+      </w:pPr>
+      <w:r>
+        <w:t>Example 2: power cable 1 has an explosion protection temperature class of T1</w:t>
+      </w:r>
+    </w:p>
+    <w:p>
+      <w:pPr>
+        <w:rPr>
+          <w:lang w:val="en-US" w:eastAsia="en-US"/>
+        </w:rPr>
+      </w:pPr>
+      <w:r>
+        <w:rPr>
+          <w:lang w:val="en-US" w:eastAsia="en-US"/>
+        </w:rPr>
+        <w:t>This example describes how to model a power cable that has an explosion protection temperature class of T1</w:t>
+      </w:r>
+      <w:r>
+        <w:rPr>
+          <w:lang w:val="en-US" w:eastAsia="en-US"/>
+        </w:rPr>
+        <w:t>, which makes use of the qualitative property “explosion protection temperature class”, whose possible values are defined in the corresponding picklist.</w:t>
+      </w:r>
+      <w:r>
+        <w:rPr>
+          <w:lang w:val="en-US" w:eastAsia="en-US"/>
+        </w:rPr>
+        <w:t xml:space="preserve"> The next figure shows how to model this scenario by using an object property:</w:t>
+      </w:r>
+    </w:p>
+    <w:p>
+      <w:pPr>
+        <w:rPr>
+          <w:lang w:val="en-US" w:eastAsia="en-US"/>
+        </w:rPr>
+      </w:pPr>
+      <w:r>
+        <w:rPr>
+          <w:noProof/>
+        </w:rPr>
+        <w:drawing>
+          <wp:inline distT="0" distB="0" distL="0" distR="0" wp14:anchorId="0774E62D" wp14:editId="3E367582">
+            <wp:extent cx="3848735" cy="2541270"/>
+            <wp:effectExtent l="0" t="0" r="0" b="0"/>
+            <wp:docPr id="1370320320" name="Imagen 6" descr="Interfaz de usuario gráfica, Aplicación&#10;&#10;El contenido generado por IA puede ser incorrecto."/>
+            <wp:cNvGraphicFramePr>
+              <a:graphicFrameLocks xmlns:a="http://schemas.openxmlformats.org/drawingml/2006/main" noChangeAspect="1"/>
+            </wp:cNvGraphicFramePr>
+            <a:graphic xmlns:a="http://schemas.openxmlformats.org/drawingml/2006/main">
+              <a:graphicData uri="http://schemas.openxmlformats.org/drawingml/2006/picture">
+                <pic:pic xmlns:pic="http://schemas.openxmlformats.org/drawingml/2006/picture">
+                  <pic:nvPicPr>
+                    <pic:cNvPr id="1370320320" name="Imagen 6" descr="Interfaz de usuario gráfica, Aplicación&#10;&#10;El contenido generado por IA puede ser incorrecto."/>
+                    <pic:cNvPicPr>
+                      <a:picLocks noChangeAspect="1" noChangeArrowheads="1"/>
+                    </pic:cNvPicPr>
+                  </pic:nvPicPr>
+                  <pic:blipFill>
+                    <a:blip r:embed="rId59" cstate="print">
+                      <a:extLst>
+                        <a:ext uri="{28A0092B-C50C-407E-A947-70E740481C1C}">
+                          <a14:useLocalDpi xmlns:a14="http://schemas.microsoft.com/office/drawing/2010/main" val="0"/>
+                        </a:ext>
+                      </a:extLst>
+                    </a:blip>
+                    <a:srcRect/>
+                    <a:stretch>
+                      <a:fillRect/>
+                    </a:stretch>
+                  </pic:blipFill>
+                  <pic:spPr bwMode="auto">
+                    <a:xfrm>
+                      <a:off x="0" y="0"/>
+                      <a:ext cx="3848735" cy="2541270"/>
+                    </a:xfrm>
+                    <a:prstGeom prst="rect">
+                      <a:avLst/>
+                    </a:prstGeom>
+                    <a:noFill/>
+                    <a:ln>
+                      <a:noFill/>
+                    </a:ln>
+                  </pic:spPr>
+                </pic:pic>
+              </a:graphicData>
+            </a:graphic>
+          </wp:inline>
+        </w:drawing>
+      </w:r>
+    </w:p>
+    <w:p>
+      <w:pPr>
+        <w:rPr>
+          <w:lang w:val="en-US" w:eastAsia="en-US"/>
+        </w:rPr>
+      </w:pPr>
+      <w:r>
+        <w:rPr>
+          <w:lang w:val="en-US" w:eastAsia="en-US"/>
+        </w:rPr>
+        <w:t>The following figure shows the same information modelled according to the IDO patterns by using quality classes:</w:t>
+      </w:r>
+    </w:p>
+    <w:p>
+      <w:pPr>
+        <w:rPr>
+          <w:lang w:val="en-US" w:eastAsia="en-US"/>
+        </w:rPr>
+      </w:pPr>
+      <w:r>
+        <w:rPr>
+          <w:noProof/>
+        </w:rPr>
+        <w:lastRenderedPageBreak/>
+        <w:drawing>
+          <wp:inline distT="0" distB="0" distL="0" distR="0" wp14:anchorId="2B8A00BD" wp14:editId="071EA898">
+            <wp:extent cx="5039995" cy="2381885"/>
+            <wp:effectExtent l="0" t="0" r="8255" b="0"/>
+            <wp:docPr id="1582790014" name="Imagen 7" descr="Diagrama, Escala de tiempo&#10;&#10;El contenido generado por IA puede ser incorrecto."/>
+            <wp:cNvGraphicFramePr>
+              <a:graphicFrameLocks xmlns:a="http://schemas.openxmlformats.org/drawingml/2006/main" noChangeAspect="1"/>
+            </wp:cNvGraphicFramePr>
+            <a:graphic xmlns:a="http://schemas.openxmlformats.org/drawingml/2006/main">
+              <a:graphicData uri="http://schemas.openxmlformats.org/drawingml/2006/picture">
+                <pic:pic xmlns:pic="http://schemas.openxmlformats.org/drawingml/2006/picture">
+                  <pic:nvPicPr>
+                    <pic:cNvPr id="1582790014" name="Imagen 7" descr="Diagrama, Escala de tiempo&#10;&#10;El contenido generado por IA puede ser incorrecto."/>
+                    <pic:cNvPicPr>
+                      <a:picLocks noChangeAspect="1" noChangeArrowheads="1"/>
+                    </pic:cNvPicPr>
+                  </pic:nvPicPr>
+                  <pic:blipFill>
+                    <a:blip r:embed="rId60" cstate="print">
+                      <a:extLst>
+                        <a:ext uri="{28A0092B-C50C-407E-A947-70E740481C1C}">
+                          <a14:useLocalDpi xmlns:a14="http://schemas.microsoft.com/office/drawing/2010/main" val="0"/>
+                        </a:ext>
+                      </a:extLst>
+                    </a:blip>
+                    <a:srcRect/>
+                    <a:stretch>
+                      <a:fillRect/>
+                    </a:stretch>
+                  </pic:blipFill>
+                  <pic:spPr bwMode="auto">
+                    <a:xfrm>
+                      <a:off x="0" y="0"/>
+                      <a:ext cx="5039995" cy="2381885"/>
+                    </a:xfrm>
+                    <a:prstGeom prst="rect">
+                      <a:avLst/>
+                    </a:prstGeom>
+                    <a:noFill/>
+                    <a:ln>
+                      <a:noFill/>
+                    </a:ln>
+                  </pic:spPr>
+                </pic:pic>
+              </a:graphicData>
+            </a:graphic>
+          </wp:inline>
+        </w:drawing>
       </w:r>
     </w:p>
     <w:sectPr>
@@ -21258,6 +21980,37 @@
 </file>
 
 <file path=customXml/item1.xml><?xml version="1.0" encoding="utf-8"?>
+<?mso-contentType ?>
+<FormTemplates xmlns="http://schemas.microsoft.com/sharepoint/v3/contenttype/forms">
+  <Display>DocumentLibraryForm</Display>
+  <Edit>DocumentLibraryForm</Edit>
+  <New>DocumentLibraryForm</New>
+</FormTemplates>
+</file>
+
+<file path=customXml/item2.xml><?xml version="1.0" encoding="utf-8"?>
+<b:Sources xmlns:b="http://schemas.openxmlformats.org/officeDocument/2006/bibliography" xmlns="http://schemas.openxmlformats.org/officeDocument/2006/bibliography" SelectedStyle="\APASixthEditionOfficeOnline.xsl" StyleName="APA" Version="6"/>
+</file>
+
+<file path=customXml/item3.xml><?xml version="1.0" encoding="utf-8"?>
+<p:properties xmlns:p="http://schemas.microsoft.com/office/2006/metadata/properties" xmlns:xsi="http://www.w3.org/2001/XMLSchema-instance" xmlns:pc="http://schemas.microsoft.com/office/infopath/2007/PartnerControls">
+  <documentManagement>
+    <lcf76f155ced4ddcb4097134ff3c332f xmlns="acde14ed-0fa1-45d8-93dc-065b3f795135">
+      <Terms xmlns="http://schemas.microsoft.com/office/infopath/2007/PartnerControls"/>
+    </lcf76f155ced4ddcb4097134ff3c332f>
+    <TaxCatchAll xmlns="fbcb92d3-a758-455b-badc-0015abcfa815" xsi:nil="true"/>
+    <SharedWithUsers xmlns="fbcb92d3-a758-455b-badc-0015abcfa815">
+      <UserInfo>
+        <DisplayName>Rivett, Pete (ext)</DisplayName>
+        <AccountId>224</AccountId>
+        <AccountType/>
+      </UserInfo>
+    </SharedWithUsers>
+  </documentManagement>
+</p:properties>
+</file>
+
+<file path=customXml/item4.xml><?xml version="1.0" encoding="utf-8"?>
 <ct:contentTypeSchema xmlns:ct="http://schemas.microsoft.com/office/2006/metadata/contentType" xmlns:ma="http://schemas.microsoft.com/office/2006/metadata/properties/metaAttributes" ct:_="" ma:_="" ma:contentTypeName="Document" ma:contentTypeID="0x010100A4A8550E4B81C0499914095BDEACEDFD" ma:contentTypeVersion="15" ma:contentTypeDescription="Create a new document." ma:contentTypeScope="" ma:versionID="1c4b826b98ca86b32ba23e24aa223bd5">
   <xsd:schema xmlns:xsd="http://www.w3.org/2001/XMLSchema" xmlns:xs="http://www.w3.org/2001/XMLSchema" xmlns:p="http://schemas.microsoft.com/office/2006/metadata/properties" xmlns:ns2="acde14ed-0fa1-45d8-93dc-065b3f795135" xmlns:ns3="fbcb92d3-a758-455b-badc-0015abcfa815" targetNamespace="http://schemas.microsoft.com/office/2006/metadata/properties" ma:root="true" ma:fieldsID="b8d73324af71241bdfc4e9dbffe2f723" ns2:_="" ns3:_="">
     <xsd:import namespace="acde14ed-0fa1-45d8-93dc-065b3f795135"/>
@@ -21492,38 +22245,34 @@
 </ct:contentTypeSchema>
 </file>
 
-<file path=customXml/item2.xml><?xml version="1.0" encoding="utf-8"?>
-<?mso-contentType ?>
-<FormTemplates xmlns="http://schemas.microsoft.com/sharepoint/v3/contenttype/forms">
-  <Display>DocumentLibraryForm</Display>
-  <Edit>DocumentLibraryForm</Edit>
-  <New>DocumentLibraryForm</New>
-</FormTemplates>
+<file path=customXml/itemProps1.xml><?xml version="1.0" encoding="utf-8"?>
+<ds:datastoreItem xmlns:ds="http://schemas.openxmlformats.org/officeDocument/2006/customXml" ds:itemID="{CF3E1E0C-E44E-4AE1-8775-C306A03B3BB5}">
+  <ds:schemaRefs>
+    <ds:schemaRef ds:uri="http://schemas.microsoft.com/sharepoint/v3/contenttype/forms"/>
+  </ds:schemaRefs>
+</ds:datastoreItem>
 </file>
 
-<file path=customXml/item3.xml><?xml version="1.0" encoding="utf-8"?>
-<p:properties xmlns:p="http://schemas.microsoft.com/office/2006/metadata/properties" xmlns:xsi="http://www.w3.org/2001/XMLSchema-instance" xmlns:pc="http://schemas.microsoft.com/office/infopath/2007/PartnerControls">
-  <documentManagement>
-    <lcf76f155ced4ddcb4097134ff3c332f xmlns="acde14ed-0fa1-45d8-93dc-065b3f795135">
-      <Terms xmlns="http://schemas.microsoft.com/office/infopath/2007/PartnerControls"/>
-    </lcf76f155ced4ddcb4097134ff3c332f>
-    <TaxCatchAll xmlns="fbcb92d3-a758-455b-badc-0015abcfa815" xsi:nil="true"/>
-    <SharedWithUsers xmlns="fbcb92d3-a758-455b-badc-0015abcfa815">
-      <UserInfo>
-        <DisplayName>Rivett, Pete (ext)</DisplayName>
-        <AccountId>224</AccountId>
-        <AccountType/>
-      </UserInfo>
-    </SharedWithUsers>
-  </documentManagement>
-</p:properties>
+<file path=customXml/itemProps2.xml><?xml version="1.0" encoding="utf-8"?>
+<ds:datastoreItem xmlns:ds="http://schemas.openxmlformats.org/officeDocument/2006/customXml" ds:itemID="{D6D43FF4-CB44-4E95-A9DE-C9CABA343DB4}">
+  <ds:schemaRefs>
+    <ds:schemaRef ds:uri="http://schemas.openxmlformats.org/officeDocument/2006/bibliography"/>
+  </ds:schemaRefs>
+</ds:datastoreItem>
 </file>
 
-<file path=customXml/item4.xml><?xml version="1.0" encoding="utf-8"?>
-<b:Sources xmlns:b="http://schemas.openxmlformats.org/officeDocument/2006/bibliography" xmlns="http://schemas.openxmlformats.org/officeDocument/2006/bibliography" SelectedStyle="\APASixthEditionOfficeOnline.xsl" StyleName="APA" Version="6"/>
+<file path=customXml/itemProps3.xml><?xml version="1.0" encoding="utf-8"?>
+<ds:datastoreItem xmlns:ds="http://schemas.openxmlformats.org/officeDocument/2006/customXml" ds:itemID="{25BFC74E-4FB7-431A-96AE-862678FF6F94}">
+  <ds:schemaRefs>
+    <ds:schemaRef ds:uri="http://schemas.microsoft.com/office/2006/metadata/properties"/>
+    <ds:schemaRef ds:uri="http://schemas.microsoft.com/office/infopath/2007/PartnerControls"/>
+    <ds:schemaRef ds:uri="acde14ed-0fa1-45d8-93dc-065b3f795135"/>
+    <ds:schemaRef ds:uri="fbcb92d3-a758-455b-badc-0015abcfa815"/>
+  </ds:schemaRefs>
+</ds:datastoreItem>
 </file>
 
-<file path=customXml/itemProps1.xml><?xml version="1.0" encoding="utf-8"?>
+<file path=customXml/itemProps4.xml><?xml version="1.0" encoding="utf-8"?>
 <ds:datastoreItem xmlns:ds="http://schemas.openxmlformats.org/officeDocument/2006/customXml" ds:itemID="{0AF59CB9-7448-421F-AC3D-18D95CC91684}">
   <ds:schemaRefs>
     <ds:schemaRef ds:uri="http://schemas.microsoft.com/office/2006/metadata/contentType"/>
@@ -21540,31 +22289,4 @@
     <ds:schemaRef ds:uri="http://schemas.microsoft.com/internal/obd"/>
   </ds:schemaRefs>
 </ds:datastoreItem>
-</file>
-
-<file path=customXml/itemProps2.xml><?xml version="1.0" encoding="utf-8"?>
-<ds:datastoreItem xmlns:ds="http://schemas.openxmlformats.org/officeDocument/2006/customXml" ds:itemID="{CF3E1E0C-E44E-4AE1-8775-C306A03B3BB5}">
-  <ds:schemaRefs>
-    <ds:schemaRef ds:uri="http://schemas.microsoft.com/sharepoint/v3/contenttype/forms"/>
-  </ds:schemaRefs>
-</ds:datastoreItem>
-</file>
-
-<file path=customXml/itemProps3.xml><?xml version="1.0" encoding="utf-8"?>
-<ds:datastoreItem xmlns:ds="http://schemas.openxmlformats.org/officeDocument/2006/customXml" ds:itemID="{25BFC74E-4FB7-431A-96AE-862678FF6F94}">
-  <ds:schemaRefs>
-    <ds:schemaRef ds:uri="http://schemas.microsoft.com/office/2006/metadata/properties"/>
-    <ds:schemaRef ds:uri="http://schemas.microsoft.com/office/infopath/2007/PartnerControls"/>
-    <ds:schemaRef ds:uri="acde14ed-0fa1-45d8-93dc-065b3f795135"/>
-    <ds:schemaRef ds:uri="fbcb92d3-a758-455b-badc-0015abcfa815"/>
-  </ds:schemaRefs>
-</ds:datastoreItem>
-</file>
-
-<file path=customXml/itemProps4.xml><?xml version="1.0" encoding="utf-8"?>
-<ds:datastoreItem xmlns:ds="http://schemas.openxmlformats.org/officeDocument/2006/customXml" ds:itemID="{D6D43FF4-CB44-4E95-A9DE-C9CABA343DB4}">
-  <ds:schemaRefs>
-    <ds:schemaRef ds:uri="http://schemas.openxmlformats.org/officeDocument/2006/bibliography"/>
-  </ds:schemaRefs>
-</ds:datastoreItem>
 </file>